--- a/spa/docx/023.content.docx
+++ b/spa/docx/023.content.docx
@@ -421,607 +421,535 @@
           <w:lang w:val="es_ES" w:bidi="es_ES"/>
         </w:rPr>
       </w:r>
+      <w:r>
+        <w:rPr>
+          <w:lang w:val="es_ES" w:bidi="es_ES"/>
+        </w:rPr>
+        <w:t>ROM 15:9</w:t>
+      </w:r>
+      <w:r>
+        <w:rPr>
+          <w:lang w:val="es_ES" w:bidi="es_ES"/>
+        </w:rPr>
+        <w:t xml:space="preserve"> · </w:t>
+      </w:r>
+      <w:r>
+        <w:rPr>
+          <w:lang w:val="es_ES" w:bidi="es_ES"/>
+        </w:rPr>
+        <w:t>1CO 14:15</w:t>
+      </w:r>
+      <w:r>
+        <w:rPr>
+          <w:lang w:val="es_ES" w:bidi="es_ES"/>
+        </w:rPr>
+        <w:t xml:space="preserve"> · </w:t>
+      </w:r>
+      <w:r>
+        <w:rPr>
+          <w:lang w:val="es_ES" w:bidi="es_ES"/>
+        </w:rPr>
+        <w:t>1CO 14:15</w:t>
+      </w:r>
+      <w:r>
+        <w:rPr>
+          <w:lang w:val="es_ES" w:bidi="es_ES"/>
+        </w:rPr>
+        <w:t xml:space="preserve"> · </w:t>
+      </w:r>
+      <w:r>
+        <w:rPr>
+          <w:lang w:val="es_ES" w:bidi="es_ES"/>
+        </w:rPr>
+        <w:t>EPH 5:19</w:t>
+      </w:r>
+      <w:r>
+        <w:rPr>
+          <w:lang w:val="es_ES" w:bidi="es_ES"/>
+        </w:rPr>
+        <w:t xml:space="preserve"> · </w:t>
+      </w:r>
+      <w:r>
+        <w:rPr>
+          <w:lang w:val="es_ES" w:bidi="es_ES"/>
+        </w:rPr>
+        <w:t>JAS 5:13</w:t>
+      </w:r>
+      <w:r>
+        <w:rPr>
+          <w:lang w:val="es_ES" w:bidi="es_ES"/>
+        </w:rPr>
+      </w:r>
+      <w:r>
+        <w:rPr>
+          <w:lang w:val="es_ES" w:bidi="es_ES"/>
+        </w:rPr>
+      </w:r>
+    </w:p>
+    <w:p>
+      <w:pPr/>
+      <w:r>
+        <w:rPr>
+          <w:lang w:val="es_ES" w:bidi="es_ES"/>
+        </w:rPr>
+      </w:r>
+    </w:p>
+    <w:p>
+      <w:pPr>
+        <w:pStyle w:val="Heading2"/>
+      </w:pPr>
+      <w:r>
+        <w:rPr>
+          <w:lang w:val="es_ES" w:bidi="es_ES"/>
+        </w:rPr>
+        <w:t>ψαλμός</w:t>
+      </w:r>
+      <w:r>
+        <w:rPr>
+          <w:lang w:val="es_ES" w:bidi="es_ES"/>
+        </w:rPr>
+      </w:r>
+    </w:p>
+    <w:p>
+      <w:pPr>
+        <w:pStyle w:val="Heading1"/>
+      </w:pPr>
+      <w:r>
+        <w:rPr>
+          <w:lang w:val="es_ES" w:bidi="es_ES"/>
+        </w:rPr>
+        <w:t>ψαλμός</w:t>
+      </w:r>
+    </w:p>
+    <w:p>
+      <w:pPr/>
+      <w:r>
+        <w:rPr>
+          <w:lang w:val="es_ES" w:bidi="es_ES"/>
+        </w:rPr>
+      </w:r>
+      <w:r>
+        <w:rPr>
+          <w:lang w:val="es_ES" w:bidi="es_ES"/>
+        </w:rPr>
+        <w:t>ψαλμός</w:t>
+      </w:r>
+      <w:r>
+        <w:rPr>
+          <w:lang w:val="es_ES" w:bidi="es_ES"/>
+        </w:rPr>
+        <w:t xml:space="preserve"> (</w:t>
+      </w:r>
+      <w:r>
+        <w:rPr>
+          <w:lang w:val="es_ES" w:bidi="es_ES"/>
+        </w:rPr>
+        <w:t>G5568</w:t>
+      </w:r>
+      <w:r>
+        <w:rPr>
+          <w:lang w:val="es_ES" w:bidi="es_ES"/>
+        </w:rPr>
+        <w:t>)</w:t>
+      </w:r>
+    </w:p>
+    <w:p>
+      <w:pPr/>
+      <w:r>
+        <w:rPr>
+          <w:lang w:val="es_ES" w:bidi="es_ES"/>
+        </w:rPr>
+      </w:r>
+      <w:r>
+        <w:rPr>
+          <w:lang w:val="es_ES" w:bidi="es_ES"/>
+        </w:rPr>
+        <w:t xml:space="preserve">nom, f. </w:t>
+      </w:r>
+      <w:r>
+        <w:rPr>
+          <w:lang w:val="es_ES" w:bidi="es_ES"/>
+        </w:rPr>
+        <w:t>|</w:t>
+      </w:r>
+      <w:r>
+        <w:rPr>
+          <w:lang w:val="es_ES" w:bidi="es_ES"/>
+        </w:rPr>
+        <w:t xml:space="preserve"> -οῦ </w:t>
+      </w:r>
+      <w:r>
+        <w:rPr>
+          <w:lang w:val="es_ES" w:bidi="es_ES"/>
+        </w:rPr>
+        <w:t>|</w:t>
+      </w:r>
+      <w:r>
+        <w:rPr>
+          <w:lang w:val="es_ES" w:bidi="es_ES"/>
+        </w:rPr>
+        <w:t xml:space="preserve"> </w:t>
+      </w:r>
+      <w:r>
+        <w:rPr>
+          <w:lang w:val="es_ES" w:bidi="es_ES"/>
+        </w:rPr>
+        <w:t>ψάλλω</w:t>
+      </w:r>
+    </w:p>
+    <w:p>
+      <w:pPr/>
+      <w:r>
+        <w:rPr>
+          <w:lang w:val="es_ES" w:bidi="es_ES"/>
+        </w:rPr>
+      </w:r>
+      <w:r>
+        <w:rPr>
+          <w:lang w:val="es_ES" w:bidi="es_ES"/>
+        </w:rPr>
+        <w:t>33.112</w:t>
+      </w:r>
+      <w:r>
+        <w:rPr>
+          <w:lang w:val="es_ES" w:bidi="es_ES"/>
+        </w:rPr>
+        <w:t xml:space="preserve"> · </w:t>
+      </w:r>
+      <w:r>
+        <w:rPr>
+          <w:lang w:val="es_ES" w:bidi="es_ES"/>
+        </w:rPr>
+        <w:t>Comunicación</w:t>
+      </w:r>
+      <w:r>
+        <w:rPr>
+          <w:lang w:val="es_ES" w:bidi="es_ES"/>
+        </w:rPr>
+        <w:t xml:space="preserve"> · </w:t>
+      </w:r>
+      <w:r>
+        <w:rPr>
+          <w:lang w:val="es_ES" w:bidi="es_ES"/>
+        </w:rPr>
+        <w:t>Cantar, Lamentar</w:t>
+      </w:r>
+    </w:p>
+    <w:p>
+      <w:pPr/>
+      <w:r>
+        <w:rPr>
+          <w:lang w:val="es_ES" w:bidi="es_ES"/>
+        </w:rPr>
+      </w:r>
+      <w:r>
+        <w:rPr>
+          <w:lang w:val="es_ES" w:bidi="es_ES"/>
+        </w:rPr>
+        <w:t>canción de alabanza</w:t>
+      </w:r>
+      <w:r>
+        <w:rPr>
+          <w:lang w:val="es_ES" w:bidi="es_ES"/>
+        </w:rPr>
+        <w:t xml:space="preserve">, </w:t>
+      </w:r>
+      <w:r>
+        <w:rPr>
+          <w:lang w:val="es_ES" w:bidi="es_ES"/>
+        </w:rPr>
+        <w:t>salmo</w:t>
+      </w:r>
+      <w:r>
+        <w:rPr>
+          <w:lang w:val="es_ES" w:bidi="es_ES"/>
+        </w:rPr>
+        <w:t xml:space="preserve"> </w:t>
+      </w:r>
+      <w:r>
+        <w:rPr>
+          <w:lang w:val="es_ES" w:bidi="es_ES"/>
+        </w:rPr>
+        <w:t>canción de alabanza (en el NT probablemente una referencia a un salmo del AT)</w:t>
+      </w:r>
+    </w:p>
+    <w:p>
+      <w:pPr/>
+      <w:r>
+        <w:rPr>
+          <w:lang w:val="es_ES" w:bidi="es_ES"/>
+        </w:rPr>
+      </w:r>
+      <w:r>
+        <w:rPr>
+          <w:lang w:val="es_ES" w:bidi="es_ES"/>
+        </w:rPr>
+        <w:t>LUK 20:42</w:t>
+      </w:r>
+      <w:r>
+        <w:rPr>
+          <w:lang w:val="es_ES" w:bidi="es_ES"/>
+        </w:rPr>
+        <w:t xml:space="preserve"> · </w:t>
+      </w:r>
+      <w:r>
+        <w:rPr>
+          <w:lang w:val="es_ES" w:bidi="es_ES"/>
+        </w:rPr>
+        <w:t>LUK 24:44</w:t>
+      </w:r>
+      <w:r>
+        <w:rPr>
+          <w:lang w:val="es_ES" w:bidi="es_ES"/>
+        </w:rPr>
+        <w:t xml:space="preserve"> · </w:t>
+      </w:r>
+      <w:r>
+        <w:rPr>
+          <w:lang w:val="es_ES" w:bidi="es_ES"/>
+        </w:rPr>
+        <w:t>ACT 1:20</w:t>
+      </w:r>
+      <w:r>
+        <w:rPr>
+          <w:lang w:val="es_ES" w:bidi="es_ES"/>
+        </w:rPr>
+        <w:t xml:space="preserve"> · </w:t>
+      </w:r>
+      <w:r>
+        <w:rPr>
+          <w:lang w:val="es_ES" w:bidi="es_ES"/>
+        </w:rPr>
+        <w:t>ACT 13:33</w:t>
+      </w:r>
+      <w:r>
+        <w:rPr>
+          <w:lang w:val="es_ES" w:bidi="es_ES"/>
+        </w:rPr>
+        <w:t xml:space="preserve"> · </w:t>
+      </w:r>
+      <w:r>
+        <w:rPr>
+          <w:lang w:val="es_ES" w:bidi="es_ES"/>
+        </w:rPr>
+        <w:t>1CO 14:26</w:t>
+      </w:r>
+      <w:r>
+        <w:rPr>
+          <w:lang w:val="es_ES" w:bidi="es_ES"/>
+        </w:rPr>
+        <w:t xml:space="preserve"> · </w:t>
+      </w:r>
+      <w:r>
+        <w:rPr>
+          <w:lang w:val="es_ES" w:bidi="es_ES"/>
+        </w:rPr>
+        <w:t>EPH 5:19</w:t>
+      </w:r>
+      <w:r>
+        <w:rPr>
+          <w:lang w:val="es_ES" w:bidi="es_ES"/>
+        </w:rPr>
+        <w:t xml:space="preserve"> · </w:t>
+      </w:r>
+      <w:r>
+        <w:rPr>
+          <w:lang w:val="es_ES" w:bidi="es_ES"/>
+        </w:rPr>
+        <w:t>COL 3:16</w:t>
+      </w:r>
+      <w:r>
+        <w:rPr>
+          <w:lang w:val="es_ES" w:bidi="es_ES"/>
+        </w:rPr>
+      </w:r>
+      <w:r>
+        <w:rPr>
+          <w:lang w:val="es_ES" w:bidi="es_ES"/>
+        </w:rPr>
+      </w:r>
+    </w:p>
+    <w:p>
+      <w:pPr/>
+      <w:r>
+        <w:rPr>
+          <w:lang w:val="es_ES" w:bidi="es_ES"/>
+        </w:rPr>
+      </w:r>
+    </w:p>
+    <w:p>
+      <w:pPr>
+        <w:pStyle w:val="Heading2"/>
+      </w:pPr>
+      <w:r>
+        <w:rPr>
+          <w:lang w:val="es_ES" w:bidi="es_ES"/>
+        </w:rPr>
+        <w:t>ψευδάδελφος</w:t>
+      </w:r>
+      <w:r>
+        <w:rPr>
+          <w:lang w:val="es_ES" w:bidi="es_ES"/>
+        </w:rPr>
+      </w:r>
+    </w:p>
+    <w:p>
+      <w:pPr>
+        <w:pStyle w:val="Heading1"/>
+      </w:pPr>
+      <w:r>
+        <w:rPr>
+          <w:lang w:val="es_ES" w:bidi="es_ES"/>
+        </w:rPr>
+        <w:t>ψευδάδελφος</w:t>
+      </w:r>
+    </w:p>
+    <w:p>
+      <w:pPr/>
+      <w:r>
+        <w:rPr>
+          <w:lang w:val="es_ES" w:bidi="es_ES"/>
+        </w:rPr>
+      </w:r>
+      <w:r>
+        <w:rPr>
+          <w:lang w:val="es_ES" w:bidi="es_ES"/>
+        </w:rPr>
+        <w:t>ψευδάδελφος</w:t>
+      </w:r>
+      <w:r>
+        <w:rPr>
+          <w:lang w:val="es_ES" w:bidi="es_ES"/>
+        </w:rPr>
+        <w:t xml:space="preserve"> (</w:t>
+      </w:r>
+      <w:r>
+        <w:rPr>
+          <w:lang w:val="es_ES" w:bidi="es_ES"/>
+        </w:rPr>
+        <w:t>G5569</w:t>
+      </w:r>
+      <w:r>
+        <w:rPr>
+          <w:lang w:val="es_ES" w:bidi="es_ES"/>
+        </w:rPr>
+        <w:t>)</w:t>
+      </w:r>
+    </w:p>
+    <w:p>
+      <w:pPr/>
+      <w:r>
+        <w:rPr>
+          <w:lang w:val="es_ES" w:bidi="es_ES"/>
+        </w:rPr>
+      </w:r>
+      <w:r>
+        <w:rPr>
+          <w:lang w:val="es_ES" w:bidi="es_ES"/>
+        </w:rPr>
+        <w:t xml:space="preserve">nom, f. </w:t>
+      </w:r>
+      <w:r>
+        <w:rPr>
+          <w:lang w:val="es_ES" w:bidi="es_ES"/>
+        </w:rPr>
+        <w:t>|</w:t>
+      </w:r>
+      <w:r>
+        <w:rPr>
+          <w:lang w:val="es_ES" w:bidi="es_ES"/>
+        </w:rPr>
+        <w:t xml:space="preserve"> -ου </w:t>
+      </w:r>
+      <w:r>
+        <w:rPr>
+          <w:lang w:val="es_ES" w:bidi="es_ES"/>
+        </w:rPr>
+        <w:t>|</w:t>
+      </w:r>
+      <w:r>
+        <w:rPr>
+          <w:lang w:val="es_ES" w:bidi="es_ES"/>
+        </w:rPr>
+        <w:t xml:space="preserve"> ψεύδομαι + ἀδελφός</w:t>
+      </w:r>
+    </w:p>
+    <w:p>
+      <w:pPr/>
+      <w:r>
+        <w:rPr>
+          <w:lang w:val="es_ES" w:bidi="es_ES"/>
+        </w:rPr>
+      </w:r>
+      <w:r>
+        <w:rPr>
+          <w:lang w:val="es_ES" w:bidi="es_ES"/>
+        </w:rPr>
+        <w:t>11.36</w:t>
+      </w:r>
+      <w:r>
+        <w:rPr>
+          <w:lang w:val="es_ES" w:bidi="es_ES"/>
+        </w:rPr>
+        <w:t xml:space="preserve"> · </w:t>
+      </w:r>
+      <w:r>
+        <w:rPr>
+          <w:lang w:val="es_ES" w:bidi="es_ES"/>
+        </w:rPr>
+        <w:t>Grupos, clases de personas y miembros de dichos grupos y clases</w:t>
+      </w:r>
+      <w:r>
+        <w:rPr>
+          <w:lang w:val="es_ES" w:bidi="es_ES"/>
+        </w:rPr>
+        <w:t xml:space="preserve"> · </w:t>
+      </w:r>
+      <w:r>
+        <w:rPr>
+          <w:lang w:val="es_ES" w:bidi="es_ES"/>
+        </w:rPr>
+        <w:t>Socio-Religioso</w:t>
+      </w:r>
+    </w:p>
+    <w:p>
+      <w:pPr/>
+      <w:r>
+        <w:rPr>
+          <w:lang w:val="es_ES" w:bidi="es_ES"/>
+        </w:rPr>
+      </w:r>
+      <w:r>
+        <w:rPr>
+          <w:lang w:val="es_ES" w:bidi="es_ES"/>
+        </w:rPr>
+        <w:t>falso hermano</w:t>
+      </w:r>
+      <w:r>
+        <w:rPr>
+          <w:lang w:val="es_ES" w:bidi="es_ES"/>
+        </w:rPr>
+        <w:t xml:space="preserve">, </w:t>
+      </w:r>
+      <w:r>
+        <w:rPr>
+          <w:lang w:val="es_ES" w:bidi="es_ES"/>
+        </w:rPr>
+        <w:t>alguien que pretende ser un creyente en Cristo</w:t>
+      </w:r>
+      <w:r>
+        <w:rPr>
+          <w:lang w:val="es_ES" w:bidi="es_ES"/>
+        </w:rPr>
+        <w:t xml:space="preserve"> </w:t>
+      </w:r>
+      <w:r>
+        <w:rPr>
+          <w:lang w:val="es_ES" w:bidi="es_ES"/>
+        </w:rPr>
+        <w:t xml:space="preserve">individuo que pretende ser un miembro cercano de un grupo socio-religioso pero no lo es (ver </w:t>
+      </w:r>
       <w:hyperlink r:id="rId15">
-        <w:r>
-          <w:rPr>
-            <w:lang w:val="es_ES" w:bidi="es_ES"/>
-          </w:rPr>
-          <w:rPr>
-            <w:color w:val="0000EE"/>
-            <w:u w:val="single"/>
-          </w:rPr>
-          <w:t>ROM 15:9</w:t>
-        </w:r>
-      </w:hyperlink>
-      <w:r>
-        <w:rPr>
-          <w:lang w:val="es_ES" w:bidi="es_ES"/>
-        </w:rPr>
-        <w:t xml:space="preserve"> · </w:t>
-      </w:r>
-      <w:hyperlink r:id="rId16">
-        <w:r>
-          <w:rPr>
-            <w:lang w:val="es_ES" w:bidi="es_ES"/>
-          </w:rPr>
-          <w:rPr>
-            <w:color w:val="0000EE"/>
-            <w:u w:val="single"/>
-          </w:rPr>
-          <w:t>1CO 14:15</w:t>
-        </w:r>
-      </w:hyperlink>
-      <w:r>
-        <w:rPr>
-          <w:lang w:val="es_ES" w:bidi="es_ES"/>
-        </w:rPr>
-        <w:t xml:space="preserve"> · </w:t>
-      </w:r>
-      <w:hyperlink r:id="rId16">
-        <w:r>
-          <w:rPr>
-            <w:lang w:val="es_ES" w:bidi="es_ES"/>
-          </w:rPr>
-          <w:rPr>
-            <w:color w:val="0000EE"/>
-            <w:u w:val="single"/>
-          </w:rPr>
-          <w:t>1CO 14:15</w:t>
-        </w:r>
-      </w:hyperlink>
-      <w:r>
-        <w:rPr>
-          <w:lang w:val="es_ES" w:bidi="es_ES"/>
-        </w:rPr>
-        <w:t xml:space="preserve"> · </w:t>
-      </w:r>
-      <w:hyperlink r:id="rId17">
-        <w:r>
-          <w:rPr>
-            <w:lang w:val="es_ES" w:bidi="es_ES"/>
-          </w:rPr>
-          <w:rPr>
-            <w:color w:val="0000EE"/>
-            <w:u w:val="single"/>
-          </w:rPr>
-          <w:t>EPH 5:19</w:t>
-        </w:r>
-      </w:hyperlink>
-      <w:r>
-        <w:rPr>
-          <w:lang w:val="es_ES" w:bidi="es_ES"/>
-        </w:rPr>
-        <w:t xml:space="preserve"> · </w:t>
-      </w:r>
-      <w:hyperlink r:id="rId18">
-        <w:r>
-          <w:rPr>
-            <w:lang w:val="es_ES" w:bidi="es_ES"/>
-          </w:rPr>
-          <w:rPr>
-            <w:color w:val="0000EE"/>
-            <w:u w:val="single"/>
-          </w:rPr>
-          <w:t>JAS 5:13</w:t>
-        </w:r>
-      </w:hyperlink>
-      <w:r>
-        <w:rPr>
-          <w:lang w:val="es_ES" w:bidi="es_ES"/>
-        </w:rPr>
-      </w:r>
-      <w:r>
-        <w:rPr>
-          <w:lang w:val="es_ES" w:bidi="es_ES"/>
-        </w:rPr>
-      </w:r>
-    </w:p>
-    <w:p>
-      <w:pPr/>
-      <w:r>
-        <w:rPr>
-          <w:lang w:val="es_ES" w:bidi="es_ES"/>
-        </w:rPr>
-      </w:r>
-    </w:p>
-    <w:p>
-      <w:pPr>
-        <w:pStyle w:val="Heading2"/>
-      </w:pPr>
-      <w:r>
-        <w:rPr>
-          <w:lang w:val="es_ES" w:bidi="es_ES"/>
-        </w:rPr>
-        <w:t>ψαλμός</w:t>
-      </w:r>
-      <w:r>
-        <w:rPr>
-          <w:lang w:val="es_ES" w:bidi="es_ES"/>
-        </w:rPr>
-      </w:r>
-    </w:p>
-    <w:p>
-      <w:pPr>
-        <w:pStyle w:val="Heading1"/>
-      </w:pPr>
-      <w:r>
-        <w:rPr>
-          <w:lang w:val="es_ES" w:bidi="es_ES"/>
-        </w:rPr>
-        <w:t>ψαλμός</w:t>
-      </w:r>
-    </w:p>
-    <w:p>
-      <w:pPr/>
-      <w:r>
-        <w:rPr>
-          <w:lang w:val="es_ES" w:bidi="es_ES"/>
-        </w:rPr>
-      </w:r>
-      <w:r>
-        <w:rPr>
-          <w:lang w:val="es_ES" w:bidi="es_ES"/>
-        </w:rPr>
-        <w:t>ψαλμός</w:t>
-      </w:r>
-      <w:r>
-        <w:rPr>
-          <w:lang w:val="es_ES" w:bidi="es_ES"/>
-        </w:rPr>
-        <w:t xml:space="preserve"> (</w:t>
-      </w:r>
-      <w:r>
-        <w:rPr>
-          <w:lang w:val="es_ES" w:bidi="es_ES"/>
-        </w:rPr>
-        <w:t>G5568</w:t>
-      </w:r>
-      <w:r>
-        <w:rPr>
-          <w:lang w:val="es_ES" w:bidi="es_ES"/>
-        </w:rPr>
-        <w:t>)</w:t>
-      </w:r>
-    </w:p>
-    <w:p>
-      <w:pPr/>
-      <w:r>
-        <w:rPr>
-          <w:lang w:val="es_ES" w:bidi="es_ES"/>
-        </w:rPr>
-      </w:r>
-      <w:r>
-        <w:rPr>
-          <w:lang w:val="es_ES" w:bidi="es_ES"/>
-        </w:rPr>
-        <w:t xml:space="preserve">nom, f. </w:t>
-      </w:r>
-      <w:r>
-        <w:rPr>
-          <w:lang w:val="es_ES" w:bidi="es_ES"/>
-        </w:rPr>
-        <w:t>|</w:t>
-      </w:r>
-      <w:r>
-        <w:rPr>
-          <w:lang w:val="es_ES" w:bidi="es_ES"/>
-        </w:rPr>
-        <w:t xml:space="preserve"> -οῦ </w:t>
-      </w:r>
-      <w:r>
-        <w:rPr>
-          <w:lang w:val="es_ES" w:bidi="es_ES"/>
-        </w:rPr>
-        <w:t>|</w:t>
-      </w:r>
-      <w:r>
-        <w:rPr>
-          <w:lang w:val="es_ES" w:bidi="es_ES"/>
-        </w:rPr>
-        <w:t xml:space="preserve"> </w:t>
-      </w:r>
-      <w:r>
-        <w:rPr>
-          <w:lang w:val="es_ES" w:bidi="es_ES"/>
-        </w:rPr>
-        <w:t>ψάλλω</w:t>
-      </w:r>
-    </w:p>
-    <w:p>
-      <w:pPr/>
-      <w:r>
-        <w:rPr>
-          <w:lang w:val="es_ES" w:bidi="es_ES"/>
-        </w:rPr>
-      </w:r>
-      <w:r>
-        <w:rPr>
-          <w:lang w:val="es_ES" w:bidi="es_ES"/>
-        </w:rPr>
-        <w:t>33.112</w:t>
-      </w:r>
-      <w:r>
-        <w:rPr>
-          <w:lang w:val="es_ES" w:bidi="es_ES"/>
-        </w:rPr>
-        <w:t xml:space="preserve"> · </w:t>
-      </w:r>
-      <w:r>
-        <w:rPr>
-          <w:lang w:val="es_ES" w:bidi="es_ES"/>
-        </w:rPr>
-        <w:t>Comunicación</w:t>
-      </w:r>
-      <w:r>
-        <w:rPr>
-          <w:lang w:val="es_ES" w:bidi="es_ES"/>
-        </w:rPr>
-        <w:t xml:space="preserve"> · </w:t>
-      </w:r>
-      <w:r>
-        <w:rPr>
-          <w:lang w:val="es_ES" w:bidi="es_ES"/>
-        </w:rPr>
-        <w:t>Cantar, Lamentar</w:t>
-      </w:r>
-    </w:p>
-    <w:p>
-      <w:pPr/>
-      <w:r>
-        <w:rPr>
-          <w:lang w:val="es_ES" w:bidi="es_ES"/>
-        </w:rPr>
-      </w:r>
-      <w:r>
-        <w:rPr>
-          <w:lang w:val="es_ES" w:bidi="es_ES"/>
-        </w:rPr>
-        <w:t>canción de alabanza</w:t>
-      </w:r>
-      <w:r>
-        <w:rPr>
-          <w:lang w:val="es_ES" w:bidi="es_ES"/>
-        </w:rPr>
-        <w:t xml:space="preserve">, </w:t>
-      </w:r>
-      <w:r>
-        <w:rPr>
-          <w:lang w:val="es_ES" w:bidi="es_ES"/>
-        </w:rPr>
-        <w:t>salmo</w:t>
-      </w:r>
-      <w:r>
-        <w:rPr>
-          <w:lang w:val="es_ES" w:bidi="es_ES"/>
-        </w:rPr>
-        <w:t xml:space="preserve"> </w:t>
-      </w:r>
-      <w:r>
-        <w:rPr>
-          <w:lang w:val="es_ES" w:bidi="es_ES"/>
-        </w:rPr>
-        <w:t>canción de alabanza (en el NT probablemente una referencia a un salmo del AT)</w:t>
-      </w:r>
-    </w:p>
-    <w:p>
-      <w:pPr/>
-      <w:r>
-        <w:rPr>
-          <w:lang w:val="es_ES" w:bidi="es_ES"/>
-        </w:rPr>
-      </w:r>
-      <w:hyperlink r:id="rId19">
-        <w:r>
-          <w:rPr>
-            <w:lang w:val="es_ES" w:bidi="es_ES"/>
-          </w:rPr>
-          <w:rPr>
-            <w:color w:val="0000EE"/>
-            <w:u w:val="single"/>
-          </w:rPr>
-          <w:t>LUK 20:42</w:t>
-        </w:r>
-      </w:hyperlink>
-      <w:r>
-        <w:rPr>
-          <w:lang w:val="es_ES" w:bidi="es_ES"/>
-        </w:rPr>
-        <w:t xml:space="preserve"> · </w:t>
-      </w:r>
-      <w:hyperlink r:id="rId20">
-        <w:r>
-          <w:rPr>
-            <w:lang w:val="es_ES" w:bidi="es_ES"/>
-          </w:rPr>
-          <w:rPr>
-            <w:color w:val="0000EE"/>
-            <w:u w:val="single"/>
-          </w:rPr>
-          <w:t>LUK 24:44</w:t>
-        </w:r>
-      </w:hyperlink>
-      <w:r>
-        <w:rPr>
-          <w:lang w:val="es_ES" w:bidi="es_ES"/>
-        </w:rPr>
-        <w:t xml:space="preserve"> · </w:t>
-      </w:r>
-      <w:hyperlink r:id="rId21">
-        <w:r>
-          <w:rPr>
-            <w:lang w:val="es_ES" w:bidi="es_ES"/>
-          </w:rPr>
-          <w:rPr>
-            <w:color w:val="0000EE"/>
-            <w:u w:val="single"/>
-          </w:rPr>
-          <w:t>ACT 1:20</w:t>
-        </w:r>
-      </w:hyperlink>
-      <w:r>
-        <w:rPr>
-          <w:lang w:val="es_ES" w:bidi="es_ES"/>
-        </w:rPr>
-        <w:t xml:space="preserve"> · </w:t>
-      </w:r>
-      <w:hyperlink r:id="rId22">
-        <w:r>
-          <w:rPr>
-            <w:lang w:val="es_ES" w:bidi="es_ES"/>
-          </w:rPr>
-          <w:rPr>
-            <w:color w:val="0000EE"/>
-            <w:u w:val="single"/>
-          </w:rPr>
-          <w:t>ACT 13:33</w:t>
-        </w:r>
-      </w:hyperlink>
-      <w:r>
-        <w:rPr>
-          <w:lang w:val="es_ES" w:bidi="es_ES"/>
-        </w:rPr>
-        <w:t xml:space="preserve"> · </w:t>
-      </w:r>
-      <w:hyperlink r:id="rId23">
-        <w:r>
-          <w:rPr>
-            <w:lang w:val="es_ES" w:bidi="es_ES"/>
-          </w:rPr>
-          <w:rPr>
-            <w:color w:val="0000EE"/>
-            <w:u w:val="single"/>
-          </w:rPr>
-          <w:t>1CO 14:26</w:t>
-        </w:r>
-      </w:hyperlink>
-      <w:r>
-        <w:rPr>
-          <w:lang w:val="es_ES" w:bidi="es_ES"/>
-        </w:rPr>
-        <w:t xml:space="preserve"> · </w:t>
-      </w:r>
-      <w:hyperlink r:id="rId17">
-        <w:r>
-          <w:rPr>
-            <w:lang w:val="es_ES" w:bidi="es_ES"/>
-          </w:rPr>
-          <w:rPr>
-            <w:color w:val="0000EE"/>
-            <w:u w:val="single"/>
-          </w:rPr>
-          <w:t>EPH 5:19</w:t>
-        </w:r>
-      </w:hyperlink>
-      <w:r>
-        <w:rPr>
-          <w:lang w:val="es_ES" w:bidi="es_ES"/>
-        </w:rPr>
-        <w:t xml:space="preserve"> · </w:t>
-      </w:r>
-      <w:hyperlink r:id="rId24">
-        <w:r>
-          <w:rPr>
-            <w:lang w:val="es_ES" w:bidi="es_ES"/>
-          </w:rPr>
-          <w:rPr>
-            <w:color w:val="0000EE"/>
-            <w:u w:val="single"/>
-          </w:rPr>
-          <w:t>COL 3:16</w:t>
-        </w:r>
-      </w:hyperlink>
-      <w:r>
-        <w:rPr>
-          <w:lang w:val="es_ES" w:bidi="es_ES"/>
-        </w:rPr>
-      </w:r>
-      <w:r>
-        <w:rPr>
-          <w:lang w:val="es_ES" w:bidi="es_ES"/>
-        </w:rPr>
-      </w:r>
-    </w:p>
-    <w:p>
-      <w:pPr/>
-      <w:r>
-        <w:rPr>
-          <w:lang w:val="es_ES" w:bidi="es_ES"/>
-        </w:rPr>
-      </w:r>
-    </w:p>
-    <w:p>
-      <w:pPr>
-        <w:pStyle w:val="Heading2"/>
-      </w:pPr>
-      <w:r>
-        <w:rPr>
-          <w:lang w:val="es_ES" w:bidi="es_ES"/>
-        </w:rPr>
-        <w:t>ψευδάδελφος</w:t>
-      </w:r>
-      <w:r>
-        <w:rPr>
-          <w:lang w:val="es_ES" w:bidi="es_ES"/>
-        </w:rPr>
-      </w:r>
-    </w:p>
-    <w:p>
-      <w:pPr>
-        <w:pStyle w:val="Heading1"/>
-      </w:pPr>
-      <w:r>
-        <w:rPr>
-          <w:lang w:val="es_ES" w:bidi="es_ES"/>
-        </w:rPr>
-        <w:t>ψευδάδελφος</w:t>
-      </w:r>
-    </w:p>
-    <w:p>
-      <w:pPr/>
-      <w:r>
-        <w:rPr>
-          <w:lang w:val="es_ES" w:bidi="es_ES"/>
-        </w:rPr>
-      </w:r>
-      <w:r>
-        <w:rPr>
-          <w:lang w:val="es_ES" w:bidi="es_ES"/>
-        </w:rPr>
-        <w:t>ψευδάδελφος</w:t>
-      </w:r>
-      <w:r>
-        <w:rPr>
-          <w:lang w:val="es_ES" w:bidi="es_ES"/>
-        </w:rPr>
-        <w:t xml:space="preserve"> (</w:t>
-      </w:r>
-      <w:r>
-        <w:rPr>
-          <w:lang w:val="es_ES" w:bidi="es_ES"/>
-        </w:rPr>
-        <w:t>G5569</w:t>
-      </w:r>
-      <w:r>
-        <w:rPr>
-          <w:lang w:val="es_ES" w:bidi="es_ES"/>
-        </w:rPr>
-        <w:t>)</w:t>
-      </w:r>
-    </w:p>
-    <w:p>
-      <w:pPr/>
-      <w:r>
-        <w:rPr>
-          <w:lang w:val="es_ES" w:bidi="es_ES"/>
-        </w:rPr>
-      </w:r>
-      <w:r>
-        <w:rPr>
-          <w:lang w:val="es_ES" w:bidi="es_ES"/>
-        </w:rPr>
-        <w:t xml:space="preserve">nom, f. </w:t>
-      </w:r>
-      <w:r>
-        <w:rPr>
-          <w:lang w:val="es_ES" w:bidi="es_ES"/>
-        </w:rPr>
-        <w:t>|</w:t>
-      </w:r>
-      <w:r>
-        <w:rPr>
-          <w:lang w:val="es_ES" w:bidi="es_ES"/>
-        </w:rPr>
-        <w:t xml:space="preserve"> -ου </w:t>
-      </w:r>
-      <w:r>
-        <w:rPr>
-          <w:lang w:val="es_ES" w:bidi="es_ES"/>
-        </w:rPr>
-        <w:t>|</w:t>
-      </w:r>
-      <w:r>
-        <w:rPr>
-          <w:lang w:val="es_ES" w:bidi="es_ES"/>
-        </w:rPr>
-        <w:t xml:space="preserve"> ψεύδομαι + ἀδελφός</w:t>
-      </w:r>
-    </w:p>
-    <w:p>
-      <w:pPr/>
-      <w:r>
-        <w:rPr>
-          <w:lang w:val="es_ES" w:bidi="es_ES"/>
-        </w:rPr>
-      </w:r>
-      <w:r>
-        <w:rPr>
-          <w:lang w:val="es_ES" w:bidi="es_ES"/>
-        </w:rPr>
-        <w:t>11.36</w:t>
-      </w:r>
-      <w:r>
-        <w:rPr>
-          <w:lang w:val="es_ES" w:bidi="es_ES"/>
-        </w:rPr>
-        <w:t xml:space="preserve"> · </w:t>
-      </w:r>
-      <w:r>
-        <w:rPr>
-          <w:lang w:val="es_ES" w:bidi="es_ES"/>
-        </w:rPr>
-        <w:t>Grupos, clases de personas y miembros de dichos grupos y clases</w:t>
-      </w:r>
-      <w:r>
-        <w:rPr>
-          <w:lang w:val="es_ES" w:bidi="es_ES"/>
-        </w:rPr>
-        <w:t xml:space="preserve"> · </w:t>
-      </w:r>
-      <w:r>
-        <w:rPr>
-          <w:lang w:val="es_ES" w:bidi="es_ES"/>
-        </w:rPr>
-        <w:t>Socio-Religioso</w:t>
-      </w:r>
-    </w:p>
-    <w:p>
-      <w:pPr/>
-      <w:r>
-        <w:rPr>
-          <w:lang w:val="es_ES" w:bidi="es_ES"/>
-        </w:rPr>
-      </w:r>
-      <w:r>
-        <w:rPr>
-          <w:lang w:val="es_ES" w:bidi="es_ES"/>
-        </w:rPr>
-        <w:t>falso hermano</w:t>
-      </w:r>
-      <w:r>
-        <w:rPr>
-          <w:lang w:val="es_ES" w:bidi="es_ES"/>
-        </w:rPr>
-        <w:t xml:space="preserve">, </w:t>
-      </w:r>
-      <w:r>
-        <w:rPr>
-          <w:lang w:val="es_ES" w:bidi="es_ES"/>
-        </w:rPr>
-        <w:t>alguien que pretende ser un creyente en Cristo</w:t>
-      </w:r>
-      <w:r>
-        <w:rPr>
-          <w:lang w:val="es_ES" w:bidi="es_ES"/>
-        </w:rPr>
-        <w:t xml:space="preserve"> </w:t>
-      </w:r>
-      <w:r>
-        <w:rPr>
-          <w:lang w:val="es_ES" w:bidi="es_ES"/>
-        </w:rPr>
-        <w:t xml:space="preserve">individuo que pretende ser un miembro cercano de un grupo socio-religioso pero no lo es (ver </w:t>
-      </w:r>
-      <w:hyperlink r:id="rId25">
         <w:r>
           <w:rPr>
             <w:lang w:val="es_ES" w:bidi="es_ES"/>
@@ -1039,7 +967,7 @@
         </w:rPr>
         <w:t xml:space="preserve">, </w:t>
       </w:r>
-      <w:hyperlink r:id="rId26">
+      <w:hyperlink r:id="rId16">
         <w:r>
           <w:rPr>
             <w:lang w:val="es_ES" w:bidi="es_ES"/>
@@ -1057,7 +985,7 @@
         </w:rPr>
         <w:t xml:space="preserve"> y </w:t>
       </w:r>
-      <w:hyperlink r:id="rId27">
+      <w:hyperlink r:id="rId17">
         <w:r>
           <w:rPr>
             <w:lang w:val="es_ES" w:bidi="es_ES"/>
@@ -1095,36 +1023,24 @@
           <w:lang w:val="es_ES" w:bidi="es_ES"/>
         </w:rPr>
       </w:r>
-      <w:hyperlink r:id="rId28">
-        <w:r>
-          <w:rPr>
-            <w:lang w:val="es_ES" w:bidi="es_ES"/>
-          </w:rPr>
-          <w:rPr>
-            <w:color w:val="0000EE"/>
-            <w:u w:val="single"/>
-          </w:rPr>
-          <w:t>2CO 11:26</w:t>
-        </w:r>
-      </w:hyperlink>
-      <w:r>
-        <w:rPr>
-          <w:lang w:val="es_ES" w:bidi="es_ES"/>
-        </w:rPr>
-        <w:t xml:space="preserve"> · </w:t>
-      </w:r>
-      <w:hyperlink r:id="rId29">
-        <w:r>
-          <w:rPr>
-            <w:lang w:val="es_ES" w:bidi="es_ES"/>
-          </w:rPr>
-          <w:rPr>
-            <w:color w:val="0000EE"/>
-            <w:u w:val="single"/>
-          </w:rPr>
-          <w:t>GAL 2:4</w:t>
-        </w:r>
-      </w:hyperlink>
+      <w:r>
+        <w:rPr>
+          <w:lang w:val="es_ES" w:bidi="es_ES"/>
+        </w:rPr>
+        <w:t>2CO 11:26</w:t>
+      </w:r>
+      <w:r>
+        <w:rPr>
+          <w:lang w:val="es_ES" w:bidi="es_ES"/>
+        </w:rPr>
+        <w:t xml:space="preserve"> · </w:t>
+      </w:r>
+      <w:r>
+        <w:rPr>
+          <w:lang w:val="es_ES" w:bidi="es_ES"/>
+        </w:rPr>
+        <w:t>GAL 2:4</w:t>
+      </w:r>
       <w:r>
         <w:rPr>
           <w:lang w:val="es_ES" w:bidi="es_ES"/>
@@ -1312,18 +1228,12 @@
           <w:lang w:val="es_ES" w:bidi="es_ES"/>
         </w:rPr>
       </w:r>
-      <w:hyperlink r:id="rId30">
-        <w:r>
-          <w:rPr>
-            <w:lang w:val="es_ES" w:bidi="es_ES"/>
-          </w:rPr>
-          <w:rPr>
-            <w:color w:val="0000EE"/>
-            <w:u w:val="single"/>
-          </w:rPr>
-          <w:t>2CO 11:13</w:t>
-        </w:r>
-      </w:hyperlink>
+      <w:r>
+        <w:rPr>
+          <w:lang w:val="es_ES" w:bidi="es_ES"/>
+        </w:rPr>
+        <w:t>2CO 11:13</w:t>
+      </w:r>
       <w:r>
         <w:rPr>
           <w:lang w:val="es_ES" w:bidi="es_ES"/>
@@ -1521,7 +1431,7 @@
         </w:rPr>
         <w:t xml:space="preserve"> ‘mentir’ </w:t>
       </w:r>
-      <w:hyperlink r:id="rId31">
+      <w:hyperlink r:id="rId18">
         <w:r>
           <w:rPr>
             <w:lang w:val="es_ES" w:bidi="es_ES"/>
@@ -1559,54 +1469,36 @@
           <w:lang w:val="es_ES" w:bidi="es_ES"/>
         </w:rPr>
       </w:r>
-      <w:hyperlink r:id="rId32">
-        <w:r>
-          <w:rPr>
-            <w:lang w:val="es_ES" w:bidi="es_ES"/>
-          </w:rPr>
-          <w:rPr>
-            <w:color w:val="0000EE"/>
-            <w:u w:val="single"/>
-          </w:rPr>
-          <w:t>ACT 6:13</w:t>
-        </w:r>
-      </w:hyperlink>
-      <w:r>
-        <w:rPr>
-          <w:lang w:val="es_ES" w:bidi="es_ES"/>
-        </w:rPr>
-        <w:t xml:space="preserve"> · </w:t>
-      </w:r>
-      <w:hyperlink r:id="rId33">
-        <w:r>
-          <w:rPr>
-            <w:lang w:val="es_ES" w:bidi="es_ES"/>
-          </w:rPr>
-          <w:rPr>
-            <w:color w:val="0000EE"/>
-            <w:u w:val="single"/>
-          </w:rPr>
-          <w:t>REV 2:2</w:t>
-        </w:r>
-      </w:hyperlink>
-      <w:r>
-        <w:rPr>
-          <w:lang w:val="es_ES" w:bidi="es_ES"/>
-        </w:rPr>
-        <w:t xml:space="preserve"> · </w:t>
-      </w:r>
-      <w:hyperlink r:id="rId34">
-        <w:r>
-          <w:rPr>
-            <w:lang w:val="es_ES" w:bidi="es_ES"/>
-          </w:rPr>
-          <w:rPr>
-            <w:color w:val="0000EE"/>
-            <w:u w:val="single"/>
-          </w:rPr>
-          <w:t>REV 21:8</w:t>
-        </w:r>
-      </w:hyperlink>
+      <w:r>
+        <w:rPr>
+          <w:lang w:val="es_ES" w:bidi="es_ES"/>
+        </w:rPr>
+        <w:t>ACT 6:13</w:t>
+      </w:r>
+      <w:r>
+        <w:rPr>
+          <w:lang w:val="es_ES" w:bidi="es_ES"/>
+        </w:rPr>
+        <w:t xml:space="preserve"> · </w:t>
+      </w:r>
+      <w:r>
+        <w:rPr>
+          <w:lang w:val="es_ES" w:bidi="es_ES"/>
+        </w:rPr>
+        <w:t>REV 2:2</w:t>
+      </w:r>
+      <w:r>
+        <w:rPr>
+          <w:lang w:val="es_ES" w:bidi="es_ES"/>
+        </w:rPr>
+        <w:t xml:space="preserve"> · </w:t>
+      </w:r>
+      <w:r>
+        <w:rPr>
+          <w:lang w:val="es_ES" w:bidi="es_ES"/>
+        </w:rPr>
+        <w:t>REV 21:8</w:t>
+      </w:r>
       <w:r>
         <w:rPr>
           <w:lang w:val="es_ES" w:bidi="es_ES"/>
@@ -1818,18 +1710,12 @@
           <w:lang w:val="es_ES" w:bidi="es_ES"/>
         </w:rPr>
       </w:r>
-      <w:hyperlink r:id="rId35">
-        <w:r>
-          <w:rPr>
-            <w:lang w:val="es_ES" w:bidi="es_ES"/>
-          </w:rPr>
-          <w:rPr>
-            <w:color w:val="0000EE"/>
-            <w:u w:val="single"/>
-          </w:rPr>
-          <w:t>2PE 2:1</w:t>
-        </w:r>
-      </w:hyperlink>
+      <w:r>
+        <w:rPr>
+          <w:lang w:val="es_ES" w:bidi="es_ES"/>
+        </w:rPr>
+        <w:t>2PE 2:1</w:t>
+      </w:r>
       <w:r>
         <w:rPr>
           <w:lang w:val="es_ES" w:bidi="es_ES"/>
@@ -2029,18 +1915,12 @@
           <w:lang w:val="es_ES" w:bidi="es_ES"/>
         </w:rPr>
       </w:r>
-      <w:hyperlink r:id="rId36">
-        <w:r>
-          <w:rPr>
-            <w:lang w:val="es_ES" w:bidi="es_ES"/>
-          </w:rPr>
-          <w:rPr>
-            <w:color w:val="0000EE"/>
-            <w:u w:val="single"/>
-          </w:rPr>
-          <w:t>1TI 4:2</w:t>
-        </w:r>
-      </w:hyperlink>
+      <w:r>
+        <w:rPr>
+          <w:lang w:val="es_ES" w:bidi="es_ES"/>
+        </w:rPr>
+        <w:t>1TI 4:2</w:t>
+      </w:r>
       <w:r>
         <w:rPr>
           <w:lang w:val="es_ES" w:bidi="es_ES"/>
@@ -2414,216 +2294,144 @@
           <w:lang w:val="es_ES" w:bidi="es_ES"/>
         </w:rPr>
       </w:r>
-      <w:hyperlink r:id="rId37">
-        <w:r>
-          <w:rPr>
-            <w:lang w:val="es_ES" w:bidi="es_ES"/>
-          </w:rPr>
-          <w:rPr>
-            <w:color w:val="0000EE"/>
-            <w:u w:val="single"/>
-          </w:rPr>
-          <w:t>MAT 5:11</w:t>
-        </w:r>
-      </w:hyperlink>
-      <w:r>
-        <w:rPr>
-          <w:lang w:val="es_ES" w:bidi="es_ES"/>
-        </w:rPr>
-        <w:t xml:space="preserve"> · </w:t>
-      </w:r>
-      <w:hyperlink r:id="rId38">
-        <w:r>
-          <w:rPr>
-            <w:lang w:val="es_ES" w:bidi="es_ES"/>
-          </w:rPr>
-          <w:rPr>
-            <w:color w:val="0000EE"/>
-            <w:u w:val="single"/>
-          </w:rPr>
-          <w:t>ACT 5:3</w:t>
-        </w:r>
-      </w:hyperlink>
-      <w:r>
-        <w:rPr>
-          <w:lang w:val="es_ES" w:bidi="es_ES"/>
-        </w:rPr>
-        <w:t xml:space="preserve"> · </w:t>
-      </w:r>
-      <w:hyperlink r:id="rId39">
-        <w:r>
-          <w:rPr>
-            <w:lang w:val="es_ES" w:bidi="es_ES"/>
-          </w:rPr>
-          <w:rPr>
-            <w:color w:val="0000EE"/>
-            <w:u w:val="single"/>
-          </w:rPr>
-          <w:t>ACT 5:4</w:t>
-        </w:r>
-      </w:hyperlink>
-      <w:r>
-        <w:rPr>
-          <w:lang w:val="es_ES" w:bidi="es_ES"/>
-        </w:rPr>
-        <w:t xml:space="preserve"> · </w:t>
-      </w:r>
-      <w:hyperlink r:id="rId40">
-        <w:r>
-          <w:rPr>
-            <w:lang w:val="es_ES" w:bidi="es_ES"/>
-          </w:rPr>
-          <w:rPr>
-            <w:color w:val="0000EE"/>
-            <w:u w:val="single"/>
-          </w:rPr>
-          <w:t>ROM 9:1</w:t>
-        </w:r>
-      </w:hyperlink>
-      <w:r>
-        <w:rPr>
-          <w:lang w:val="es_ES" w:bidi="es_ES"/>
-        </w:rPr>
-        <w:t xml:space="preserve"> · </w:t>
-      </w:r>
-      <w:hyperlink r:id="rId41">
-        <w:r>
-          <w:rPr>
-            <w:lang w:val="es_ES" w:bidi="es_ES"/>
-          </w:rPr>
-          <w:rPr>
-            <w:color w:val="0000EE"/>
-            <w:u w:val="single"/>
-          </w:rPr>
-          <w:t>2CO 11:31</w:t>
-        </w:r>
-      </w:hyperlink>
-      <w:r>
-        <w:rPr>
-          <w:lang w:val="es_ES" w:bidi="es_ES"/>
-        </w:rPr>
-        <w:t xml:space="preserve"> · </w:t>
-      </w:r>
-      <w:hyperlink r:id="rId42">
-        <w:r>
-          <w:rPr>
-            <w:lang w:val="es_ES" w:bidi="es_ES"/>
-          </w:rPr>
-          <w:rPr>
-            <w:color w:val="0000EE"/>
-            <w:u w:val="single"/>
-          </w:rPr>
-          <w:t>GAL 1:20</w:t>
-        </w:r>
-      </w:hyperlink>
-      <w:r>
-        <w:rPr>
-          <w:lang w:val="es_ES" w:bidi="es_ES"/>
-        </w:rPr>
-        <w:t xml:space="preserve"> · </w:t>
-      </w:r>
-      <w:hyperlink r:id="rId43">
-        <w:r>
-          <w:rPr>
-            <w:lang w:val="es_ES" w:bidi="es_ES"/>
-          </w:rPr>
-          <w:rPr>
-            <w:color w:val="0000EE"/>
-            <w:u w:val="single"/>
-          </w:rPr>
-          <w:t>COL 3:9</w:t>
-        </w:r>
-      </w:hyperlink>
-      <w:r>
-        <w:rPr>
-          <w:lang w:val="es_ES" w:bidi="es_ES"/>
-        </w:rPr>
-        <w:t xml:space="preserve"> · </w:t>
-      </w:r>
-      <w:hyperlink r:id="rId44">
-        <w:r>
-          <w:rPr>
-            <w:lang w:val="es_ES" w:bidi="es_ES"/>
-          </w:rPr>
-          <w:rPr>
-            <w:color w:val="0000EE"/>
-            <w:u w:val="single"/>
-          </w:rPr>
-          <w:t>1TI 2:7</w:t>
-        </w:r>
-      </w:hyperlink>
-      <w:r>
-        <w:rPr>
-          <w:lang w:val="es_ES" w:bidi="es_ES"/>
-        </w:rPr>
-        <w:t xml:space="preserve"> · </w:t>
-      </w:r>
-      <w:hyperlink r:id="rId45">
-        <w:r>
-          <w:rPr>
-            <w:lang w:val="es_ES" w:bidi="es_ES"/>
-          </w:rPr>
-          <w:rPr>
-            <w:color w:val="0000EE"/>
-            <w:u w:val="single"/>
-          </w:rPr>
-          <w:t>HEB 6:18</w:t>
-        </w:r>
-      </w:hyperlink>
-      <w:r>
-        <w:rPr>
-          <w:lang w:val="es_ES" w:bidi="es_ES"/>
-        </w:rPr>
-        <w:t xml:space="preserve"> · </w:t>
-      </w:r>
-      <w:hyperlink r:id="rId46">
-        <w:r>
-          <w:rPr>
-            <w:lang w:val="es_ES" w:bidi="es_ES"/>
-          </w:rPr>
-          <w:rPr>
-            <w:color w:val="0000EE"/>
-            <w:u w:val="single"/>
-          </w:rPr>
-          <w:t>JAS 3:14</w:t>
-        </w:r>
-      </w:hyperlink>
-      <w:r>
-        <w:rPr>
-          <w:lang w:val="es_ES" w:bidi="es_ES"/>
-        </w:rPr>
-        <w:t xml:space="preserve"> · </w:t>
-      </w:r>
-      <w:hyperlink r:id="rId47">
-        <w:r>
-          <w:rPr>
-            <w:lang w:val="es_ES" w:bidi="es_ES"/>
-          </w:rPr>
-          <w:rPr>
-            <w:color w:val="0000EE"/>
-            <w:u w:val="single"/>
-          </w:rPr>
-          <w:t>1JN 1:6</w:t>
-        </w:r>
-      </w:hyperlink>
-      <w:r>
-        <w:rPr>
-          <w:lang w:val="es_ES" w:bidi="es_ES"/>
-        </w:rPr>
-        <w:t xml:space="preserve"> · </w:t>
-      </w:r>
-      <w:hyperlink r:id="rId48">
-        <w:r>
-          <w:rPr>
-            <w:lang w:val="es_ES" w:bidi="es_ES"/>
-          </w:rPr>
-          <w:rPr>
-            <w:color w:val="0000EE"/>
-            <w:u w:val="single"/>
-          </w:rPr>
-          <w:t>REV 3:9</w:t>
-        </w:r>
-      </w:hyperlink>
+      <w:r>
+        <w:rPr>
+          <w:lang w:val="es_ES" w:bidi="es_ES"/>
+        </w:rPr>
+        <w:t>MAT 5:11</w:t>
+      </w:r>
+      <w:r>
+        <w:rPr>
+          <w:lang w:val="es_ES" w:bidi="es_ES"/>
+        </w:rPr>
+        <w:t xml:space="preserve"> · </w:t>
+      </w:r>
+      <w:r>
+        <w:rPr>
+          <w:lang w:val="es_ES" w:bidi="es_ES"/>
+        </w:rPr>
+        <w:t>ACT 5:3</w:t>
+      </w:r>
+      <w:r>
+        <w:rPr>
+          <w:lang w:val="es_ES" w:bidi="es_ES"/>
+        </w:rPr>
+        <w:t xml:space="preserve"> · </w:t>
+      </w:r>
+      <w:r>
+        <w:rPr>
+          <w:lang w:val="es_ES" w:bidi="es_ES"/>
+        </w:rPr>
+        <w:t>ACT 5:4</w:t>
+      </w:r>
+      <w:r>
+        <w:rPr>
+          <w:lang w:val="es_ES" w:bidi="es_ES"/>
+        </w:rPr>
+        <w:t xml:space="preserve"> · </w:t>
+      </w:r>
+      <w:r>
+        <w:rPr>
+          <w:lang w:val="es_ES" w:bidi="es_ES"/>
+        </w:rPr>
+        <w:t>ROM 9:1</w:t>
+      </w:r>
+      <w:r>
+        <w:rPr>
+          <w:lang w:val="es_ES" w:bidi="es_ES"/>
+        </w:rPr>
+        <w:t xml:space="preserve"> · </w:t>
+      </w:r>
+      <w:r>
+        <w:rPr>
+          <w:lang w:val="es_ES" w:bidi="es_ES"/>
+        </w:rPr>
+        <w:t>2CO 11:31</w:t>
+      </w:r>
+      <w:r>
+        <w:rPr>
+          <w:lang w:val="es_ES" w:bidi="es_ES"/>
+        </w:rPr>
+        <w:t xml:space="preserve"> · </w:t>
+      </w:r>
+      <w:r>
+        <w:rPr>
+          <w:lang w:val="es_ES" w:bidi="es_ES"/>
+        </w:rPr>
+        <w:t>GAL 1:20</w:t>
+      </w:r>
+      <w:r>
+        <w:rPr>
+          <w:lang w:val="es_ES" w:bidi="es_ES"/>
+        </w:rPr>
+        <w:t xml:space="preserve"> · </w:t>
+      </w:r>
+      <w:r>
+        <w:rPr>
+          <w:lang w:val="es_ES" w:bidi="es_ES"/>
+        </w:rPr>
+        <w:t>COL 3:9</w:t>
+      </w:r>
+      <w:r>
+        <w:rPr>
+          <w:lang w:val="es_ES" w:bidi="es_ES"/>
+        </w:rPr>
+        <w:t xml:space="preserve"> · </w:t>
+      </w:r>
+      <w:r>
+        <w:rPr>
+          <w:lang w:val="es_ES" w:bidi="es_ES"/>
+        </w:rPr>
+        <w:t>1TI 2:7</w:t>
+      </w:r>
+      <w:r>
+        <w:rPr>
+          <w:lang w:val="es_ES" w:bidi="es_ES"/>
+        </w:rPr>
+        <w:t xml:space="preserve"> · </w:t>
+      </w:r>
+      <w:r>
+        <w:rPr>
+          <w:lang w:val="es_ES" w:bidi="es_ES"/>
+        </w:rPr>
+        <w:t>HEB 6:18</w:t>
+      </w:r>
+      <w:r>
+        <w:rPr>
+          <w:lang w:val="es_ES" w:bidi="es_ES"/>
+        </w:rPr>
+        <w:t xml:space="preserve"> · </w:t>
+      </w:r>
+      <w:r>
+        <w:rPr>
+          <w:lang w:val="es_ES" w:bidi="es_ES"/>
+        </w:rPr>
+        <w:t>JAS 3:14</w:t>
+      </w:r>
+      <w:r>
+        <w:rPr>
+          <w:lang w:val="es_ES" w:bidi="es_ES"/>
+        </w:rPr>
+        <w:t xml:space="preserve"> · </w:t>
+      </w:r>
+      <w:r>
+        <w:rPr>
+          <w:lang w:val="es_ES" w:bidi="es_ES"/>
+        </w:rPr>
+        <w:t>1JN 1:6</w:t>
+      </w:r>
+      <w:r>
+        <w:rPr>
+          <w:lang w:val="es_ES" w:bidi="es_ES"/>
+        </w:rPr>
+        <w:t xml:space="preserve"> · </w:t>
+      </w:r>
+      <w:r>
+        <w:rPr>
+          <w:lang w:val="es_ES" w:bidi="es_ES"/>
+        </w:rPr>
+        <w:t>REV 3:9</w:t>
+      </w:r>
       <w:r>
         <w:rPr>
           <w:lang w:val="es_ES" w:bidi="es_ES"/>
@@ -2823,90 +2631,60 @@
           <w:lang w:val="es_ES" w:bidi="es_ES"/>
         </w:rPr>
       </w:r>
-      <w:hyperlink r:id="rId49">
-        <w:r>
-          <w:rPr>
-            <w:lang w:val="es_ES" w:bidi="es_ES"/>
-          </w:rPr>
-          <w:rPr>
-            <w:color w:val="0000EE"/>
-            <w:u w:val="single"/>
-          </w:rPr>
-          <w:t>MAT 19:18</w:t>
-        </w:r>
-      </w:hyperlink>
-      <w:r>
-        <w:rPr>
-          <w:lang w:val="es_ES" w:bidi="es_ES"/>
-        </w:rPr>
-        <w:t xml:space="preserve"> · </w:t>
-      </w:r>
-      <w:hyperlink r:id="rId50">
-        <w:r>
-          <w:rPr>
-            <w:lang w:val="es_ES" w:bidi="es_ES"/>
-          </w:rPr>
-          <w:rPr>
-            <w:color w:val="0000EE"/>
-            <w:u w:val="single"/>
-          </w:rPr>
-          <w:t>MRK 10:19</w:t>
-        </w:r>
-      </w:hyperlink>
-      <w:r>
-        <w:rPr>
-          <w:lang w:val="es_ES" w:bidi="es_ES"/>
-        </w:rPr>
-        <w:t xml:space="preserve"> · </w:t>
-      </w:r>
-      <w:hyperlink r:id="rId51">
-        <w:r>
-          <w:rPr>
-            <w:lang w:val="es_ES" w:bidi="es_ES"/>
-          </w:rPr>
-          <w:rPr>
-            <w:color w:val="0000EE"/>
-            <w:u w:val="single"/>
-          </w:rPr>
-          <w:t>MRK 14:56</w:t>
-        </w:r>
-      </w:hyperlink>
-      <w:r>
-        <w:rPr>
-          <w:lang w:val="es_ES" w:bidi="es_ES"/>
-        </w:rPr>
-        <w:t xml:space="preserve"> · </w:t>
-      </w:r>
-      <w:hyperlink r:id="rId52">
-        <w:r>
-          <w:rPr>
-            <w:lang w:val="es_ES" w:bidi="es_ES"/>
-          </w:rPr>
-          <w:rPr>
-            <w:color w:val="0000EE"/>
-            <w:u w:val="single"/>
-          </w:rPr>
-          <w:t>MRK 14:57</w:t>
-        </w:r>
-      </w:hyperlink>
-      <w:r>
-        <w:rPr>
-          <w:lang w:val="es_ES" w:bidi="es_ES"/>
-        </w:rPr>
-        <w:t xml:space="preserve"> · </w:t>
-      </w:r>
-      <w:hyperlink r:id="rId53">
-        <w:r>
-          <w:rPr>
-            <w:lang w:val="es_ES" w:bidi="es_ES"/>
-          </w:rPr>
-          <w:rPr>
-            <w:color w:val="0000EE"/>
-            <w:u w:val="single"/>
-          </w:rPr>
-          <w:t>LUK 18:20</w:t>
-        </w:r>
-      </w:hyperlink>
+      <w:r>
+        <w:rPr>
+          <w:lang w:val="es_ES" w:bidi="es_ES"/>
+        </w:rPr>
+        <w:t>MAT 19:18</w:t>
+      </w:r>
+      <w:r>
+        <w:rPr>
+          <w:lang w:val="es_ES" w:bidi="es_ES"/>
+        </w:rPr>
+        <w:t xml:space="preserve"> · </w:t>
+      </w:r>
+      <w:r>
+        <w:rPr>
+          <w:lang w:val="es_ES" w:bidi="es_ES"/>
+        </w:rPr>
+        <w:t>MRK 10:19</w:t>
+      </w:r>
+      <w:r>
+        <w:rPr>
+          <w:lang w:val="es_ES" w:bidi="es_ES"/>
+        </w:rPr>
+        <w:t xml:space="preserve"> · </w:t>
+      </w:r>
+      <w:r>
+        <w:rPr>
+          <w:lang w:val="es_ES" w:bidi="es_ES"/>
+        </w:rPr>
+        <w:t>MRK 14:56</w:t>
+      </w:r>
+      <w:r>
+        <w:rPr>
+          <w:lang w:val="es_ES" w:bidi="es_ES"/>
+        </w:rPr>
+        <w:t xml:space="preserve"> · </w:t>
+      </w:r>
+      <w:r>
+        <w:rPr>
+          <w:lang w:val="es_ES" w:bidi="es_ES"/>
+        </w:rPr>
+        <w:t>MRK 14:57</w:t>
+      </w:r>
+      <w:r>
+        <w:rPr>
+          <w:lang w:val="es_ES" w:bidi="es_ES"/>
+        </w:rPr>
+        <w:t xml:space="preserve"> · </w:t>
+      </w:r>
+      <w:r>
+        <w:rPr>
+          <w:lang w:val="es_ES" w:bidi="es_ES"/>
+        </w:rPr>
+        <w:t>LUK 18:20</w:t>
+      </w:r>
       <w:r>
         <w:rPr>
           <w:lang w:val="es_ES" w:bidi="es_ES"/>
@@ -3104,7 +2882,7 @@
         </w:rPr>
         <w:t xml:space="preserve"> 'testificar falsamente', </w:t>
       </w:r>
-      <w:hyperlink r:id="rId54">
+      <w:hyperlink r:id="rId19">
         <w:r>
           <w:rPr>
             <w:lang w:val="es_ES" w:bidi="es_ES"/>
@@ -3130,36 +2908,24 @@
           <w:lang w:val="es_ES" w:bidi="es_ES"/>
         </w:rPr>
       </w:r>
-      <w:hyperlink r:id="rId55">
-        <w:r>
-          <w:rPr>
-            <w:lang w:val="es_ES" w:bidi="es_ES"/>
-          </w:rPr>
-          <w:rPr>
-            <w:color w:val="0000EE"/>
-            <w:u w:val="single"/>
-          </w:rPr>
-          <w:t>MAT 15:19</w:t>
-        </w:r>
-      </w:hyperlink>
-      <w:r>
-        <w:rPr>
-          <w:lang w:val="es_ES" w:bidi="es_ES"/>
-        </w:rPr>
-        <w:t xml:space="preserve"> · </w:t>
-      </w:r>
-      <w:hyperlink r:id="rId56">
-        <w:r>
-          <w:rPr>
-            <w:lang w:val="es_ES" w:bidi="es_ES"/>
-          </w:rPr>
-          <w:rPr>
-            <w:color w:val="0000EE"/>
-            <w:u w:val="single"/>
-          </w:rPr>
-          <w:t>MAT 26:59</w:t>
-        </w:r>
-      </w:hyperlink>
+      <w:r>
+        <w:rPr>
+          <w:lang w:val="es_ES" w:bidi="es_ES"/>
+        </w:rPr>
+        <w:t>MAT 15:19</w:t>
+      </w:r>
+      <w:r>
+        <w:rPr>
+          <w:lang w:val="es_ES" w:bidi="es_ES"/>
+        </w:rPr>
+        <w:t xml:space="preserve"> · </w:t>
+      </w:r>
+      <w:r>
+        <w:rPr>
+          <w:lang w:val="es_ES" w:bidi="es_ES"/>
+        </w:rPr>
+        <w:t>MAT 26:59</w:t>
+      </w:r>
       <w:r>
         <w:rPr>
           <w:lang w:val="es_ES" w:bidi="es_ES"/>
@@ -3357,7 +3123,7 @@
         </w:rPr>
         <w:t xml:space="preserve"> 'testificar falsamente', </w:t>
       </w:r>
-      <w:hyperlink r:id="rId54">
+      <w:hyperlink r:id="rId19">
         <w:r>
           <w:rPr>
             <w:lang w:val="es_ES" w:bidi="es_ES"/>
@@ -3402,36 +3168,24 @@
           <w:lang w:val="es_ES" w:bidi="es_ES"/>
         </w:rPr>
       </w:r>
-      <w:hyperlink r:id="rId57">
-        <w:r>
-          <w:rPr>
-            <w:lang w:val="es_ES" w:bidi="es_ES"/>
-          </w:rPr>
-          <w:rPr>
-            <w:color w:val="0000EE"/>
-            <w:u w:val="single"/>
-          </w:rPr>
-          <w:t>MAT 26:60</w:t>
-        </w:r>
-      </w:hyperlink>
-      <w:r>
-        <w:rPr>
-          <w:lang w:val="es_ES" w:bidi="es_ES"/>
-        </w:rPr>
-        <w:t xml:space="preserve"> · </w:t>
-      </w:r>
-      <w:hyperlink r:id="rId58">
-        <w:r>
-          <w:rPr>
-            <w:lang w:val="es_ES" w:bidi="es_ES"/>
-          </w:rPr>
-          <w:rPr>
-            <w:color w:val="0000EE"/>
-            <w:u w:val="single"/>
-          </w:rPr>
-          <w:t>1CO 15:15</w:t>
-        </w:r>
-      </w:hyperlink>
+      <w:r>
+        <w:rPr>
+          <w:lang w:val="es_ES" w:bidi="es_ES"/>
+        </w:rPr>
+        <w:t>MAT 26:60</w:t>
+      </w:r>
+      <w:r>
+        <w:rPr>
+          <w:lang w:val="es_ES" w:bidi="es_ES"/>
+        </w:rPr>
+        <w:t xml:space="preserve"> · </w:t>
+      </w:r>
+      <w:r>
+        <w:rPr>
+          <w:lang w:val="es_ES" w:bidi="es_ES"/>
+        </w:rPr>
+        <w:t>1CO 15:15</w:t>
+      </w:r>
       <w:r>
         <w:rPr>
           <w:lang w:val="es_ES" w:bidi="es_ES"/>
@@ -3619,198 +3373,132 @@
           <w:lang w:val="es_ES" w:bidi="es_ES"/>
         </w:rPr>
       </w:r>
-      <w:hyperlink r:id="rId59">
-        <w:r>
-          <w:rPr>
-            <w:lang w:val="es_ES" w:bidi="es_ES"/>
-          </w:rPr>
-          <w:rPr>
-            <w:color w:val="0000EE"/>
-            <w:u w:val="single"/>
-          </w:rPr>
-          <w:t>MAT 7:15</w:t>
-        </w:r>
-      </w:hyperlink>
-      <w:r>
-        <w:rPr>
-          <w:lang w:val="es_ES" w:bidi="es_ES"/>
-        </w:rPr>
-        <w:t xml:space="preserve"> · </w:t>
-      </w:r>
-      <w:hyperlink r:id="rId60">
-        <w:r>
-          <w:rPr>
-            <w:lang w:val="es_ES" w:bidi="es_ES"/>
-          </w:rPr>
-          <w:rPr>
-            <w:color w:val="0000EE"/>
-            <w:u w:val="single"/>
-          </w:rPr>
-          <w:t>MAT 24:11</w:t>
-        </w:r>
-      </w:hyperlink>
-      <w:r>
-        <w:rPr>
-          <w:lang w:val="es_ES" w:bidi="es_ES"/>
-        </w:rPr>
-        <w:t xml:space="preserve"> · </w:t>
-      </w:r>
-      <w:hyperlink r:id="rId61">
-        <w:r>
-          <w:rPr>
-            <w:lang w:val="es_ES" w:bidi="es_ES"/>
-          </w:rPr>
-          <w:rPr>
-            <w:color w:val="0000EE"/>
-            <w:u w:val="single"/>
-          </w:rPr>
-          <w:t>MAT 24:24</w:t>
-        </w:r>
-      </w:hyperlink>
-      <w:r>
-        <w:rPr>
-          <w:lang w:val="es_ES" w:bidi="es_ES"/>
-        </w:rPr>
-        <w:t xml:space="preserve"> · </w:t>
-      </w:r>
-      <w:hyperlink r:id="rId62">
-        <w:r>
-          <w:rPr>
-            <w:lang w:val="es_ES" w:bidi="es_ES"/>
-          </w:rPr>
-          <w:rPr>
-            <w:color w:val="0000EE"/>
-            <w:u w:val="single"/>
-          </w:rPr>
-          <w:t>MRK 13:22</w:t>
-        </w:r>
-      </w:hyperlink>
-      <w:r>
-        <w:rPr>
-          <w:lang w:val="es_ES" w:bidi="es_ES"/>
-        </w:rPr>
-        <w:t xml:space="preserve"> · </w:t>
-      </w:r>
-      <w:hyperlink r:id="rId63">
-        <w:r>
-          <w:rPr>
-            <w:lang w:val="es_ES" w:bidi="es_ES"/>
-          </w:rPr>
-          <w:rPr>
-            <w:color w:val="0000EE"/>
-            <w:u w:val="single"/>
-          </w:rPr>
-          <w:t>LUK 6:26</w:t>
-        </w:r>
-      </w:hyperlink>
-      <w:r>
-        <w:rPr>
-          <w:lang w:val="es_ES" w:bidi="es_ES"/>
-        </w:rPr>
-        <w:t xml:space="preserve"> · </w:t>
-      </w:r>
-      <w:hyperlink r:id="rId64">
-        <w:r>
-          <w:rPr>
-            <w:lang w:val="es_ES" w:bidi="es_ES"/>
-          </w:rPr>
-          <w:rPr>
-            <w:color w:val="0000EE"/>
-            <w:u w:val="single"/>
-          </w:rPr>
-          <w:t>ACT 13:6</w:t>
-        </w:r>
-      </w:hyperlink>
-      <w:r>
-        <w:rPr>
-          <w:lang w:val="es_ES" w:bidi="es_ES"/>
-        </w:rPr>
-        <w:t xml:space="preserve"> · </w:t>
-      </w:r>
-      <w:hyperlink r:id="rId35">
-        <w:r>
-          <w:rPr>
-            <w:lang w:val="es_ES" w:bidi="es_ES"/>
-          </w:rPr>
-          <w:rPr>
-            <w:color w:val="0000EE"/>
-            <w:u w:val="single"/>
-          </w:rPr>
-          <w:t>2PE 2:1</w:t>
-        </w:r>
-      </w:hyperlink>
-      <w:r>
-        <w:rPr>
-          <w:lang w:val="es_ES" w:bidi="es_ES"/>
-        </w:rPr>
-        <w:t xml:space="preserve"> · </w:t>
-      </w:r>
-      <w:hyperlink r:id="rId65">
-        <w:r>
-          <w:rPr>
-            <w:lang w:val="es_ES" w:bidi="es_ES"/>
-          </w:rPr>
-          <w:rPr>
-            <w:color w:val="0000EE"/>
-            <w:u w:val="single"/>
-          </w:rPr>
-          <w:t>1JN 4:1</w:t>
-        </w:r>
-      </w:hyperlink>
-      <w:r>
-        <w:rPr>
-          <w:lang w:val="es_ES" w:bidi="es_ES"/>
-        </w:rPr>
-        <w:t xml:space="preserve"> · </w:t>
-      </w:r>
-      <w:hyperlink r:id="rId66">
-        <w:r>
-          <w:rPr>
-            <w:lang w:val="es_ES" w:bidi="es_ES"/>
-          </w:rPr>
-          <w:rPr>
-            <w:color w:val="0000EE"/>
-            <w:u w:val="single"/>
-          </w:rPr>
-          <w:t>REV 16:13</w:t>
-        </w:r>
-      </w:hyperlink>
-      <w:r>
-        <w:rPr>
-          <w:lang w:val="es_ES" w:bidi="es_ES"/>
-        </w:rPr>
-        <w:t xml:space="preserve"> · </w:t>
-      </w:r>
-      <w:hyperlink r:id="rId67">
-        <w:r>
-          <w:rPr>
-            <w:lang w:val="es_ES" w:bidi="es_ES"/>
-          </w:rPr>
-          <w:rPr>
-            <w:color w:val="0000EE"/>
-            <w:u w:val="single"/>
-          </w:rPr>
-          <w:t>REV 19:20</w:t>
-        </w:r>
-      </w:hyperlink>
-      <w:r>
-        <w:rPr>
-          <w:lang w:val="es_ES" w:bidi="es_ES"/>
-        </w:rPr>
-        <w:t xml:space="preserve"> · </w:t>
-      </w:r>
-      <w:hyperlink r:id="rId68">
-        <w:r>
-          <w:rPr>
-            <w:lang w:val="es_ES" w:bidi="es_ES"/>
-          </w:rPr>
-          <w:rPr>
-            <w:color w:val="0000EE"/>
-            <w:u w:val="single"/>
-          </w:rPr>
-          <w:t>REV 20:10</w:t>
-        </w:r>
-      </w:hyperlink>
+      <w:r>
+        <w:rPr>
+          <w:lang w:val="es_ES" w:bidi="es_ES"/>
+        </w:rPr>
+        <w:t>MAT 7:15</w:t>
+      </w:r>
+      <w:r>
+        <w:rPr>
+          <w:lang w:val="es_ES" w:bidi="es_ES"/>
+        </w:rPr>
+        <w:t xml:space="preserve"> · </w:t>
+      </w:r>
+      <w:r>
+        <w:rPr>
+          <w:lang w:val="es_ES" w:bidi="es_ES"/>
+        </w:rPr>
+        <w:t>MAT 24:11</w:t>
+      </w:r>
+      <w:r>
+        <w:rPr>
+          <w:lang w:val="es_ES" w:bidi="es_ES"/>
+        </w:rPr>
+        <w:t xml:space="preserve"> · </w:t>
+      </w:r>
+      <w:r>
+        <w:rPr>
+          <w:lang w:val="es_ES" w:bidi="es_ES"/>
+        </w:rPr>
+        <w:t>MAT 24:24</w:t>
+      </w:r>
+      <w:r>
+        <w:rPr>
+          <w:lang w:val="es_ES" w:bidi="es_ES"/>
+        </w:rPr>
+        <w:t xml:space="preserve"> · </w:t>
+      </w:r>
+      <w:r>
+        <w:rPr>
+          <w:lang w:val="es_ES" w:bidi="es_ES"/>
+        </w:rPr>
+        <w:t>MRK 13:22</w:t>
+      </w:r>
+      <w:r>
+        <w:rPr>
+          <w:lang w:val="es_ES" w:bidi="es_ES"/>
+        </w:rPr>
+        <w:t xml:space="preserve"> · </w:t>
+      </w:r>
+      <w:r>
+        <w:rPr>
+          <w:lang w:val="es_ES" w:bidi="es_ES"/>
+        </w:rPr>
+        <w:t>LUK 6:26</w:t>
+      </w:r>
+      <w:r>
+        <w:rPr>
+          <w:lang w:val="es_ES" w:bidi="es_ES"/>
+        </w:rPr>
+        <w:t xml:space="preserve"> · </w:t>
+      </w:r>
+      <w:r>
+        <w:rPr>
+          <w:lang w:val="es_ES" w:bidi="es_ES"/>
+        </w:rPr>
+        <w:t>ACT 13:6</w:t>
+      </w:r>
+      <w:r>
+        <w:rPr>
+          <w:lang w:val="es_ES" w:bidi="es_ES"/>
+        </w:rPr>
+        <w:t xml:space="preserve"> · </w:t>
+      </w:r>
+      <w:r>
+        <w:rPr>
+          <w:lang w:val="es_ES" w:bidi="es_ES"/>
+        </w:rPr>
+        <w:t>2PE 2:1</w:t>
+      </w:r>
+      <w:r>
+        <w:rPr>
+          <w:lang w:val="es_ES" w:bidi="es_ES"/>
+        </w:rPr>
+        <w:t xml:space="preserve"> · </w:t>
+      </w:r>
+      <w:r>
+        <w:rPr>
+          <w:lang w:val="es_ES" w:bidi="es_ES"/>
+        </w:rPr>
+        <w:t>1JN 4:1</w:t>
+      </w:r>
+      <w:r>
+        <w:rPr>
+          <w:lang w:val="es_ES" w:bidi="es_ES"/>
+        </w:rPr>
+        <w:t xml:space="preserve"> · </w:t>
+      </w:r>
+      <w:r>
+        <w:rPr>
+          <w:lang w:val="es_ES" w:bidi="es_ES"/>
+        </w:rPr>
+        <w:t>REV 16:13</w:t>
+      </w:r>
+      <w:r>
+        <w:rPr>
+          <w:lang w:val="es_ES" w:bidi="es_ES"/>
+        </w:rPr>
+        <w:t xml:space="preserve"> · </w:t>
+      </w:r>
+      <w:r>
+        <w:rPr>
+          <w:lang w:val="es_ES" w:bidi="es_ES"/>
+        </w:rPr>
+        <w:t>REV 19:20</w:t>
+      </w:r>
+      <w:r>
+        <w:rPr>
+          <w:lang w:val="es_ES" w:bidi="es_ES"/>
+        </w:rPr>
+        <w:t xml:space="preserve"> · </w:t>
+      </w:r>
+      <w:r>
+        <w:rPr>
+          <w:lang w:val="es_ES" w:bidi="es_ES"/>
+        </w:rPr>
+        <w:t>REV 20:10</w:t>
+      </w:r>
       <w:r>
         <w:rPr>
           <w:lang w:val="es_ES" w:bidi="es_ES"/>
@@ -4020,7 +3708,7 @@
         </w:rPr>
         <w:t xml:space="preserve"> 'mentir', </w:t>
       </w:r>
-      <w:hyperlink r:id="rId31">
+      <w:hyperlink r:id="rId18">
         <w:r>
           <w:rPr>
             <w:lang w:val="es_ES" w:bidi="es_ES"/>
@@ -4046,180 +3734,120 @@
           <w:lang w:val="es_ES" w:bidi="es_ES"/>
         </w:rPr>
       </w:r>
-      <w:hyperlink r:id="rId69">
-        <w:r>
-          <w:rPr>
-            <w:lang w:val="es_ES" w:bidi="es_ES"/>
-          </w:rPr>
-          <w:rPr>
-            <w:color w:val="0000EE"/>
-            <w:u w:val="single"/>
-          </w:rPr>
-          <w:t>JHN 8:44</w:t>
-        </w:r>
-      </w:hyperlink>
-      <w:r>
-        <w:rPr>
-          <w:lang w:val="es_ES" w:bidi="es_ES"/>
-        </w:rPr>
-        <w:t xml:space="preserve"> · </w:t>
-      </w:r>
-      <w:hyperlink r:id="rId70">
-        <w:r>
-          <w:rPr>
-            <w:lang w:val="es_ES" w:bidi="es_ES"/>
-          </w:rPr>
-          <w:rPr>
-            <w:color w:val="0000EE"/>
-            <w:u w:val="single"/>
-          </w:rPr>
-          <w:t>ROM 1:25</w:t>
-        </w:r>
-      </w:hyperlink>
-      <w:r>
-        <w:rPr>
-          <w:lang w:val="es_ES" w:bidi="es_ES"/>
-        </w:rPr>
-        <w:t xml:space="preserve"> · </w:t>
-      </w:r>
-      <w:hyperlink r:id="rId71">
-        <w:r>
-          <w:rPr>
-            <w:lang w:val="es_ES" w:bidi="es_ES"/>
-          </w:rPr>
-          <w:rPr>
-            <w:color w:val="0000EE"/>
-            <w:u w:val="single"/>
-          </w:rPr>
-          <w:t>EPH 4:25</w:t>
-        </w:r>
-      </w:hyperlink>
-      <w:r>
-        <w:rPr>
-          <w:lang w:val="es_ES" w:bidi="es_ES"/>
-        </w:rPr>
-        <w:t xml:space="preserve"> · </w:t>
-      </w:r>
-      <w:hyperlink r:id="rId72">
-        <w:r>
-          <w:rPr>
-            <w:lang w:val="es_ES" w:bidi="es_ES"/>
-          </w:rPr>
-          <w:rPr>
-            <w:color w:val="0000EE"/>
-            <w:u w:val="single"/>
-          </w:rPr>
-          <w:t>2TH 2:9</w:t>
-        </w:r>
-      </w:hyperlink>
-      <w:r>
-        <w:rPr>
-          <w:lang w:val="es_ES" w:bidi="es_ES"/>
-        </w:rPr>
-        <w:t xml:space="preserve"> · </w:t>
-      </w:r>
-      <w:hyperlink r:id="rId73">
-        <w:r>
-          <w:rPr>
-            <w:lang w:val="es_ES" w:bidi="es_ES"/>
-          </w:rPr>
-          <w:rPr>
-            <w:color w:val="0000EE"/>
-            <w:u w:val="single"/>
-          </w:rPr>
-          <w:t>2TH 2:11</w:t>
-        </w:r>
-      </w:hyperlink>
-      <w:r>
-        <w:rPr>
-          <w:lang w:val="es_ES" w:bidi="es_ES"/>
-        </w:rPr>
-        <w:t xml:space="preserve"> · </w:t>
-      </w:r>
-      <w:hyperlink r:id="rId74">
-        <w:r>
-          <w:rPr>
-            <w:lang w:val="es_ES" w:bidi="es_ES"/>
-          </w:rPr>
-          <w:rPr>
-            <w:color w:val="0000EE"/>
-            <w:u w:val="single"/>
-          </w:rPr>
-          <w:t>1JN 2:21</w:t>
-        </w:r>
-      </w:hyperlink>
-      <w:r>
-        <w:rPr>
-          <w:lang w:val="es_ES" w:bidi="es_ES"/>
-        </w:rPr>
-        <w:t xml:space="preserve"> · </w:t>
-      </w:r>
-      <w:hyperlink r:id="rId75">
-        <w:r>
-          <w:rPr>
-            <w:lang w:val="es_ES" w:bidi="es_ES"/>
-          </w:rPr>
-          <w:rPr>
-            <w:color w:val="0000EE"/>
-            <w:u w:val="single"/>
-          </w:rPr>
-          <w:t>1JN 2:27</w:t>
-        </w:r>
-      </w:hyperlink>
-      <w:r>
-        <w:rPr>
-          <w:lang w:val="es_ES" w:bidi="es_ES"/>
-        </w:rPr>
-        <w:t xml:space="preserve"> · </w:t>
-      </w:r>
-      <w:hyperlink r:id="rId76">
-        <w:r>
-          <w:rPr>
-            <w:lang w:val="es_ES" w:bidi="es_ES"/>
-          </w:rPr>
-          <w:rPr>
-            <w:color w:val="0000EE"/>
-            <w:u w:val="single"/>
-          </w:rPr>
-          <w:t>REV 14:5</w:t>
-        </w:r>
-      </w:hyperlink>
-      <w:r>
-        <w:rPr>
-          <w:lang w:val="es_ES" w:bidi="es_ES"/>
-        </w:rPr>
-        <w:t xml:space="preserve"> · </w:t>
-      </w:r>
-      <w:hyperlink r:id="rId77">
-        <w:r>
-          <w:rPr>
-            <w:lang w:val="es_ES" w:bidi="es_ES"/>
-          </w:rPr>
-          <w:rPr>
-            <w:color w:val="0000EE"/>
-            <w:u w:val="single"/>
-          </w:rPr>
-          <w:t>REV 21:27</w:t>
-        </w:r>
-      </w:hyperlink>
-      <w:r>
-        <w:rPr>
-          <w:lang w:val="es_ES" w:bidi="es_ES"/>
-        </w:rPr>
-        <w:t xml:space="preserve"> · </w:t>
-      </w:r>
-      <w:hyperlink r:id="rId78">
-        <w:r>
-          <w:rPr>
-            <w:lang w:val="es_ES" w:bidi="es_ES"/>
-          </w:rPr>
-          <w:rPr>
-            <w:color w:val="0000EE"/>
-            <w:u w:val="single"/>
-          </w:rPr>
-          <w:t>REV 22:15</w:t>
-        </w:r>
-      </w:hyperlink>
+      <w:r>
+        <w:rPr>
+          <w:lang w:val="es_ES" w:bidi="es_ES"/>
+        </w:rPr>
+        <w:t>JHN 8:44</w:t>
+      </w:r>
+      <w:r>
+        <w:rPr>
+          <w:lang w:val="es_ES" w:bidi="es_ES"/>
+        </w:rPr>
+        <w:t xml:space="preserve"> · </w:t>
+      </w:r>
+      <w:r>
+        <w:rPr>
+          <w:lang w:val="es_ES" w:bidi="es_ES"/>
+        </w:rPr>
+        <w:t>ROM 1:25</w:t>
+      </w:r>
+      <w:r>
+        <w:rPr>
+          <w:lang w:val="es_ES" w:bidi="es_ES"/>
+        </w:rPr>
+        <w:t xml:space="preserve"> · </w:t>
+      </w:r>
+      <w:r>
+        <w:rPr>
+          <w:lang w:val="es_ES" w:bidi="es_ES"/>
+        </w:rPr>
+        <w:t>EPH 4:25</w:t>
+      </w:r>
+      <w:r>
+        <w:rPr>
+          <w:lang w:val="es_ES" w:bidi="es_ES"/>
+        </w:rPr>
+        <w:t xml:space="preserve"> · </w:t>
+      </w:r>
+      <w:r>
+        <w:rPr>
+          <w:lang w:val="es_ES" w:bidi="es_ES"/>
+        </w:rPr>
+        <w:t>2TH 2:9</w:t>
+      </w:r>
+      <w:r>
+        <w:rPr>
+          <w:lang w:val="es_ES" w:bidi="es_ES"/>
+        </w:rPr>
+        <w:t xml:space="preserve"> · </w:t>
+      </w:r>
+      <w:r>
+        <w:rPr>
+          <w:lang w:val="es_ES" w:bidi="es_ES"/>
+        </w:rPr>
+        <w:t>2TH 2:11</w:t>
+      </w:r>
+      <w:r>
+        <w:rPr>
+          <w:lang w:val="es_ES" w:bidi="es_ES"/>
+        </w:rPr>
+        <w:t xml:space="preserve"> · </w:t>
+      </w:r>
+      <w:r>
+        <w:rPr>
+          <w:lang w:val="es_ES" w:bidi="es_ES"/>
+        </w:rPr>
+        <w:t>1JN 2:21</w:t>
+      </w:r>
+      <w:r>
+        <w:rPr>
+          <w:lang w:val="es_ES" w:bidi="es_ES"/>
+        </w:rPr>
+        <w:t xml:space="preserve"> · </w:t>
+      </w:r>
+      <w:r>
+        <w:rPr>
+          <w:lang w:val="es_ES" w:bidi="es_ES"/>
+        </w:rPr>
+        <w:t>1JN 2:27</w:t>
+      </w:r>
+      <w:r>
+        <w:rPr>
+          <w:lang w:val="es_ES" w:bidi="es_ES"/>
+        </w:rPr>
+        <w:t xml:space="preserve"> · </w:t>
+      </w:r>
+      <w:r>
+        <w:rPr>
+          <w:lang w:val="es_ES" w:bidi="es_ES"/>
+        </w:rPr>
+        <w:t>REV 14:5</w:t>
+      </w:r>
+      <w:r>
+        <w:rPr>
+          <w:lang w:val="es_ES" w:bidi="es_ES"/>
+        </w:rPr>
+        <w:t xml:space="preserve"> · </w:t>
+      </w:r>
+      <w:r>
+        <w:rPr>
+          <w:lang w:val="es_ES" w:bidi="es_ES"/>
+        </w:rPr>
+        <w:t>REV 21:27</w:t>
+      </w:r>
+      <w:r>
+        <w:rPr>
+          <w:lang w:val="es_ES" w:bidi="es_ES"/>
+        </w:rPr>
+        <w:t xml:space="preserve"> · </w:t>
+      </w:r>
+      <w:r>
+        <w:rPr>
+          <w:lang w:val="es_ES" w:bidi="es_ES"/>
+        </w:rPr>
+        <w:t>REV 22:15</w:t>
+      </w:r>
       <w:r>
         <w:rPr>
           <w:lang w:val="es_ES" w:bidi="es_ES"/>
@@ -4419,36 +4047,24 @@
           <w:lang w:val="es_ES" w:bidi="es_ES"/>
         </w:rPr>
       </w:r>
-      <w:hyperlink r:id="rId61">
-        <w:r>
-          <w:rPr>
-            <w:lang w:val="es_ES" w:bidi="es_ES"/>
-          </w:rPr>
-          <w:rPr>
-            <w:color w:val="0000EE"/>
-            <w:u w:val="single"/>
-          </w:rPr>
-          <w:t>MAT 24:24</w:t>
-        </w:r>
-      </w:hyperlink>
-      <w:r>
-        <w:rPr>
-          <w:lang w:val="es_ES" w:bidi="es_ES"/>
-        </w:rPr>
-        <w:t xml:space="preserve"> · </w:t>
-      </w:r>
-      <w:hyperlink r:id="rId62">
-        <w:r>
-          <w:rPr>
-            <w:lang w:val="es_ES" w:bidi="es_ES"/>
-          </w:rPr>
-          <w:rPr>
-            <w:color w:val="0000EE"/>
-            <w:u w:val="single"/>
-          </w:rPr>
-          <w:t>MRK 13:22</w:t>
-        </w:r>
-      </w:hyperlink>
+      <w:r>
+        <w:rPr>
+          <w:lang w:val="es_ES" w:bidi="es_ES"/>
+        </w:rPr>
+        <w:t>MAT 24:24</w:t>
+      </w:r>
+      <w:r>
+        <w:rPr>
+          <w:lang w:val="es_ES" w:bidi="es_ES"/>
+        </w:rPr>
+        <w:t xml:space="preserve"> · </w:t>
+      </w:r>
+      <w:r>
+        <w:rPr>
+          <w:lang w:val="es_ES" w:bidi="es_ES"/>
+        </w:rPr>
+        <w:t>MRK 13:22</w:t>
+      </w:r>
       <w:r>
         <w:rPr>
           <w:lang w:val="es_ES" w:bidi="es_ES"/>
@@ -4636,18 +4252,12 @@
           <w:lang w:val="es_ES" w:bidi="es_ES"/>
         </w:rPr>
       </w:r>
-      <w:hyperlink r:id="rId79">
-        <w:r>
-          <w:rPr>
-            <w:lang w:val="es_ES" w:bidi="es_ES"/>
-          </w:rPr>
-          <w:rPr>
-            <w:color w:val="0000EE"/>
-            <w:u w:val="single"/>
-          </w:rPr>
-          <w:t>1TI 6:20</w:t>
-        </w:r>
-      </w:hyperlink>
+      <w:r>
+        <w:rPr>
+          <w:lang w:val="es_ES" w:bidi="es_ES"/>
+        </w:rPr>
+        <w:t>1TI 6:20</w:t>
+      </w:r>
       <w:r>
         <w:rPr>
           <w:lang w:val="es_ES" w:bidi="es_ES"/>
@@ -4857,7 +4467,7 @@
         </w:rPr>
         <w:t xml:space="preserve"> 'mentir', </w:t>
       </w:r>
-      <w:hyperlink r:id="rId31">
+      <w:hyperlink r:id="rId18">
         <w:r>
           <w:rPr>
             <w:lang w:val="es_ES" w:bidi="es_ES"/>
@@ -4887,18 +4497,12 @@
         </w:rPr>
         <w:t xml:space="preserve">En algunos casos podría ser importante reestructurar las relaciones semánticas en esta cláusula de </w:t>
       </w:r>
-      <w:hyperlink r:id="rId80">
-        <w:r>
-          <w:rPr>
-            <w:lang w:val="es_ES" w:bidi="es_ES"/>
-          </w:rPr>
-          <w:rPr>
-            <w:color w:val="0000EE"/>
-            <w:u w:val="single"/>
-          </w:rPr>
-          <w:t>ROM 3:7</w:t>
-        </w:r>
-      </w:hyperlink>
+      <w:r>
+        <w:rPr>
+          <w:lang w:val="es_ES" w:bidi="es_ES"/>
+        </w:rPr>
+        <w:t>ROM 3:7</w:t>
+      </w:r>
       <w:r>
         <w:rPr>
           <w:lang w:val="es_ES" w:bidi="es_ES"/>
@@ -4913,18 +4517,12 @@
           <w:lang w:val="es_ES" w:bidi="es_ES"/>
         </w:rPr>
       </w:r>
-      <w:hyperlink r:id="rId80">
-        <w:r>
-          <w:rPr>
-            <w:lang w:val="es_ES" w:bidi="es_ES"/>
-          </w:rPr>
-          <w:rPr>
-            <w:color w:val="0000EE"/>
-            <w:u w:val="single"/>
-          </w:rPr>
-          <w:t>ROM 3:7</w:t>
-        </w:r>
-      </w:hyperlink>
+      <w:r>
+        <w:rPr>
+          <w:lang w:val="es_ES" w:bidi="es_ES"/>
+        </w:rPr>
+        <w:t>ROM 3:7</w:t>
+      </w:r>
       <w:r>
         <w:rPr>
           <w:lang w:val="es_ES" w:bidi="es_ES"/>
@@ -5130,180 +4728,120 @@
           <w:lang w:val="es_ES" w:bidi="es_ES"/>
         </w:rPr>
       </w:r>
-      <w:hyperlink r:id="rId69">
-        <w:r>
-          <w:rPr>
-            <w:lang w:val="es_ES" w:bidi="es_ES"/>
-          </w:rPr>
-          <w:rPr>
-            <w:color w:val="0000EE"/>
-            <w:u w:val="single"/>
-          </w:rPr>
-          <w:t>JHN 8:44</w:t>
-        </w:r>
-      </w:hyperlink>
-      <w:r>
-        <w:rPr>
-          <w:lang w:val="es_ES" w:bidi="es_ES"/>
-        </w:rPr>
-        <w:t xml:space="preserve"> · </w:t>
-      </w:r>
-      <w:hyperlink r:id="rId81">
-        <w:r>
-          <w:rPr>
-            <w:lang w:val="es_ES" w:bidi="es_ES"/>
-          </w:rPr>
-          <w:rPr>
-            <w:color w:val="0000EE"/>
-            <w:u w:val="single"/>
-          </w:rPr>
-          <w:t>JHN 8:55</w:t>
-        </w:r>
-      </w:hyperlink>
-      <w:r>
-        <w:rPr>
-          <w:lang w:val="es_ES" w:bidi="es_ES"/>
-        </w:rPr>
-        <w:t xml:space="preserve"> · </w:t>
-      </w:r>
-      <w:hyperlink r:id="rId82">
-        <w:r>
-          <w:rPr>
-            <w:lang w:val="es_ES" w:bidi="es_ES"/>
-          </w:rPr>
-          <w:rPr>
-            <w:color w:val="0000EE"/>
-            <w:u w:val="single"/>
-          </w:rPr>
-          <w:t>ROM 3:4</w:t>
-        </w:r>
-      </w:hyperlink>
-      <w:r>
-        <w:rPr>
-          <w:lang w:val="es_ES" w:bidi="es_ES"/>
-        </w:rPr>
-        <w:t xml:space="preserve"> · </w:t>
-      </w:r>
-      <w:hyperlink r:id="rId83">
-        <w:r>
-          <w:rPr>
-            <w:lang w:val="es_ES" w:bidi="es_ES"/>
-          </w:rPr>
-          <w:rPr>
-            <w:color w:val="0000EE"/>
-            <w:u w:val="single"/>
-          </w:rPr>
-          <w:t>1TI 1:10</w:t>
-        </w:r>
-      </w:hyperlink>
-      <w:r>
-        <w:rPr>
-          <w:lang w:val="es_ES" w:bidi="es_ES"/>
-        </w:rPr>
-        <w:t xml:space="preserve"> · </w:t>
-      </w:r>
-      <w:hyperlink r:id="rId84">
-        <w:r>
-          <w:rPr>
-            <w:lang w:val="es_ES" w:bidi="es_ES"/>
-          </w:rPr>
-          <w:rPr>
-            <w:color w:val="0000EE"/>
-            <w:u w:val="single"/>
-          </w:rPr>
-          <w:t>TIT 1:12</w:t>
-        </w:r>
-      </w:hyperlink>
-      <w:r>
-        <w:rPr>
-          <w:lang w:val="es_ES" w:bidi="es_ES"/>
-        </w:rPr>
-        <w:t xml:space="preserve"> · </w:t>
-      </w:r>
-      <w:hyperlink r:id="rId85">
-        <w:r>
-          <w:rPr>
-            <w:lang w:val="es_ES" w:bidi="es_ES"/>
-          </w:rPr>
-          <w:rPr>
-            <w:color w:val="0000EE"/>
-            <w:u w:val="single"/>
-          </w:rPr>
-          <w:t>1JN 1:10</w:t>
-        </w:r>
-      </w:hyperlink>
-      <w:r>
-        <w:rPr>
-          <w:lang w:val="es_ES" w:bidi="es_ES"/>
-        </w:rPr>
-        <w:t xml:space="preserve"> · </w:t>
-      </w:r>
-      <w:hyperlink r:id="rId86">
-        <w:r>
-          <w:rPr>
-            <w:lang w:val="es_ES" w:bidi="es_ES"/>
-          </w:rPr>
-          <w:rPr>
-            <w:color w:val="0000EE"/>
-            <w:u w:val="single"/>
-          </w:rPr>
-          <w:t>1JN 2:4</w:t>
-        </w:r>
-      </w:hyperlink>
-      <w:r>
-        <w:rPr>
-          <w:lang w:val="es_ES" w:bidi="es_ES"/>
-        </w:rPr>
-        <w:t xml:space="preserve"> · </w:t>
-      </w:r>
-      <w:hyperlink r:id="rId87">
-        <w:r>
-          <w:rPr>
-            <w:lang w:val="es_ES" w:bidi="es_ES"/>
-          </w:rPr>
-          <w:rPr>
-            <w:color w:val="0000EE"/>
-            <w:u w:val="single"/>
-          </w:rPr>
-          <w:t>1JN 2:22</w:t>
-        </w:r>
-      </w:hyperlink>
-      <w:r>
-        <w:rPr>
-          <w:lang w:val="es_ES" w:bidi="es_ES"/>
-        </w:rPr>
-        <w:t xml:space="preserve"> · </w:t>
-      </w:r>
-      <w:hyperlink r:id="rId88">
-        <w:r>
-          <w:rPr>
-            <w:lang w:val="es_ES" w:bidi="es_ES"/>
-          </w:rPr>
-          <w:rPr>
-            <w:color w:val="0000EE"/>
-            <w:u w:val="single"/>
-          </w:rPr>
-          <w:t>1JN 4:20</w:t>
-        </w:r>
-      </w:hyperlink>
-      <w:r>
-        <w:rPr>
-          <w:lang w:val="es_ES" w:bidi="es_ES"/>
-        </w:rPr>
-        <w:t xml:space="preserve"> · </w:t>
-      </w:r>
-      <w:hyperlink r:id="rId89">
-        <w:r>
-          <w:rPr>
-            <w:lang w:val="es_ES" w:bidi="es_ES"/>
-          </w:rPr>
-          <w:rPr>
-            <w:color w:val="0000EE"/>
-            <w:u w:val="single"/>
-          </w:rPr>
-          <w:t>1JN 5:10</w:t>
-        </w:r>
-      </w:hyperlink>
+      <w:r>
+        <w:rPr>
+          <w:lang w:val="es_ES" w:bidi="es_ES"/>
+        </w:rPr>
+        <w:t>JHN 8:44</w:t>
+      </w:r>
+      <w:r>
+        <w:rPr>
+          <w:lang w:val="es_ES" w:bidi="es_ES"/>
+        </w:rPr>
+        <w:t xml:space="preserve"> · </w:t>
+      </w:r>
+      <w:r>
+        <w:rPr>
+          <w:lang w:val="es_ES" w:bidi="es_ES"/>
+        </w:rPr>
+        <w:t>JHN 8:55</w:t>
+      </w:r>
+      <w:r>
+        <w:rPr>
+          <w:lang w:val="es_ES" w:bidi="es_ES"/>
+        </w:rPr>
+        <w:t xml:space="preserve"> · </w:t>
+      </w:r>
+      <w:r>
+        <w:rPr>
+          <w:lang w:val="es_ES" w:bidi="es_ES"/>
+        </w:rPr>
+        <w:t>ROM 3:4</w:t>
+      </w:r>
+      <w:r>
+        <w:rPr>
+          <w:lang w:val="es_ES" w:bidi="es_ES"/>
+        </w:rPr>
+        <w:t xml:space="preserve"> · </w:t>
+      </w:r>
+      <w:r>
+        <w:rPr>
+          <w:lang w:val="es_ES" w:bidi="es_ES"/>
+        </w:rPr>
+        <w:t>1TI 1:10</w:t>
+      </w:r>
+      <w:r>
+        <w:rPr>
+          <w:lang w:val="es_ES" w:bidi="es_ES"/>
+        </w:rPr>
+        <w:t xml:space="preserve"> · </w:t>
+      </w:r>
+      <w:r>
+        <w:rPr>
+          <w:lang w:val="es_ES" w:bidi="es_ES"/>
+        </w:rPr>
+        <w:t>TIT 1:12</w:t>
+      </w:r>
+      <w:r>
+        <w:rPr>
+          <w:lang w:val="es_ES" w:bidi="es_ES"/>
+        </w:rPr>
+        <w:t xml:space="preserve"> · </w:t>
+      </w:r>
+      <w:r>
+        <w:rPr>
+          <w:lang w:val="es_ES" w:bidi="es_ES"/>
+        </w:rPr>
+        <w:t>1JN 1:10</w:t>
+      </w:r>
+      <w:r>
+        <w:rPr>
+          <w:lang w:val="es_ES" w:bidi="es_ES"/>
+        </w:rPr>
+        <w:t xml:space="preserve"> · </w:t>
+      </w:r>
+      <w:r>
+        <w:rPr>
+          <w:lang w:val="es_ES" w:bidi="es_ES"/>
+        </w:rPr>
+        <w:t>1JN 2:4</w:t>
+      </w:r>
+      <w:r>
+        <w:rPr>
+          <w:lang w:val="es_ES" w:bidi="es_ES"/>
+        </w:rPr>
+        <w:t xml:space="preserve"> · </w:t>
+      </w:r>
+      <w:r>
+        <w:rPr>
+          <w:lang w:val="es_ES" w:bidi="es_ES"/>
+        </w:rPr>
+        <w:t>1JN 2:22</w:t>
+      </w:r>
+      <w:r>
+        <w:rPr>
+          <w:lang w:val="es_ES" w:bidi="es_ES"/>
+        </w:rPr>
+        <w:t xml:space="preserve"> · </w:t>
+      </w:r>
+      <w:r>
+        <w:rPr>
+          <w:lang w:val="es_ES" w:bidi="es_ES"/>
+        </w:rPr>
+        <w:t>1JN 4:20</w:t>
+      </w:r>
+      <w:r>
+        <w:rPr>
+          <w:lang w:val="es_ES" w:bidi="es_ES"/>
+        </w:rPr>
+        <w:t xml:space="preserve"> · </w:t>
+      </w:r>
+      <w:r>
+        <w:rPr>
+          <w:lang w:val="es_ES" w:bidi="es_ES"/>
+        </w:rPr>
+        <w:t>1JN 5:10</w:t>
+      </w:r>
       <w:r>
         <w:rPr>
           <w:lang w:val="es_ES" w:bidi="es_ES"/>
@@ -5537,18 +5075,12 @@
         </w:rPr>
         <w:t xml:space="preserve">Hay una serie de problemas en la representación de </w:t>
       </w:r>
-      <w:hyperlink r:id="rId90">
-        <w:r>
-          <w:rPr>
-            <w:lang w:val="es_ES" w:bidi="es_ES"/>
-          </w:rPr>
-          <w:rPr>
-            <w:color w:val="0000EE"/>
-            <w:u w:val="single"/>
-          </w:rPr>
-          <w:t>1JN 1:1</w:t>
-        </w:r>
-      </w:hyperlink>
+      <w:r>
+        <w:rPr>
+          <w:lang w:val="es_ES" w:bidi="es_ES"/>
+        </w:rPr>
+        <w:t>1JN 1:1</w:t>
+      </w:r>
       <w:r>
         <w:rPr>
           <w:lang w:val="es_ES" w:bidi="es_ES"/>
@@ -5563,54 +5095,36 @@
           <w:lang w:val="es_ES" w:bidi="es_ES"/>
         </w:rPr>
       </w:r>
-      <w:hyperlink r:id="rId91">
-        <w:r>
-          <w:rPr>
-            <w:lang w:val="es_ES" w:bidi="es_ES"/>
-          </w:rPr>
-          <w:rPr>
-            <w:color w:val="0000EE"/>
-            <w:u w:val="single"/>
-          </w:rPr>
-          <w:t>LUK 24:39</w:t>
-        </w:r>
-      </w:hyperlink>
-      <w:r>
-        <w:rPr>
-          <w:lang w:val="es_ES" w:bidi="es_ES"/>
-        </w:rPr>
-        <w:t xml:space="preserve"> · </w:t>
-      </w:r>
-      <w:hyperlink r:id="rId92">
-        <w:r>
-          <w:rPr>
-            <w:lang w:val="es_ES" w:bidi="es_ES"/>
-          </w:rPr>
-          <w:rPr>
-            <w:color w:val="0000EE"/>
-            <w:u w:val="single"/>
-          </w:rPr>
-          <w:t>HEB 12:18</w:t>
-        </w:r>
-      </w:hyperlink>
-      <w:r>
-        <w:rPr>
-          <w:lang w:val="es_ES" w:bidi="es_ES"/>
-        </w:rPr>
-        <w:t xml:space="preserve"> · </w:t>
-      </w:r>
-      <w:hyperlink r:id="rId90">
-        <w:r>
-          <w:rPr>
-            <w:lang w:val="es_ES" w:bidi="es_ES"/>
-          </w:rPr>
-          <w:rPr>
-            <w:color w:val="0000EE"/>
-            <w:u w:val="single"/>
-          </w:rPr>
-          <w:t>1JN 1:1</w:t>
-        </w:r>
-      </w:hyperlink>
+      <w:r>
+        <w:rPr>
+          <w:lang w:val="es_ES" w:bidi="es_ES"/>
+        </w:rPr>
+        <w:t>LUK 24:39</w:t>
+      </w:r>
+      <w:r>
+        <w:rPr>
+          <w:lang w:val="es_ES" w:bidi="es_ES"/>
+        </w:rPr>
+        <w:t xml:space="preserve"> · </w:t>
+      </w:r>
+      <w:r>
+        <w:rPr>
+          <w:lang w:val="es_ES" w:bidi="es_ES"/>
+        </w:rPr>
+        <w:t>HEB 12:18</w:t>
+      </w:r>
+      <w:r>
+        <w:rPr>
+          <w:lang w:val="es_ES" w:bidi="es_ES"/>
+        </w:rPr>
+        <w:t xml:space="preserve"> · </w:t>
+      </w:r>
+      <w:r>
+        <w:rPr>
+          <w:lang w:val="es_ES" w:bidi="es_ES"/>
+        </w:rPr>
+        <w:t>1JN 1:1</w:t>
+      </w:r>
     </w:p>
     <w:p>
       <w:pPr/>
@@ -5711,7 +5225,7 @@
         </w:rPr>
         <w:t xml:space="preserve">[a] 'tocar, sentir', </w:t>
       </w:r>
-      <w:hyperlink r:id="rId93">
+      <w:hyperlink r:id="rId20">
         <w:r>
           <w:rPr>
             <w:lang w:val="es_ES" w:bidi="es_ES"/>
@@ -5737,18 +5251,12 @@
           <w:lang w:val="es_ES" w:bidi="es_ES"/>
         </w:rPr>
       </w:r>
-      <w:hyperlink r:id="rId94">
-        <w:r>
-          <w:rPr>
-            <w:lang w:val="es_ES" w:bidi="es_ES"/>
-          </w:rPr>
-          <w:rPr>
-            <w:color w:val="0000EE"/>
-            <w:u w:val="single"/>
-          </w:rPr>
-          <w:t>ACT 17:27</w:t>
-        </w:r>
-      </w:hyperlink>
+      <w:r>
+        <w:rPr>
+          <w:lang w:val="es_ES" w:bidi="es_ES"/>
+        </w:rPr>
+        <w:t>ACT 17:27</w:t>
+      </w:r>
       <w:r>
         <w:rPr>
           <w:lang w:val="es_ES" w:bidi="es_ES"/>
@@ -5982,25 +5490,19 @@
         </w:rPr>
         <w:t xml:space="preserve"> en </w:t>
       </w:r>
-      <w:hyperlink r:id="rId95">
-        <w:r>
-          <w:rPr>
-            <w:lang w:val="es_ES" w:bidi="es_ES"/>
-          </w:rPr>
-          <w:rPr>
-            <w:color w:val="0000EE"/>
-            <w:u w:val="single"/>
-          </w:rPr>
-          <w:t>REV 13:18</w:t>
-        </w:r>
-      </w:hyperlink>
+      <w:r>
+        <w:rPr>
+          <w:lang w:val="es_ES" w:bidi="es_ES"/>
+        </w:rPr>
+        <w:t>REV 13:18</w:t>
+      </w:r>
       <w:r>
         <w:rPr>
           <w:lang w:val="es_ES" w:bidi="es_ES"/>
         </w:rPr>
         <w:t xml:space="preserve">, ver </w:t>
       </w:r>
-      <w:hyperlink r:id="rId96">
+      <w:hyperlink r:id="rId21">
         <w:r>
           <w:rPr>
             <w:lang w:val="es_ES" w:bidi="es_ES"/>
@@ -6026,36 +5528,24 @@
           <w:lang w:val="es_ES" w:bidi="es_ES"/>
         </w:rPr>
       </w:r>
-      <w:hyperlink r:id="rId97">
-        <w:r>
-          <w:rPr>
-            <w:lang w:val="es_ES" w:bidi="es_ES"/>
-          </w:rPr>
-          <w:rPr>
-            <w:color w:val="0000EE"/>
-            <w:u w:val="single"/>
-          </w:rPr>
-          <w:t>LUK 14:28</w:t>
-        </w:r>
-      </w:hyperlink>
-      <w:r>
-        <w:rPr>
-          <w:lang w:val="es_ES" w:bidi="es_ES"/>
-        </w:rPr>
-        <w:t xml:space="preserve"> · </w:t>
-      </w:r>
-      <w:hyperlink r:id="rId95">
-        <w:r>
-          <w:rPr>
-            <w:lang w:val="es_ES" w:bidi="es_ES"/>
-          </w:rPr>
-          <w:rPr>
-            <w:color w:val="0000EE"/>
-            <w:u w:val="single"/>
-          </w:rPr>
-          <w:t>REV 13:18</w:t>
-        </w:r>
-      </w:hyperlink>
+      <w:r>
+        <w:rPr>
+          <w:lang w:val="es_ES" w:bidi="es_ES"/>
+        </w:rPr>
+        <w:t>LUK 14:28</w:t>
+      </w:r>
+      <w:r>
+        <w:rPr>
+          <w:lang w:val="es_ES" w:bidi="es_ES"/>
+        </w:rPr>
+        <w:t xml:space="preserve"> · </w:t>
+      </w:r>
+      <w:r>
+        <w:rPr>
+          <w:lang w:val="es_ES" w:bidi="es_ES"/>
+        </w:rPr>
+        <w:t>REV 13:18</w:t>
+      </w:r>
     </w:p>
     <w:p>
       <w:pPr/>
@@ -6156,18 +5646,12 @@
         </w:rPr>
         <w:t xml:space="preserve">La forma imperativa en tercera persona ψηφισάτω en </w:t>
       </w:r>
-      <w:hyperlink r:id="rId95">
-        <w:r>
-          <w:rPr>
-            <w:lang w:val="es_ES" w:bidi="es_ES"/>
-          </w:rPr>
-          <w:rPr>
-            <w:color w:val="0000EE"/>
-            <w:u w:val="single"/>
-          </w:rPr>
-          <w:t>REV 13:18</w:t>
-        </w:r>
-      </w:hyperlink>
+      <w:r>
+        <w:rPr>
+          <w:lang w:val="es_ES" w:bidi="es_ES"/>
+        </w:rPr>
+        <w:t>REV 13:18</w:t>
+      </w:r>
       <w:r>
         <w:rPr>
           <w:lang w:val="es_ES" w:bidi="es_ES"/>
@@ -6186,25 +5670,19 @@
         </w:rPr>
         <w:t xml:space="preserve"> en </w:t>
       </w:r>
-      <w:hyperlink r:id="rId95">
-        <w:r>
-          <w:rPr>
-            <w:lang w:val="es_ES" w:bidi="es_ES"/>
-          </w:rPr>
-          <w:rPr>
-            <w:color w:val="0000EE"/>
-            <w:u w:val="single"/>
-          </w:rPr>
-          <w:t>REV 13:18</w:t>
-        </w:r>
-      </w:hyperlink>
+      <w:r>
+        <w:rPr>
+          <w:lang w:val="es_ES" w:bidi="es_ES"/>
+        </w:rPr>
+        <w:t>REV 13:18</w:t>
+      </w:r>
       <w:r>
         <w:rPr>
           <w:lang w:val="es_ES" w:bidi="es_ES"/>
         </w:rPr>
         <w:t xml:space="preserve">, ver </w:t>
       </w:r>
-      <w:hyperlink r:id="rId98">
+      <w:hyperlink r:id="rId22">
         <w:r>
           <w:rPr>
             <w:lang w:val="es_ES" w:bidi="es_ES"/>
@@ -6230,18 +5708,12 @@
           <w:lang w:val="es_ES" w:bidi="es_ES"/>
         </w:rPr>
       </w:r>
-      <w:hyperlink r:id="rId95">
-        <w:r>
-          <w:rPr>
-            <w:lang w:val="es_ES" w:bidi="es_ES"/>
-          </w:rPr>
-          <w:rPr>
-            <w:color w:val="0000EE"/>
-            <w:u w:val="single"/>
-          </w:rPr>
-          <w:t>REV 13:18</w:t>
-        </w:r>
-      </w:hyperlink>
+      <w:r>
+        <w:rPr>
+          <w:lang w:val="es_ES" w:bidi="es_ES"/>
+        </w:rPr>
+        <w:t>REV 13:18</w:t>
+      </w:r>
       <w:r>
         <w:rPr>
           <w:lang w:val="es_ES" w:bidi="es_ES"/>
@@ -6451,18 +5923,12 @@
         </w:rPr>
         <w:t xml:space="preserve">Se han hecho diferentes sugerencias en cuanto a la referencia de ψῆφος en </w:t>
       </w:r>
-      <w:hyperlink r:id="rId99">
-        <w:r>
-          <w:rPr>
-            <w:lang w:val="es_ES" w:bidi="es_ES"/>
-          </w:rPr>
-          <w:rPr>
-            <w:color w:val="0000EE"/>
-            <w:u w:val="single"/>
-          </w:rPr>
-          <w:t>REV 2:17</w:t>
-        </w:r>
-      </w:hyperlink>
+      <w:r>
+        <w:rPr>
+          <w:lang w:val="es_ES" w:bidi="es_ES"/>
+        </w:rPr>
+        <w:t>REV 2:17</w:t>
+      </w:r>
       <w:r>
         <w:rPr>
           <w:lang w:val="es_ES" w:bidi="es_ES"/>
@@ -6477,54 +5943,36 @@
           <w:lang w:val="es_ES" w:bidi="es_ES"/>
         </w:rPr>
       </w:r>
-      <w:hyperlink r:id="rId100">
-        <w:r>
-          <w:rPr>
-            <w:lang w:val="es_ES" w:bidi="es_ES"/>
-          </w:rPr>
-          <w:rPr>
-            <w:color w:val="0000EE"/>
-            <w:u w:val="single"/>
-          </w:rPr>
-          <w:t>ACT 26:10</w:t>
-        </w:r>
-      </w:hyperlink>
-      <w:r>
-        <w:rPr>
-          <w:lang w:val="es_ES" w:bidi="es_ES"/>
-        </w:rPr>
-        <w:t xml:space="preserve"> · </w:t>
-      </w:r>
-      <w:hyperlink r:id="rId99">
-        <w:r>
-          <w:rPr>
-            <w:lang w:val="es_ES" w:bidi="es_ES"/>
-          </w:rPr>
-          <w:rPr>
-            <w:color w:val="0000EE"/>
-            <w:u w:val="single"/>
-          </w:rPr>
-          <w:t>REV 2:17</w:t>
-        </w:r>
-      </w:hyperlink>
-      <w:r>
-        <w:rPr>
-          <w:lang w:val="es_ES" w:bidi="es_ES"/>
-        </w:rPr>
-        <w:t xml:space="preserve"> · </w:t>
-      </w:r>
-      <w:hyperlink r:id="rId99">
-        <w:r>
-          <w:rPr>
-            <w:lang w:val="es_ES" w:bidi="es_ES"/>
-          </w:rPr>
-          <w:rPr>
-            <w:color w:val="0000EE"/>
-            <w:u w:val="single"/>
-          </w:rPr>
-          <w:t>REV 2:17</w:t>
-        </w:r>
-      </w:hyperlink>
+      <w:r>
+        <w:rPr>
+          <w:lang w:val="es_ES" w:bidi="es_ES"/>
+        </w:rPr>
+        <w:t>ACT 26:10</w:t>
+      </w:r>
+      <w:r>
+        <w:rPr>
+          <w:lang w:val="es_ES" w:bidi="es_ES"/>
+        </w:rPr>
+        <w:t xml:space="preserve"> · </w:t>
+      </w:r>
+      <w:r>
+        <w:rPr>
+          <w:lang w:val="es_ES" w:bidi="es_ES"/>
+        </w:rPr>
+        <w:t>REV 2:17</w:t>
+      </w:r>
+      <w:r>
+        <w:rPr>
+          <w:lang w:val="es_ES" w:bidi="es_ES"/>
+        </w:rPr>
+        <w:t xml:space="preserve"> · </w:t>
+      </w:r>
+      <w:r>
+        <w:rPr>
+          <w:lang w:val="es_ES" w:bidi="es_ES"/>
+        </w:rPr>
+        <w:t>REV 2:17</w:t>
+      </w:r>
       <w:r>
         <w:rPr>
           <w:lang w:val="es_ES" w:bidi="es_ES"/>
@@ -6742,18 +6190,12 @@
           <w:lang w:val="es_ES" w:bidi="es_ES"/>
         </w:rPr>
       </w:r>
-      <w:hyperlink r:id="rId101">
-        <w:r>
-          <w:rPr>
-            <w:lang w:val="es_ES" w:bidi="es_ES"/>
-          </w:rPr>
-          <w:rPr>
-            <w:color w:val="0000EE"/>
-            <w:u w:val="single"/>
-          </w:rPr>
-          <w:t>2CO 12:20</w:t>
-        </w:r>
-      </w:hyperlink>
+      <w:r>
+        <w:rPr>
+          <w:lang w:val="es_ES" w:bidi="es_ES"/>
+        </w:rPr>
+        <w:t>2CO 12:20</w:t>
+      </w:r>
       <w:r>
         <w:rPr>
           <w:lang w:val="es_ES" w:bidi="es_ES"/>
@@ -6959,18 +6401,12 @@
           <w:lang w:val="es_ES" w:bidi="es_ES"/>
         </w:rPr>
       </w:r>
-      <w:hyperlink r:id="rId102">
-        <w:r>
-          <w:rPr>
-            <w:lang w:val="es_ES" w:bidi="es_ES"/>
-          </w:rPr>
-          <w:rPr>
-            <w:color w:val="0000EE"/>
-            <w:u w:val="single"/>
-          </w:rPr>
-          <w:t>ROM 1:29</w:t>
-        </w:r>
-      </w:hyperlink>
+      <w:r>
+        <w:rPr>
+          <w:lang w:val="es_ES" w:bidi="es_ES"/>
+        </w:rPr>
+        <w:t>ROM 1:29</w:t>
+      </w:r>
       <w:r>
         <w:rPr>
           <w:lang w:val="es_ES" w:bidi="es_ES"/>
@@ -7144,54 +6580,36 @@
         </w:rPr>
         <w:t xml:space="preserve">En </w:t>
       </w:r>
-      <w:hyperlink r:id="rId103">
-        <w:r>
-          <w:rPr>
-            <w:lang w:val="es_ES" w:bidi="es_ES"/>
-          </w:rPr>
-          <w:rPr>
-            <w:color w:val="0000EE"/>
-            <w:u w:val="single"/>
-          </w:rPr>
-          <w:t>MAT 15:27</w:t>
-        </w:r>
-      </w:hyperlink>
+      <w:r>
+        <w:rPr>
+          <w:lang w:val="es_ES" w:bidi="es_ES"/>
+        </w:rPr>
+        <w:t>MAT 15:27</w:t>
+      </w:r>
       <w:r>
         <w:rPr>
           <w:lang w:val="es_ES" w:bidi="es_ES"/>
         </w:rPr>
         <w:t xml:space="preserve">, </w:t>
       </w:r>
-      <w:hyperlink r:id="rId104">
-        <w:r>
-          <w:rPr>
-            <w:lang w:val="es_ES" w:bidi="es_ES"/>
-          </w:rPr>
-          <w:rPr>
-            <w:color w:val="0000EE"/>
-            <w:u w:val="single"/>
-          </w:rPr>
-          <w:t>MRK 7:28</w:t>
-        </w:r>
-      </w:hyperlink>
+      <w:r>
+        <w:rPr>
+          <w:lang w:val="es_ES" w:bidi="es_ES"/>
+        </w:rPr>
+        <w:t>MRK 7:28</w:t>
+      </w:r>
       <w:r>
         <w:rPr>
           <w:lang w:val="es_ES" w:bidi="es_ES"/>
         </w:rPr>
         <w:t xml:space="preserve">, y </w:t>
       </w:r>
-      <w:hyperlink r:id="rId105">
-        <w:r>
-          <w:rPr>
-            <w:lang w:val="es_ES" w:bidi="es_ES"/>
-          </w:rPr>
-          <w:rPr>
-            <w:color w:val="0000EE"/>
-            <w:u w:val="single"/>
-          </w:rPr>
-          <w:t>LUK 16:21</w:t>
-        </w:r>
-      </w:hyperlink>
+      <w:r>
+        <w:rPr>
+          <w:lang w:val="es_ES" w:bidi="es_ES"/>
+        </w:rPr>
+        <w:t>LUK 16:21</w:t>
+      </w:r>
       <w:r>
         <w:rPr>
           <w:lang w:val="es_ES" w:bidi="es_ES"/>
@@ -7205,18 +6623,12 @@
         </w:rPr>
         <w:t xml:space="preserve">Esta palabra se encuentra como una variante de lectura: ἐπιθυμῶν χορτασθῆναι ἀπὸ τῶν πιπτόντων ἀπὸ τῆς τραπέζης 'estar contento con comer las sobras que caen de la mesa' </w:t>
       </w:r>
-      <w:hyperlink r:id="rId105">
-        <w:r>
-          <w:rPr>
-            <w:lang w:val="es_ES" w:bidi="es_ES"/>
-          </w:rPr>
-          <w:rPr>
-            <w:color w:val="0000EE"/>
-            <w:u w:val="single"/>
-          </w:rPr>
-          <w:t>LUK 16:21</w:t>
-        </w:r>
-      </w:hyperlink>
+      <w:r>
+        <w:rPr>
+          <w:lang w:val="es_ES" w:bidi="es_ES"/>
+        </w:rPr>
+        <w:t>LUK 16:21</w:t>
+      </w:r>
       <w:r>
         <w:rPr>
           <w:lang w:val="es_ES" w:bidi="es_ES"/>
@@ -7231,18 +6643,12 @@
           <w:lang w:val="es_ES" w:bidi="es_ES"/>
         </w:rPr>
       </w:r>
-      <w:hyperlink r:id="rId105">
-        <w:r>
-          <w:rPr>
-            <w:lang w:val="es_ES" w:bidi="es_ES"/>
-          </w:rPr>
-          <w:rPr>
-            <w:color w:val="0000EE"/>
-            <w:u w:val="single"/>
-          </w:rPr>
-          <w:t>LUK 16:21</w:t>
-        </w:r>
-      </w:hyperlink>
+      <w:r>
+        <w:rPr>
+          <w:lang w:val="es_ES" w:bidi="es_ES"/>
+        </w:rPr>
+        <w:t>LUK 16:21</w:t>
+      </w:r>
       <w:r>
         <w:rPr>
           <w:lang w:val="es_ES" w:bidi="es_ES"/>
@@ -7434,54 +6840,36 @@
         </w:rPr>
         <w:t xml:space="preserve">En </w:t>
       </w:r>
-      <w:hyperlink r:id="rId103">
-        <w:r>
-          <w:rPr>
-            <w:lang w:val="es_ES" w:bidi="es_ES"/>
-          </w:rPr>
-          <w:rPr>
-            <w:color w:val="0000EE"/>
-            <w:u w:val="single"/>
-          </w:rPr>
-          <w:t>MAT 15:27</w:t>
-        </w:r>
-      </w:hyperlink>
+      <w:r>
+        <w:rPr>
+          <w:lang w:val="es_ES" w:bidi="es_ES"/>
+        </w:rPr>
+        <w:t>MAT 15:27</w:t>
+      </w:r>
       <w:r>
         <w:rPr>
           <w:lang w:val="es_ES" w:bidi="es_ES"/>
         </w:rPr>
         <w:t xml:space="preserve">, </w:t>
       </w:r>
-      <w:hyperlink r:id="rId104">
-        <w:r>
-          <w:rPr>
-            <w:lang w:val="es_ES" w:bidi="es_ES"/>
-          </w:rPr>
-          <w:rPr>
-            <w:color w:val="0000EE"/>
-            <w:u w:val="single"/>
-          </w:rPr>
-          <w:t>MRK 7:28</w:t>
-        </w:r>
-      </w:hyperlink>
+      <w:r>
+        <w:rPr>
+          <w:lang w:val="es_ES" w:bidi="es_ES"/>
+        </w:rPr>
+        <w:t>MRK 7:28</w:t>
+      </w:r>
       <w:r>
         <w:rPr>
           <w:lang w:val="es_ES" w:bidi="es_ES"/>
         </w:rPr>
         <w:t xml:space="preserve">, y </w:t>
       </w:r>
-      <w:hyperlink r:id="rId105">
-        <w:r>
-          <w:rPr>
-            <w:lang w:val="es_ES" w:bidi="es_ES"/>
-          </w:rPr>
-          <w:rPr>
-            <w:color w:val="0000EE"/>
-            <w:u w:val="single"/>
-          </w:rPr>
-          <w:t>LUK 16:21</w:t>
-        </w:r>
-      </w:hyperlink>
+      <w:r>
+        <w:rPr>
+          <w:lang w:val="es_ES" w:bidi="es_ES"/>
+        </w:rPr>
+        <w:t>LUK 16:21</w:t>
+      </w:r>
       <w:r>
         <w:rPr>
           <w:lang w:val="es_ES" w:bidi="es_ES"/>
@@ -7496,36 +6884,24 @@
           <w:lang w:val="es_ES" w:bidi="es_ES"/>
         </w:rPr>
       </w:r>
-      <w:hyperlink r:id="rId103">
-        <w:r>
-          <w:rPr>
-            <w:lang w:val="es_ES" w:bidi="es_ES"/>
-          </w:rPr>
-          <w:rPr>
-            <w:color w:val="0000EE"/>
-            <w:u w:val="single"/>
-          </w:rPr>
-          <w:t>MAT 15:27</w:t>
-        </w:r>
-      </w:hyperlink>
-      <w:r>
-        <w:rPr>
-          <w:lang w:val="es_ES" w:bidi="es_ES"/>
-        </w:rPr>
-        <w:t xml:space="preserve"> · </w:t>
-      </w:r>
-      <w:hyperlink r:id="rId104">
-        <w:r>
-          <w:rPr>
-            <w:lang w:val="es_ES" w:bidi="es_ES"/>
-          </w:rPr>
-          <w:rPr>
-            <w:color w:val="0000EE"/>
-            <w:u w:val="single"/>
-          </w:rPr>
-          <w:t>MRK 7:28</w:t>
-        </w:r>
-      </w:hyperlink>
+      <w:r>
+        <w:rPr>
+          <w:lang w:val="es_ES" w:bidi="es_ES"/>
+        </w:rPr>
+        <w:t>MAT 15:27</w:t>
+      </w:r>
+      <w:r>
+        <w:rPr>
+          <w:lang w:val="es_ES" w:bidi="es_ES"/>
+        </w:rPr>
+        <w:t xml:space="preserve"> · </w:t>
+      </w:r>
+      <w:r>
+        <w:rPr>
+          <w:lang w:val="es_ES" w:bidi="es_ES"/>
+        </w:rPr>
+        <w:t>MRK 7:28</w:t>
+      </w:r>
       <w:r>
         <w:rPr>
           <w:lang w:val="es_ES" w:bidi="es_ES"/>
@@ -7771,18 +7147,12 @@
         </w:rPr>
         <w:t xml:space="preserve">También es posible traducir ψυχή en </w:t>
       </w:r>
-      <w:hyperlink r:id="rId106">
-        <w:r>
-          <w:rPr>
-            <w:lang w:val="es_ES" w:bidi="es_ES"/>
-          </w:rPr>
-          <w:rPr>
-            <w:color w:val="0000EE"/>
-            <w:u w:val="single"/>
-          </w:rPr>
-          <w:t>PHP 1:27</w:t>
-        </w:r>
-      </w:hyperlink>
+      <w:r>
+        <w:rPr>
+          <w:lang w:val="es_ES" w:bidi="es_ES"/>
+        </w:rPr>
+        <w:t>PHP 1:27</w:t>
+      </w:r>
       <w:r>
         <w:rPr>
           <w:lang w:val="es_ES" w:bidi="es_ES"/>
@@ -7796,43 +7166,31 @@
         </w:rPr>
         <w:t xml:space="preserve">ψυχή[a] es a menudo traducido con las glosas 'corazón' o 'deseo'. Compara lo siguiente: περίλυπός ἐστιν ἡ ψυχή μου ἕως θανάτου ‘mi corazón está tan triste que siento que voy a morir' </w:t>
       </w:r>
-      <w:hyperlink r:id="rId107">
-        <w:r>
-          <w:rPr>
-            <w:lang w:val="es_ES" w:bidi="es_ES"/>
-          </w:rPr>
-          <w:rPr>
-            <w:color w:val="0000EE"/>
-            <w:u w:val="single"/>
-          </w:rPr>
-          <w:t>MAT 26:38</w:t>
-        </w:r>
-      </w:hyperlink>
+      <w:r>
+        <w:rPr>
+          <w:lang w:val="es_ES" w:bidi="es_ES"/>
+        </w:rPr>
+        <w:t>MAT 26:38</w:t>
+      </w:r>
       <w:r>
         <w:rPr>
           <w:lang w:val="es_ES" w:bidi="es_ES"/>
         </w:rPr>
         <w:t xml:space="preserve">; ἵνα μὴ κάμητε ταῖς ψυχαῖς ὑμῶν ἐκλυόμενοι ‘así que no dejen que su corazón se desanime ni se rindan' </w:t>
       </w:r>
-      <w:hyperlink r:id="rId108">
-        <w:r>
-          <w:rPr>
-            <w:lang w:val="es_ES" w:bidi="es_ES"/>
-          </w:rPr>
-          <w:rPr>
-            <w:color w:val="0000EE"/>
-            <w:u w:val="single"/>
-          </w:rPr>
-          <w:t>HEB 12:3</w:t>
-        </w:r>
-      </w:hyperlink>
+      <w:r>
+        <w:rPr>
+          <w:lang w:val="es_ES" w:bidi="es_ES"/>
+        </w:rPr>
+        <w:t>HEB 12:3</w:t>
+      </w:r>
       <w:r>
         <w:rPr>
           <w:lang w:val="es_ES" w:bidi="es_ES"/>
         </w:rPr>
         <w:t xml:space="preserve"> (para ψυχή en la expresión idiomática κάμνω τῇ ψυχῇ, ver </w:t>
       </w:r>
-      <w:hyperlink r:id="rId109">
+      <w:hyperlink r:id="rId23">
         <w:r>
           <w:rPr>
             <w:lang w:val="es_ES" w:bidi="es_ES"/>
@@ -7850,72 +7208,48 @@
         </w:rPr>
         <w:t xml:space="preserve">); ἀλλ ὡς δοῦλοι Χριστοῦ ποιοῦντες τὸ θέλημα τοῦ θεοῦ ἐκ ψυχῆς ‘pero de todo corazón, hagan lo que Dios quiere, como esclavos de Cristo’ </w:t>
       </w:r>
-      <w:hyperlink r:id="rId110">
-        <w:r>
-          <w:rPr>
-            <w:lang w:val="es_ES" w:bidi="es_ES"/>
-          </w:rPr>
-          <w:rPr>
-            <w:color w:val="0000EE"/>
-            <w:u w:val="single"/>
-          </w:rPr>
-          <w:t>EPH 6:6</w:t>
-        </w:r>
-      </w:hyperlink>
+      <w:r>
+        <w:rPr>
+          <w:lang w:val="es_ES" w:bidi="es_ES"/>
+        </w:rPr>
+        <w:t>EPH 6:6</w:t>
+      </w:r>
       <w:r>
         <w:rPr>
           <w:lang w:val="es_ES" w:bidi="es_ES"/>
         </w:rPr>
         <w:t xml:space="preserve">. En estos pasajes, sin embargo, ψυχή realmente se refiere a la persona total, así que </w:t>
       </w:r>
-      <w:hyperlink r:id="rId107">
-        <w:r>
-          <w:rPr>
-            <w:lang w:val="es_ES" w:bidi="es_ES"/>
-          </w:rPr>
-          <w:rPr>
-            <w:color w:val="0000EE"/>
-            <w:u w:val="single"/>
-          </w:rPr>
-          <w:t>MAT 26:38</w:t>
-        </w:r>
-      </w:hyperlink>
+      <w:r>
+        <w:rPr>
+          <w:lang w:val="es_ES" w:bidi="es_ES"/>
+        </w:rPr>
+        <w:t>MAT 26:38</w:t>
+      </w:r>
       <w:r>
         <w:rPr>
           <w:lang w:val="es_ES" w:bidi="es_ES"/>
         </w:rPr>
         <w:t xml:space="preserve"> podrían bien ser traducido como 'mi tristeza es tan grande que casi me está matando'. </w:t>
       </w:r>
-      <w:hyperlink r:id="rId108">
-        <w:r>
-          <w:rPr>
-            <w:lang w:val="es_ES" w:bidi="es_ES"/>
-          </w:rPr>
-          <w:rPr>
-            <w:color w:val="0000EE"/>
-            <w:u w:val="single"/>
-          </w:rPr>
-          <w:t>HEB 12:3</w:t>
-        </w:r>
-      </w:hyperlink>
+      <w:r>
+        <w:rPr>
+          <w:lang w:val="es_ES" w:bidi="es_ES"/>
+        </w:rPr>
+        <w:t>HEB 12:3</w:t>
+      </w:r>
       <w:r>
         <w:rPr>
           <w:lang w:val="es_ES" w:bidi="es_ES"/>
         </w:rPr>
         <w:t xml:space="preserve"> se puede también traducir como 'no se dejen desanimar ni se den por vencidos’, y </w:t>
       </w:r>
-      <w:hyperlink r:id="rId110">
-        <w:r>
-          <w:rPr>
-            <w:lang w:val="es_ES" w:bidi="es_ES"/>
-          </w:rPr>
-          <w:rPr>
-            <w:color w:val="0000EE"/>
-            <w:u w:val="single"/>
-          </w:rPr>
-          <w:t>EPH 6:6</w:t>
-        </w:r>
-      </w:hyperlink>
+      <w:r>
+        <w:rPr>
+          <w:lang w:val="es_ES" w:bidi="es_ES"/>
+        </w:rPr>
+        <w:t>EPH 6:6</w:t>
+      </w:r>
       <w:r>
         <w:rPr>
           <w:lang w:val="es_ES" w:bidi="es_ES"/>
@@ -7941,7 +7275,7 @@
         </w:rPr>
         <w:t>[c] (</w:t>
       </w:r>
-      <w:hyperlink r:id="rId111">
+      <w:hyperlink r:id="rId24">
         <w:r>
           <w:rPr>
             <w:lang w:val="es_ES" w:bidi="es_ES"/>
@@ -7959,18 +7293,12 @@
         </w:rPr>
         <w:t xml:space="preserve">), por ejemplo, en </w:t>
       </w:r>
-      <w:hyperlink r:id="rId112">
-        <w:r>
-          <w:rPr>
-            <w:lang w:val="es_ES" w:bidi="es_ES"/>
-          </w:rPr>
-          <w:rPr>
-            <w:color w:val="0000EE"/>
-            <w:u w:val="single"/>
-          </w:rPr>
-          <w:t>MAT 11:29</w:t>
-        </w:r>
-      </w:hyperlink>
+      <w:r>
+        <w:rPr>
+          <w:lang w:val="es_ES" w:bidi="es_ES"/>
+        </w:rPr>
+        <w:t>MAT 11:29</w:t>
+      </w:r>
       <w:r>
         <w:rPr>
           <w:lang w:val="es_ES" w:bidi="es_ES"/>
@@ -7984,18 +7312,12 @@
         </w:rPr>
         <w:t xml:space="preserve">Aún en esos contextos donde ψυχή está relacionado con la existencia después de la muerte, podría estarse refiriendo figurativamente a la persona. Por ejemplo, en </w:t>
       </w:r>
-      <w:hyperlink r:id="rId113">
-        <w:r>
-          <w:rPr>
-            <w:lang w:val="es_ES" w:bidi="es_ES"/>
-          </w:rPr>
-          <w:rPr>
-            <w:color w:val="0000EE"/>
-            <w:u w:val="single"/>
-          </w:rPr>
-          <w:t>ACT 2:27</w:t>
-        </w:r>
-      </w:hyperlink>
+      <w:r>
+        <w:rPr>
+          <w:lang w:val="es_ES" w:bidi="es_ES"/>
+        </w:rPr>
+        <w:t>ACT 2:27</w:t>
+      </w:r>
       <w:r>
         <w:rPr>
           <w:lang w:val="es_ES" w:bidi="es_ES"/>
@@ -8021,7 +7343,7 @@
         </w:rPr>
         <w:t>[b], significando 'vida física, principio de vida' (</w:t>
       </w:r>
-      <w:hyperlink r:id="rId114">
+      <w:hyperlink r:id="rId25">
         <w:r>
           <w:rPr>
             <w:lang w:val="es_ES" w:bidi="es_ES"/>
@@ -8051,18 +7373,12 @@
         </w:rPr>
         <w:t xml:space="preserve">[b] en </w:t>
       </w:r>
-      <w:hyperlink r:id="rId115">
-        <w:r>
-          <w:rPr>
-            <w:lang w:val="es_ES" w:bidi="es_ES"/>
-          </w:rPr>
-          <w:rPr>
-            <w:color w:val="0000EE"/>
-            <w:u w:val="single"/>
-          </w:rPr>
-          <w:t>HEB 4:12</w:t>
-        </w:r>
-      </w:hyperlink>
+      <w:r>
+        <w:rPr>
+          <w:lang w:val="es_ES" w:bidi="es_ES"/>
+        </w:rPr>
+        <w:t>HEB 4:12</w:t>
+      </w:r>
       <w:r>
         <w:rPr>
           <w:lang w:val="es_ES" w:bidi="es_ES"/>
@@ -8081,18 +7397,12 @@
         </w:rPr>
         <w:t xml:space="preserve">[b] en </w:t>
       </w:r>
-      <w:hyperlink r:id="rId116">
-        <w:r>
-          <w:rPr>
-            <w:lang w:val="es_ES" w:bidi="es_ES"/>
-          </w:rPr>
-          <w:rPr>
-            <w:color w:val="0000EE"/>
-            <w:u w:val="single"/>
-          </w:rPr>
-          <w:t>1TH 5:23</w:t>
-        </w:r>
-      </w:hyperlink>
+      <w:r>
+        <w:rPr>
+          <w:lang w:val="es_ES" w:bidi="es_ES"/>
+        </w:rPr>
+        <w:t>1TH 5:23</w:t>
+      </w:r>
       <w:r>
         <w:rPr>
           <w:lang w:val="es_ES" w:bidi="es_ES"/>
@@ -8118,7 +7428,7 @@
         </w:rPr>
         <w:t xml:space="preserve"> (</w:t>
       </w:r>
-      <w:hyperlink r:id="rId117">
+      <w:hyperlink r:id="rId26">
         <w:r>
           <w:rPr>
             <w:lang w:val="es_ES" w:bidi="es_ES"/>
@@ -8148,7 +7458,7 @@
         </w:rPr>
         <w:t xml:space="preserve"> (</w:t>
       </w:r>
-      <w:hyperlink r:id="rId118">
+      <w:hyperlink r:id="rId27">
         <w:r>
           <w:rPr>
             <w:lang w:val="es_ES" w:bidi="es_ES"/>
@@ -8166,18 +7476,12 @@
         </w:rPr>
         <w:t xml:space="preserve">) como por ejemplo en </w:t>
       </w:r>
-      <w:hyperlink r:id="rId119">
-        <w:r>
-          <w:rPr>
-            <w:lang w:val="es_ES" w:bidi="es_ES"/>
-          </w:rPr>
-          <w:rPr>
-            <w:color w:val="0000EE"/>
-            <w:u w:val="single"/>
-          </w:rPr>
-          <w:t>MAT 22:37</w:t>
-        </w:r>
-      </w:hyperlink>
+      <w:r>
+        <w:rPr>
+          <w:lang w:val="es_ES" w:bidi="es_ES"/>
+        </w:rPr>
+        <w:t>MAT 22:37</w:t>
+      </w:r>
       <w:r>
         <w:rPr>
           <w:lang w:val="es_ES" w:bidi="es_ES"/>
@@ -8208,18 +7512,12 @@
         </w:rPr>
         <w:t xml:space="preserve">, solo enfatiza la totalidad de la personalidad humana, y no se puede hacer una distinción clara entre estos. Ciertamente, los referentes involucran una superposición considerable. Se puede traducir con toda justificación </w:t>
       </w:r>
-      <w:hyperlink r:id="rId119">
-        <w:r>
-          <w:rPr>
-            <w:lang w:val="es_ES" w:bidi="es_ES"/>
-          </w:rPr>
-          <w:rPr>
-            <w:color w:val="0000EE"/>
-            <w:u w:val="single"/>
-          </w:rPr>
-          <w:t>MAT 22:37</w:t>
-        </w:r>
-      </w:hyperlink>
+      <w:r>
+        <w:rPr>
+          <w:lang w:val="es_ES" w:bidi="es_ES"/>
+        </w:rPr>
+        <w:t>MAT 22:37</w:t>
+      </w:r>
       <w:r>
         <w:rPr>
           <w:lang w:val="es_ES" w:bidi="es_ES"/>
@@ -8258,558 +7556,372 @@
           <w:lang w:val="es_ES" w:bidi="es_ES"/>
         </w:rPr>
       </w:r>
-      <w:hyperlink r:id="rId120">
-        <w:r>
-          <w:rPr>
-            <w:lang w:val="es_ES" w:bidi="es_ES"/>
-          </w:rPr>
-          <w:rPr>
-            <w:color w:val="0000EE"/>
-            <w:u w:val="single"/>
-          </w:rPr>
-          <w:t>MAT 10:28</w:t>
-        </w:r>
-      </w:hyperlink>
-      <w:r>
-        <w:rPr>
-          <w:lang w:val="es_ES" w:bidi="es_ES"/>
-        </w:rPr>
-        <w:t xml:space="preserve"> · </w:t>
-      </w:r>
-      <w:hyperlink r:id="rId120">
-        <w:r>
-          <w:rPr>
-            <w:lang w:val="es_ES" w:bidi="es_ES"/>
-          </w:rPr>
-          <w:rPr>
-            <w:color w:val="0000EE"/>
-            <w:u w:val="single"/>
-          </w:rPr>
-          <w:t>MAT 10:28</w:t>
-        </w:r>
-      </w:hyperlink>
-      <w:r>
-        <w:rPr>
-          <w:lang w:val="es_ES" w:bidi="es_ES"/>
-        </w:rPr>
-        <w:t xml:space="preserve"> · </w:t>
-      </w:r>
-      <w:hyperlink r:id="rId112">
-        <w:r>
-          <w:rPr>
-            <w:lang w:val="es_ES" w:bidi="es_ES"/>
-          </w:rPr>
-          <w:rPr>
-            <w:color w:val="0000EE"/>
-            <w:u w:val="single"/>
-          </w:rPr>
-          <w:t>MAT 11:29</w:t>
-        </w:r>
-      </w:hyperlink>
-      <w:r>
-        <w:rPr>
-          <w:lang w:val="es_ES" w:bidi="es_ES"/>
-        </w:rPr>
-        <w:t xml:space="preserve"> · </w:t>
-      </w:r>
-      <w:hyperlink r:id="rId121">
-        <w:r>
-          <w:rPr>
-            <w:lang w:val="es_ES" w:bidi="es_ES"/>
-          </w:rPr>
-          <w:rPr>
-            <w:color w:val="0000EE"/>
-            <w:u w:val="single"/>
-          </w:rPr>
-          <w:t>MAT 12:18</w:t>
-        </w:r>
-      </w:hyperlink>
-      <w:r>
-        <w:rPr>
-          <w:lang w:val="es_ES" w:bidi="es_ES"/>
-        </w:rPr>
-        <w:t xml:space="preserve"> · </w:t>
-      </w:r>
-      <w:hyperlink r:id="rId119">
-        <w:r>
-          <w:rPr>
-            <w:lang w:val="es_ES" w:bidi="es_ES"/>
-          </w:rPr>
-          <w:rPr>
-            <w:color w:val="0000EE"/>
-            <w:u w:val="single"/>
-          </w:rPr>
-          <w:t>MAT 22:37</w:t>
-        </w:r>
-      </w:hyperlink>
-      <w:r>
-        <w:rPr>
-          <w:lang w:val="es_ES" w:bidi="es_ES"/>
-        </w:rPr>
-        <w:t xml:space="preserve"> · </w:t>
-      </w:r>
-      <w:hyperlink r:id="rId107">
-        <w:r>
-          <w:rPr>
-            <w:lang w:val="es_ES" w:bidi="es_ES"/>
-          </w:rPr>
-          <w:rPr>
-            <w:color w:val="0000EE"/>
-            <w:u w:val="single"/>
-          </w:rPr>
-          <w:t>MAT 26:38</w:t>
-        </w:r>
-      </w:hyperlink>
-      <w:r>
-        <w:rPr>
-          <w:lang w:val="es_ES" w:bidi="es_ES"/>
-        </w:rPr>
-        <w:t xml:space="preserve"> · </w:t>
-      </w:r>
-      <w:hyperlink r:id="rId122">
-        <w:r>
-          <w:rPr>
-            <w:lang w:val="es_ES" w:bidi="es_ES"/>
-          </w:rPr>
-          <w:rPr>
-            <w:color w:val="0000EE"/>
-            <w:u w:val="single"/>
-          </w:rPr>
-          <w:t>MRK 12:30</w:t>
-        </w:r>
-      </w:hyperlink>
-      <w:r>
-        <w:rPr>
-          <w:lang w:val="es_ES" w:bidi="es_ES"/>
-        </w:rPr>
-        <w:t xml:space="preserve"> · </w:t>
-      </w:r>
-      <w:hyperlink r:id="rId123">
-        <w:r>
-          <w:rPr>
-            <w:lang w:val="es_ES" w:bidi="es_ES"/>
-          </w:rPr>
-          <w:rPr>
-            <w:color w:val="0000EE"/>
-            <w:u w:val="single"/>
-          </w:rPr>
-          <w:t>MRK 14:34</w:t>
-        </w:r>
-      </w:hyperlink>
-      <w:r>
-        <w:rPr>
-          <w:lang w:val="es_ES" w:bidi="es_ES"/>
-        </w:rPr>
-        <w:t xml:space="preserve"> · </w:t>
-      </w:r>
-      <w:hyperlink r:id="rId124">
-        <w:r>
-          <w:rPr>
-            <w:lang w:val="es_ES" w:bidi="es_ES"/>
-          </w:rPr>
-          <w:rPr>
-            <w:color w:val="0000EE"/>
-            <w:u w:val="single"/>
-          </w:rPr>
-          <w:t>LUK 1:46</w:t>
-        </w:r>
-      </w:hyperlink>
-      <w:r>
-        <w:rPr>
-          <w:lang w:val="es_ES" w:bidi="es_ES"/>
-        </w:rPr>
-        <w:t xml:space="preserve"> · </w:t>
-      </w:r>
-      <w:hyperlink r:id="rId125">
-        <w:r>
-          <w:rPr>
-            <w:lang w:val="es_ES" w:bidi="es_ES"/>
-          </w:rPr>
-          <w:rPr>
-            <w:color w:val="0000EE"/>
-            <w:u w:val="single"/>
-          </w:rPr>
-          <w:t>LUK 10:27</w:t>
-        </w:r>
-      </w:hyperlink>
-      <w:r>
-        <w:rPr>
-          <w:lang w:val="es_ES" w:bidi="es_ES"/>
-        </w:rPr>
-        <w:t xml:space="preserve"> · </w:t>
-      </w:r>
-      <w:hyperlink r:id="rId126">
-        <w:r>
-          <w:rPr>
-            <w:lang w:val="es_ES" w:bidi="es_ES"/>
-          </w:rPr>
-          <w:rPr>
-            <w:color w:val="0000EE"/>
-            <w:u w:val="single"/>
-          </w:rPr>
-          <w:t>LUK 12:19</w:t>
-        </w:r>
-      </w:hyperlink>
-      <w:r>
-        <w:rPr>
-          <w:lang w:val="es_ES" w:bidi="es_ES"/>
-        </w:rPr>
-        <w:t xml:space="preserve"> · </w:t>
-      </w:r>
-      <w:hyperlink r:id="rId126">
-        <w:r>
-          <w:rPr>
-            <w:lang w:val="es_ES" w:bidi="es_ES"/>
-          </w:rPr>
-          <w:rPr>
-            <w:color w:val="0000EE"/>
-            <w:u w:val="single"/>
-          </w:rPr>
-          <w:t>LUK 12:19</w:t>
-        </w:r>
-      </w:hyperlink>
-      <w:r>
-        <w:rPr>
-          <w:lang w:val="es_ES" w:bidi="es_ES"/>
-        </w:rPr>
-        <w:t xml:space="preserve"> · </w:t>
-      </w:r>
-      <w:hyperlink r:id="rId127">
-        <w:r>
-          <w:rPr>
-            <w:lang w:val="es_ES" w:bidi="es_ES"/>
-          </w:rPr>
-          <w:rPr>
-            <w:color w:val="0000EE"/>
-            <w:u w:val="single"/>
-          </w:rPr>
-          <w:t>JHN 12:27</w:t>
-        </w:r>
-      </w:hyperlink>
-      <w:r>
-        <w:rPr>
-          <w:lang w:val="es_ES" w:bidi="es_ES"/>
-        </w:rPr>
-        <w:t xml:space="preserve"> · </w:t>
-      </w:r>
-      <w:hyperlink r:id="rId113">
-        <w:r>
-          <w:rPr>
-            <w:lang w:val="es_ES" w:bidi="es_ES"/>
-          </w:rPr>
-          <w:rPr>
-            <w:color w:val="0000EE"/>
-            <w:u w:val="single"/>
-          </w:rPr>
-          <w:t>ACT 2:27</w:t>
-        </w:r>
-      </w:hyperlink>
-      <w:r>
-        <w:rPr>
-          <w:lang w:val="es_ES" w:bidi="es_ES"/>
-        </w:rPr>
-        <w:t xml:space="preserve"> · </w:t>
-      </w:r>
-      <w:hyperlink r:id="rId128">
-        <w:r>
-          <w:rPr>
-            <w:lang w:val="es_ES" w:bidi="es_ES"/>
-          </w:rPr>
-          <w:rPr>
-            <w:color w:val="0000EE"/>
-            <w:u w:val="single"/>
-          </w:rPr>
-          <w:t>ACT 4:32</w:t>
-        </w:r>
-      </w:hyperlink>
-      <w:r>
-        <w:rPr>
-          <w:lang w:val="es_ES" w:bidi="es_ES"/>
-        </w:rPr>
-        <w:t xml:space="preserve"> · </w:t>
-      </w:r>
-      <w:hyperlink r:id="rId129">
-        <w:r>
-          <w:rPr>
-            <w:lang w:val="es_ES" w:bidi="es_ES"/>
-          </w:rPr>
-          <w:rPr>
-            <w:color w:val="0000EE"/>
-            <w:u w:val="single"/>
-          </w:rPr>
-          <w:t>ACT 14:22</w:t>
-        </w:r>
-      </w:hyperlink>
-      <w:r>
-        <w:rPr>
-          <w:lang w:val="es_ES" w:bidi="es_ES"/>
-        </w:rPr>
-        <w:t xml:space="preserve"> · </w:t>
-      </w:r>
-      <w:hyperlink r:id="rId130">
-        <w:r>
-          <w:rPr>
-            <w:lang w:val="es_ES" w:bidi="es_ES"/>
-          </w:rPr>
-          <w:rPr>
-            <w:color w:val="0000EE"/>
-            <w:u w:val="single"/>
-          </w:rPr>
-          <w:t>ACT 15:24</w:t>
-        </w:r>
-      </w:hyperlink>
-      <w:r>
-        <w:rPr>
-          <w:lang w:val="es_ES" w:bidi="es_ES"/>
-        </w:rPr>
-        <w:t xml:space="preserve"> · </w:t>
-      </w:r>
-      <w:hyperlink r:id="rId131">
-        <w:r>
-          <w:rPr>
-            <w:lang w:val="es_ES" w:bidi="es_ES"/>
-          </w:rPr>
-          <w:rPr>
-            <w:color w:val="0000EE"/>
-            <w:u w:val="single"/>
-          </w:rPr>
-          <w:t>2CO 12:15</w:t>
-        </w:r>
-      </w:hyperlink>
-      <w:r>
-        <w:rPr>
-          <w:lang w:val="es_ES" w:bidi="es_ES"/>
-        </w:rPr>
-        <w:t xml:space="preserve"> · </w:t>
-      </w:r>
-      <w:hyperlink r:id="rId110">
-        <w:r>
-          <w:rPr>
-            <w:lang w:val="es_ES" w:bidi="es_ES"/>
-          </w:rPr>
-          <w:rPr>
-            <w:color w:val="0000EE"/>
-            <w:u w:val="single"/>
-          </w:rPr>
-          <w:t>EPH 6:6</w:t>
-        </w:r>
-      </w:hyperlink>
-      <w:r>
-        <w:rPr>
-          <w:lang w:val="es_ES" w:bidi="es_ES"/>
-        </w:rPr>
-        <w:t xml:space="preserve"> · </w:t>
-      </w:r>
-      <w:hyperlink r:id="rId106">
-        <w:r>
-          <w:rPr>
-            <w:lang w:val="es_ES" w:bidi="es_ES"/>
-          </w:rPr>
-          <w:rPr>
-            <w:color w:val="0000EE"/>
-            <w:u w:val="single"/>
-          </w:rPr>
-          <w:t>PHP 1:27</w:t>
-        </w:r>
-      </w:hyperlink>
-      <w:r>
-        <w:rPr>
-          <w:lang w:val="es_ES" w:bidi="es_ES"/>
-        </w:rPr>
-        <w:t xml:space="preserve"> · </w:t>
-      </w:r>
-      <w:hyperlink r:id="rId132">
-        <w:r>
-          <w:rPr>
-            <w:lang w:val="es_ES" w:bidi="es_ES"/>
-          </w:rPr>
-          <w:rPr>
-            <w:color w:val="0000EE"/>
-            <w:u w:val="single"/>
-          </w:rPr>
-          <w:t>COL 3:23</w:t>
-        </w:r>
-      </w:hyperlink>
-      <w:r>
-        <w:rPr>
-          <w:lang w:val="es_ES" w:bidi="es_ES"/>
-        </w:rPr>
-        <w:t xml:space="preserve"> · </w:t>
-      </w:r>
-      <w:hyperlink r:id="rId116">
-        <w:r>
-          <w:rPr>
-            <w:lang w:val="es_ES" w:bidi="es_ES"/>
-          </w:rPr>
-          <w:rPr>
-            <w:color w:val="0000EE"/>
-            <w:u w:val="single"/>
-          </w:rPr>
-          <w:t>1TH 5:23</w:t>
-        </w:r>
-      </w:hyperlink>
-      <w:r>
-        <w:rPr>
-          <w:lang w:val="es_ES" w:bidi="es_ES"/>
-        </w:rPr>
-        <w:t xml:space="preserve"> · </w:t>
-      </w:r>
-      <w:hyperlink r:id="rId115">
-        <w:r>
-          <w:rPr>
-            <w:lang w:val="es_ES" w:bidi="es_ES"/>
-          </w:rPr>
-          <w:rPr>
-            <w:color w:val="0000EE"/>
-            <w:u w:val="single"/>
-          </w:rPr>
-          <w:t>HEB 4:12</w:t>
-        </w:r>
-      </w:hyperlink>
-      <w:r>
-        <w:rPr>
-          <w:lang w:val="es_ES" w:bidi="es_ES"/>
-        </w:rPr>
-        <w:t xml:space="preserve"> · </w:t>
-      </w:r>
-      <w:hyperlink r:id="rId133">
-        <w:r>
-          <w:rPr>
-            <w:lang w:val="es_ES" w:bidi="es_ES"/>
-          </w:rPr>
-          <w:rPr>
-            <w:color w:val="0000EE"/>
-            <w:u w:val="single"/>
-          </w:rPr>
-          <w:t>HEB 10:39</w:t>
-        </w:r>
-      </w:hyperlink>
-      <w:r>
-        <w:rPr>
-          <w:lang w:val="es_ES" w:bidi="es_ES"/>
-        </w:rPr>
-        <w:t xml:space="preserve"> · </w:t>
-      </w:r>
-      <w:hyperlink r:id="rId108">
-        <w:r>
-          <w:rPr>
-            <w:lang w:val="es_ES" w:bidi="es_ES"/>
-          </w:rPr>
-          <w:rPr>
-            <w:color w:val="0000EE"/>
-            <w:u w:val="single"/>
-          </w:rPr>
-          <w:t>HEB 12:3</w:t>
-        </w:r>
-      </w:hyperlink>
-      <w:r>
-        <w:rPr>
-          <w:lang w:val="es_ES" w:bidi="es_ES"/>
-        </w:rPr>
-        <w:t xml:space="preserve"> · </w:t>
-      </w:r>
-      <w:hyperlink r:id="rId134">
-        <w:r>
-          <w:rPr>
-            <w:lang w:val="es_ES" w:bidi="es_ES"/>
-          </w:rPr>
-          <w:rPr>
-            <w:color w:val="0000EE"/>
-            <w:u w:val="single"/>
-          </w:rPr>
-          <w:t>1PE 2:11</w:t>
-        </w:r>
-      </w:hyperlink>
-      <w:r>
-        <w:rPr>
-          <w:lang w:val="es_ES" w:bidi="es_ES"/>
-        </w:rPr>
-        <w:t xml:space="preserve"> · </w:t>
-      </w:r>
-      <w:hyperlink r:id="rId135">
-        <w:r>
-          <w:rPr>
-            <w:lang w:val="es_ES" w:bidi="es_ES"/>
-          </w:rPr>
-          <w:rPr>
-            <w:color w:val="0000EE"/>
-            <w:u w:val="single"/>
-          </w:rPr>
-          <w:t>1PE 2:25</w:t>
-        </w:r>
-      </w:hyperlink>
-      <w:r>
-        <w:rPr>
-          <w:lang w:val="es_ES" w:bidi="es_ES"/>
-        </w:rPr>
-        <w:t xml:space="preserve"> · </w:t>
-      </w:r>
-      <w:hyperlink r:id="rId136">
-        <w:r>
-          <w:rPr>
-            <w:lang w:val="es_ES" w:bidi="es_ES"/>
-          </w:rPr>
-          <w:rPr>
-            <w:color w:val="0000EE"/>
-            <w:u w:val="single"/>
-          </w:rPr>
-          <w:t>3JN 1:2</w:t>
-        </w:r>
-      </w:hyperlink>
-      <w:r>
-        <w:rPr>
-          <w:lang w:val="es_ES" w:bidi="es_ES"/>
-        </w:rPr>
-        <w:t xml:space="preserve"> · </w:t>
-      </w:r>
-      <w:hyperlink r:id="rId137">
-        <w:r>
-          <w:rPr>
-            <w:lang w:val="es_ES" w:bidi="es_ES"/>
-          </w:rPr>
-          <w:rPr>
-            <w:color w:val="0000EE"/>
-            <w:u w:val="single"/>
-          </w:rPr>
-          <w:t>REV 6:9</w:t>
-        </w:r>
-      </w:hyperlink>
-      <w:r>
-        <w:rPr>
-          <w:lang w:val="es_ES" w:bidi="es_ES"/>
-        </w:rPr>
-        <w:t xml:space="preserve"> · </w:t>
-      </w:r>
-      <w:hyperlink r:id="rId138">
-        <w:r>
-          <w:rPr>
-            <w:lang w:val="es_ES" w:bidi="es_ES"/>
-          </w:rPr>
-          <w:rPr>
-            <w:color w:val="0000EE"/>
-            <w:u w:val="single"/>
-          </w:rPr>
-          <w:t>REV 18:14</w:t>
-        </w:r>
-      </w:hyperlink>
-      <w:r>
-        <w:rPr>
-          <w:lang w:val="es_ES" w:bidi="es_ES"/>
-        </w:rPr>
-        <w:t xml:space="preserve"> · </w:t>
-      </w:r>
-      <w:hyperlink r:id="rId139">
-        <w:r>
-          <w:rPr>
-            <w:lang w:val="es_ES" w:bidi="es_ES"/>
-          </w:rPr>
-          <w:rPr>
-            <w:color w:val="0000EE"/>
-            <w:u w:val="single"/>
-          </w:rPr>
-          <w:t>REV 20:4</w:t>
-        </w:r>
-      </w:hyperlink>
+      <w:r>
+        <w:rPr>
+          <w:lang w:val="es_ES" w:bidi="es_ES"/>
+        </w:rPr>
+        <w:t>MAT 10:28</w:t>
+      </w:r>
+      <w:r>
+        <w:rPr>
+          <w:lang w:val="es_ES" w:bidi="es_ES"/>
+        </w:rPr>
+        <w:t xml:space="preserve"> · </w:t>
+      </w:r>
+      <w:r>
+        <w:rPr>
+          <w:lang w:val="es_ES" w:bidi="es_ES"/>
+        </w:rPr>
+        <w:t>MAT 10:28</w:t>
+      </w:r>
+      <w:r>
+        <w:rPr>
+          <w:lang w:val="es_ES" w:bidi="es_ES"/>
+        </w:rPr>
+        <w:t xml:space="preserve"> · </w:t>
+      </w:r>
+      <w:r>
+        <w:rPr>
+          <w:lang w:val="es_ES" w:bidi="es_ES"/>
+        </w:rPr>
+        <w:t>MAT 11:29</w:t>
+      </w:r>
+      <w:r>
+        <w:rPr>
+          <w:lang w:val="es_ES" w:bidi="es_ES"/>
+        </w:rPr>
+        <w:t xml:space="preserve"> · </w:t>
+      </w:r>
+      <w:r>
+        <w:rPr>
+          <w:lang w:val="es_ES" w:bidi="es_ES"/>
+        </w:rPr>
+        <w:t>MAT 12:18</w:t>
+      </w:r>
+      <w:r>
+        <w:rPr>
+          <w:lang w:val="es_ES" w:bidi="es_ES"/>
+        </w:rPr>
+        <w:t xml:space="preserve"> · </w:t>
+      </w:r>
+      <w:r>
+        <w:rPr>
+          <w:lang w:val="es_ES" w:bidi="es_ES"/>
+        </w:rPr>
+        <w:t>MAT 22:37</w:t>
+      </w:r>
+      <w:r>
+        <w:rPr>
+          <w:lang w:val="es_ES" w:bidi="es_ES"/>
+        </w:rPr>
+        <w:t xml:space="preserve"> · </w:t>
+      </w:r>
+      <w:r>
+        <w:rPr>
+          <w:lang w:val="es_ES" w:bidi="es_ES"/>
+        </w:rPr>
+        <w:t>MAT 26:38</w:t>
+      </w:r>
+      <w:r>
+        <w:rPr>
+          <w:lang w:val="es_ES" w:bidi="es_ES"/>
+        </w:rPr>
+        <w:t xml:space="preserve"> · </w:t>
+      </w:r>
+      <w:r>
+        <w:rPr>
+          <w:lang w:val="es_ES" w:bidi="es_ES"/>
+        </w:rPr>
+        <w:t>MRK 12:30</w:t>
+      </w:r>
+      <w:r>
+        <w:rPr>
+          <w:lang w:val="es_ES" w:bidi="es_ES"/>
+        </w:rPr>
+        <w:t xml:space="preserve"> · </w:t>
+      </w:r>
+      <w:r>
+        <w:rPr>
+          <w:lang w:val="es_ES" w:bidi="es_ES"/>
+        </w:rPr>
+        <w:t>MRK 14:34</w:t>
+      </w:r>
+      <w:r>
+        <w:rPr>
+          <w:lang w:val="es_ES" w:bidi="es_ES"/>
+        </w:rPr>
+        <w:t xml:space="preserve"> · </w:t>
+      </w:r>
+      <w:r>
+        <w:rPr>
+          <w:lang w:val="es_ES" w:bidi="es_ES"/>
+        </w:rPr>
+        <w:t>LUK 1:46</w:t>
+      </w:r>
+      <w:r>
+        <w:rPr>
+          <w:lang w:val="es_ES" w:bidi="es_ES"/>
+        </w:rPr>
+        <w:t xml:space="preserve"> · </w:t>
+      </w:r>
+      <w:r>
+        <w:rPr>
+          <w:lang w:val="es_ES" w:bidi="es_ES"/>
+        </w:rPr>
+        <w:t>LUK 10:27</w:t>
+      </w:r>
+      <w:r>
+        <w:rPr>
+          <w:lang w:val="es_ES" w:bidi="es_ES"/>
+        </w:rPr>
+        <w:t xml:space="preserve"> · </w:t>
+      </w:r>
+      <w:r>
+        <w:rPr>
+          <w:lang w:val="es_ES" w:bidi="es_ES"/>
+        </w:rPr>
+        <w:t>LUK 12:19</w:t>
+      </w:r>
+      <w:r>
+        <w:rPr>
+          <w:lang w:val="es_ES" w:bidi="es_ES"/>
+        </w:rPr>
+        <w:t xml:space="preserve"> · </w:t>
+      </w:r>
+      <w:r>
+        <w:rPr>
+          <w:lang w:val="es_ES" w:bidi="es_ES"/>
+        </w:rPr>
+        <w:t>LUK 12:19</w:t>
+      </w:r>
+      <w:r>
+        <w:rPr>
+          <w:lang w:val="es_ES" w:bidi="es_ES"/>
+        </w:rPr>
+        <w:t xml:space="preserve"> · </w:t>
+      </w:r>
+      <w:r>
+        <w:rPr>
+          <w:lang w:val="es_ES" w:bidi="es_ES"/>
+        </w:rPr>
+        <w:t>JHN 12:27</w:t>
+      </w:r>
+      <w:r>
+        <w:rPr>
+          <w:lang w:val="es_ES" w:bidi="es_ES"/>
+        </w:rPr>
+        <w:t xml:space="preserve"> · </w:t>
+      </w:r>
+      <w:r>
+        <w:rPr>
+          <w:lang w:val="es_ES" w:bidi="es_ES"/>
+        </w:rPr>
+        <w:t>ACT 2:27</w:t>
+      </w:r>
+      <w:r>
+        <w:rPr>
+          <w:lang w:val="es_ES" w:bidi="es_ES"/>
+        </w:rPr>
+        <w:t xml:space="preserve"> · </w:t>
+      </w:r>
+      <w:r>
+        <w:rPr>
+          <w:lang w:val="es_ES" w:bidi="es_ES"/>
+        </w:rPr>
+        <w:t>ACT 4:32</w:t>
+      </w:r>
+      <w:r>
+        <w:rPr>
+          <w:lang w:val="es_ES" w:bidi="es_ES"/>
+        </w:rPr>
+        <w:t xml:space="preserve"> · </w:t>
+      </w:r>
+      <w:r>
+        <w:rPr>
+          <w:lang w:val="es_ES" w:bidi="es_ES"/>
+        </w:rPr>
+        <w:t>ACT 14:22</w:t>
+      </w:r>
+      <w:r>
+        <w:rPr>
+          <w:lang w:val="es_ES" w:bidi="es_ES"/>
+        </w:rPr>
+        <w:t xml:space="preserve"> · </w:t>
+      </w:r>
+      <w:r>
+        <w:rPr>
+          <w:lang w:val="es_ES" w:bidi="es_ES"/>
+        </w:rPr>
+        <w:t>ACT 15:24</w:t>
+      </w:r>
+      <w:r>
+        <w:rPr>
+          <w:lang w:val="es_ES" w:bidi="es_ES"/>
+        </w:rPr>
+        <w:t xml:space="preserve"> · </w:t>
+      </w:r>
+      <w:r>
+        <w:rPr>
+          <w:lang w:val="es_ES" w:bidi="es_ES"/>
+        </w:rPr>
+        <w:t>2CO 12:15</w:t>
+      </w:r>
+      <w:r>
+        <w:rPr>
+          <w:lang w:val="es_ES" w:bidi="es_ES"/>
+        </w:rPr>
+        <w:t xml:space="preserve"> · </w:t>
+      </w:r>
+      <w:r>
+        <w:rPr>
+          <w:lang w:val="es_ES" w:bidi="es_ES"/>
+        </w:rPr>
+        <w:t>EPH 6:6</w:t>
+      </w:r>
+      <w:r>
+        <w:rPr>
+          <w:lang w:val="es_ES" w:bidi="es_ES"/>
+        </w:rPr>
+        <w:t xml:space="preserve"> · </w:t>
+      </w:r>
+      <w:r>
+        <w:rPr>
+          <w:lang w:val="es_ES" w:bidi="es_ES"/>
+        </w:rPr>
+        <w:t>PHP 1:27</w:t>
+      </w:r>
+      <w:r>
+        <w:rPr>
+          <w:lang w:val="es_ES" w:bidi="es_ES"/>
+        </w:rPr>
+        <w:t xml:space="preserve"> · </w:t>
+      </w:r>
+      <w:r>
+        <w:rPr>
+          <w:lang w:val="es_ES" w:bidi="es_ES"/>
+        </w:rPr>
+        <w:t>COL 3:23</w:t>
+      </w:r>
+      <w:r>
+        <w:rPr>
+          <w:lang w:val="es_ES" w:bidi="es_ES"/>
+        </w:rPr>
+        <w:t xml:space="preserve"> · </w:t>
+      </w:r>
+      <w:r>
+        <w:rPr>
+          <w:lang w:val="es_ES" w:bidi="es_ES"/>
+        </w:rPr>
+        <w:t>1TH 5:23</w:t>
+      </w:r>
+      <w:r>
+        <w:rPr>
+          <w:lang w:val="es_ES" w:bidi="es_ES"/>
+        </w:rPr>
+        <w:t xml:space="preserve"> · </w:t>
+      </w:r>
+      <w:r>
+        <w:rPr>
+          <w:lang w:val="es_ES" w:bidi="es_ES"/>
+        </w:rPr>
+        <w:t>HEB 4:12</w:t>
+      </w:r>
+      <w:r>
+        <w:rPr>
+          <w:lang w:val="es_ES" w:bidi="es_ES"/>
+        </w:rPr>
+        <w:t xml:space="preserve"> · </w:t>
+      </w:r>
+      <w:r>
+        <w:rPr>
+          <w:lang w:val="es_ES" w:bidi="es_ES"/>
+        </w:rPr>
+        <w:t>HEB 10:39</w:t>
+      </w:r>
+      <w:r>
+        <w:rPr>
+          <w:lang w:val="es_ES" w:bidi="es_ES"/>
+        </w:rPr>
+        <w:t xml:space="preserve"> · </w:t>
+      </w:r>
+      <w:r>
+        <w:rPr>
+          <w:lang w:val="es_ES" w:bidi="es_ES"/>
+        </w:rPr>
+        <w:t>HEB 12:3</w:t>
+      </w:r>
+      <w:r>
+        <w:rPr>
+          <w:lang w:val="es_ES" w:bidi="es_ES"/>
+        </w:rPr>
+        <w:t xml:space="preserve"> · </w:t>
+      </w:r>
+      <w:r>
+        <w:rPr>
+          <w:lang w:val="es_ES" w:bidi="es_ES"/>
+        </w:rPr>
+        <w:t>1PE 2:11</w:t>
+      </w:r>
+      <w:r>
+        <w:rPr>
+          <w:lang w:val="es_ES" w:bidi="es_ES"/>
+        </w:rPr>
+        <w:t xml:space="preserve"> · </w:t>
+      </w:r>
+      <w:r>
+        <w:rPr>
+          <w:lang w:val="es_ES" w:bidi="es_ES"/>
+        </w:rPr>
+        <w:t>1PE 2:25</w:t>
+      </w:r>
+      <w:r>
+        <w:rPr>
+          <w:lang w:val="es_ES" w:bidi="es_ES"/>
+        </w:rPr>
+        <w:t xml:space="preserve"> · </w:t>
+      </w:r>
+      <w:r>
+        <w:rPr>
+          <w:lang w:val="es_ES" w:bidi="es_ES"/>
+        </w:rPr>
+        <w:t>3JN 1:2</w:t>
+      </w:r>
+      <w:r>
+        <w:rPr>
+          <w:lang w:val="es_ES" w:bidi="es_ES"/>
+        </w:rPr>
+        <w:t xml:space="preserve"> · </w:t>
+      </w:r>
+      <w:r>
+        <w:rPr>
+          <w:lang w:val="es_ES" w:bidi="es_ES"/>
+        </w:rPr>
+        <w:t>REV 6:9</w:t>
+      </w:r>
+      <w:r>
+        <w:rPr>
+          <w:lang w:val="es_ES" w:bidi="es_ES"/>
+        </w:rPr>
+        <w:t xml:space="preserve"> · </w:t>
+      </w:r>
+      <w:r>
+        <w:rPr>
+          <w:lang w:val="es_ES" w:bidi="es_ES"/>
+        </w:rPr>
+        <w:t>REV 18:14</w:t>
+      </w:r>
+      <w:r>
+        <w:rPr>
+          <w:lang w:val="es_ES" w:bidi="es_ES"/>
+        </w:rPr>
+        <w:t xml:space="preserve"> · </w:t>
+      </w:r>
+      <w:r>
+        <w:rPr>
+          <w:lang w:val="es_ES" w:bidi="es_ES"/>
+        </w:rPr>
+        <w:t>REV 20:4</w:t>
+      </w:r>
     </w:p>
     <w:p>
       <w:pPr/>
@@ -8886,18 +7998,12 @@
         </w:rPr>
         <w:t xml:space="preserve">Al interpretar ψυχή en </w:t>
       </w:r>
-      <w:hyperlink r:id="rId140">
-        <w:r>
-          <w:rPr>
-            <w:lang w:val="es_ES" w:bidi="es_ES"/>
-          </w:rPr>
-          <w:rPr>
-            <w:color w:val="0000EE"/>
-            <w:u w:val="single"/>
-          </w:rPr>
-          <w:t>ROM 11:3</w:t>
-        </w:r>
-      </w:hyperlink>
+      <w:r>
+        <w:rPr>
+          <w:lang w:val="es_ES" w:bidi="es_ES"/>
+        </w:rPr>
+        <w:t>ROM 11:3</w:t>
+      </w:r>
       <w:r>
         <w:rPr>
           <w:lang w:val="es_ES" w:bidi="es_ES"/>
@@ -8919,702 +8025,468 @@
           <w:lang w:val="es_ES" w:bidi="es_ES"/>
         </w:rPr>
       </w:r>
-      <w:hyperlink r:id="rId141">
-        <w:r>
-          <w:rPr>
-            <w:lang w:val="es_ES" w:bidi="es_ES"/>
-          </w:rPr>
-          <w:rPr>
-            <w:color w:val="0000EE"/>
-            <w:u w:val="single"/>
-          </w:rPr>
-          <w:t>MAT 2:20</w:t>
-        </w:r>
-      </w:hyperlink>
-      <w:r>
-        <w:rPr>
-          <w:lang w:val="es_ES" w:bidi="es_ES"/>
-        </w:rPr>
-        <w:t xml:space="preserve"> · </w:t>
-      </w:r>
-      <w:hyperlink r:id="rId142">
-        <w:r>
-          <w:rPr>
-            <w:lang w:val="es_ES" w:bidi="es_ES"/>
-          </w:rPr>
-          <w:rPr>
-            <w:color w:val="0000EE"/>
-            <w:u w:val="single"/>
-          </w:rPr>
-          <w:t>MAT 6:25</w:t>
-        </w:r>
-      </w:hyperlink>
-      <w:r>
-        <w:rPr>
-          <w:lang w:val="es_ES" w:bidi="es_ES"/>
-        </w:rPr>
-        <w:t xml:space="preserve"> · </w:t>
-      </w:r>
-      <w:hyperlink r:id="rId142">
-        <w:r>
-          <w:rPr>
-            <w:lang w:val="es_ES" w:bidi="es_ES"/>
-          </w:rPr>
-          <w:rPr>
-            <w:color w:val="0000EE"/>
-            <w:u w:val="single"/>
-          </w:rPr>
-          <w:t>MAT 6:25</w:t>
-        </w:r>
-      </w:hyperlink>
-      <w:r>
-        <w:rPr>
-          <w:lang w:val="es_ES" w:bidi="es_ES"/>
-        </w:rPr>
-        <w:t xml:space="preserve"> · </w:t>
-      </w:r>
-      <w:hyperlink r:id="rId143">
-        <w:r>
-          <w:rPr>
-            <w:lang w:val="es_ES" w:bidi="es_ES"/>
-          </w:rPr>
-          <w:rPr>
-            <w:color w:val="0000EE"/>
-            <w:u w:val="single"/>
-          </w:rPr>
-          <w:t>MAT 10:39</w:t>
-        </w:r>
-      </w:hyperlink>
-      <w:r>
-        <w:rPr>
-          <w:lang w:val="es_ES" w:bidi="es_ES"/>
-        </w:rPr>
-        <w:t xml:space="preserve"> · </w:t>
-      </w:r>
-      <w:hyperlink r:id="rId143">
-        <w:r>
-          <w:rPr>
-            <w:lang w:val="es_ES" w:bidi="es_ES"/>
-          </w:rPr>
-          <w:rPr>
-            <w:color w:val="0000EE"/>
-            <w:u w:val="single"/>
-          </w:rPr>
-          <w:t>MAT 10:39</w:t>
-        </w:r>
-      </w:hyperlink>
-      <w:r>
-        <w:rPr>
-          <w:lang w:val="es_ES" w:bidi="es_ES"/>
-        </w:rPr>
-        <w:t xml:space="preserve"> · </w:t>
-      </w:r>
-      <w:hyperlink r:id="rId144">
-        <w:r>
-          <w:rPr>
-            <w:lang w:val="es_ES" w:bidi="es_ES"/>
-          </w:rPr>
-          <w:rPr>
-            <w:color w:val="0000EE"/>
-            <w:u w:val="single"/>
-          </w:rPr>
-          <w:t>MAT 16:25</w:t>
-        </w:r>
-      </w:hyperlink>
-      <w:r>
-        <w:rPr>
-          <w:lang w:val="es_ES" w:bidi="es_ES"/>
-        </w:rPr>
-        <w:t xml:space="preserve"> · </w:t>
-      </w:r>
-      <w:hyperlink r:id="rId144">
-        <w:r>
-          <w:rPr>
-            <w:lang w:val="es_ES" w:bidi="es_ES"/>
-          </w:rPr>
-          <w:rPr>
-            <w:color w:val="0000EE"/>
-            <w:u w:val="single"/>
-          </w:rPr>
-          <w:t>MAT 16:25</w:t>
-        </w:r>
-      </w:hyperlink>
-      <w:r>
-        <w:rPr>
-          <w:lang w:val="es_ES" w:bidi="es_ES"/>
-        </w:rPr>
-        <w:t xml:space="preserve"> · </w:t>
-      </w:r>
-      <w:hyperlink r:id="rId145">
-        <w:r>
-          <w:rPr>
-            <w:lang w:val="es_ES" w:bidi="es_ES"/>
-          </w:rPr>
-          <w:rPr>
-            <w:color w:val="0000EE"/>
-            <w:u w:val="single"/>
-          </w:rPr>
-          <w:t>MAT 16:26</w:t>
-        </w:r>
-      </w:hyperlink>
-      <w:r>
-        <w:rPr>
-          <w:lang w:val="es_ES" w:bidi="es_ES"/>
-        </w:rPr>
-        <w:t xml:space="preserve"> · </w:t>
-      </w:r>
-      <w:hyperlink r:id="rId145">
-        <w:r>
-          <w:rPr>
-            <w:lang w:val="es_ES" w:bidi="es_ES"/>
-          </w:rPr>
-          <w:rPr>
-            <w:color w:val="0000EE"/>
-            <w:u w:val="single"/>
-          </w:rPr>
-          <w:t>MAT 16:26</w:t>
-        </w:r>
-      </w:hyperlink>
-      <w:r>
-        <w:rPr>
-          <w:lang w:val="es_ES" w:bidi="es_ES"/>
-        </w:rPr>
-        <w:t xml:space="preserve"> · </w:t>
-      </w:r>
-      <w:hyperlink r:id="rId146">
-        <w:r>
-          <w:rPr>
-            <w:lang w:val="es_ES" w:bidi="es_ES"/>
-          </w:rPr>
-          <w:rPr>
-            <w:color w:val="0000EE"/>
-            <w:u w:val="single"/>
-          </w:rPr>
-          <w:t>MAT 20:28</w:t>
-        </w:r>
-      </w:hyperlink>
-      <w:r>
-        <w:rPr>
-          <w:lang w:val="es_ES" w:bidi="es_ES"/>
-        </w:rPr>
-        <w:t xml:space="preserve"> · </w:t>
-      </w:r>
-      <w:hyperlink r:id="rId147">
-        <w:r>
-          <w:rPr>
-            <w:lang w:val="es_ES" w:bidi="es_ES"/>
-          </w:rPr>
-          <w:rPr>
-            <w:color w:val="0000EE"/>
-            <w:u w:val="single"/>
-          </w:rPr>
-          <w:t>MRK 3:4</w:t>
-        </w:r>
-      </w:hyperlink>
-      <w:r>
-        <w:rPr>
-          <w:lang w:val="es_ES" w:bidi="es_ES"/>
-        </w:rPr>
-        <w:t xml:space="preserve"> · </w:t>
-      </w:r>
-      <w:hyperlink r:id="rId148">
-        <w:r>
-          <w:rPr>
-            <w:lang w:val="es_ES" w:bidi="es_ES"/>
-          </w:rPr>
-          <w:rPr>
-            <w:color w:val="0000EE"/>
-            <w:u w:val="single"/>
-          </w:rPr>
-          <w:t>MRK 8:35</w:t>
-        </w:r>
-      </w:hyperlink>
-      <w:r>
-        <w:rPr>
-          <w:lang w:val="es_ES" w:bidi="es_ES"/>
-        </w:rPr>
-        <w:t xml:space="preserve"> · </w:t>
-      </w:r>
-      <w:hyperlink r:id="rId148">
-        <w:r>
-          <w:rPr>
-            <w:lang w:val="es_ES" w:bidi="es_ES"/>
-          </w:rPr>
-          <w:rPr>
-            <w:color w:val="0000EE"/>
-            <w:u w:val="single"/>
-          </w:rPr>
-          <w:t>MRK 8:35</w:t>
-        </w:r>
-      </w:hyperlink>
-      <w:r>
-        <w:rPr>
-          <w:lang w:val="es_ES" w:bidi="es_ES"/>
-        </w:rPr>
-        <w:t xml:space="preserve"> · </w:t>
-      </w:r>
-      <w:hyperlink r:id="rId149">
-        <w:r>
-          <w:rPr>
-            <w:lang w:val="es_ES" w:bidi="es_ES"/>
-          </w:rPr>
-          <w:rPr>
-            <w:color w:val="0000EE"/>
-            <w:u w:val="single"/>
-          </w:rPr>
-          <w:t>MRK 8:36</w:t>
-        </w:r>
-      </w:hyperlink>
-      <w:r>
-        <w:rPr>
-          <w:lang w:val="es_ES" w:bidi="es_ES"/>
-        </w:rPr>
-        <w:t xml:space="preserve"> · </w:t>
-      </w:r>
-      <w:hyperlink r:id="rId150">
-        <w:r>
-          <w:rPr>
-            <w:lang w:val="es_ES" w:bidi="es_ES"/>
-          </w:rPr>
-          <w:rPr>
-            <w:color w:val="0000EE"/>
-            <w:u w:val="single"/>
-          </w:rPr>
-          <w:t>MRK 8:37</w:t>
-        </w:r>
-      </w:hyperlink>
-      <w:r>
-        <w:rPr>
-          <w:lang w:val="es_ES" w:bidi="es_ES"/>
-        </w:rPr>
-        <w:t xml:space="preserve"> · </w:t>
-      </w:r>
-      <w:hyperlink r:id="rId151">
-        <w:r>
-          <w:rPr>
-            <w:lang w:val="es_ES" w:bidi="es_ES"/>
-          </w:rPr>
-          <w:rPr>
-            <w:color w:val="0000EE"/>
-            <w:u w:val="single"/>
-          </w:rPr>
-          <w:t>MRK 10:45</w:t>
-        </w:r>
-      </w:hyperlink>
-      <w:r>
-        <w:rPr>
-          <w:lang w:val="es_ES" w:bidi="es_ES"/>
-        </w:rPr>
-        <w:t xml:space="preserve"> · </w:t>
-      </w:r>
-      <w:hyperlink r:id="rId152">
-        <w:r>
-          <w:rPr>
-            <w:lang w:val="es_ES" w:bidi="es_ES"/>
-          </w:rPr>
-          <w:rPr>
-            <w:color w:val="0000EE"/>
-            <w:u w:val="single"/>
-          </w:rPr>
-          <w:t>LUK 9:24</w:t>
-        </w:r>
-      </w:hyperlink>
-      <w:r>
-        <w:rPr>
-          <w:lang w:val="es_ES" w:bidi="es_ES"/>
-        </w:rPr>
-        <w:t xml:space="preserve"> · </w:t>
-      </w:r>
-      <w:hyperlink r:id="rId152">
-        <w:r>
-          <w:rPr>
-            <w:lang w:val="es_ES" w:bidi="es_ES"/>
-          </w:rPr>
-          <w:rPr>
-            <w:color w:val="0000EE"/>
-            <w:u w:val="single"/>
-          </w:rPr>
-          <w:t>LUK 9:24</w:t>
-        </w:r>
-      </w:hyperlink>
-      <w:r>
-        <w:rPr>
-          <w:lang w:val="es_ES" w:bidi="es_ES"/>
-        </w:rPr>
-        <w:t xml:space="preserve"> · </w:t>
-      </w:r>
-      <w:hyperlink r:id="rId153">
-        <w:r>
-          <w:rPr>
-            <w:lang w:val="es_ES" w:bidi="es_ES"/>
-          </w:rPr>
-          <w:rPr>
-            <w:color w:val="0000EE"/>
-            <w:u w:val="single"/>
-          </w:rPr>
-          <w:t>LUK 12:20</w:t>
-        </w:r>
-      </w:hyperlink>
-      <w:r>
-        <w:rPr>
-          <w:lang w:val="es_ES" w:bidi="es_ES"/>
-        </w:rPr>
-        <w:t xml:space="preserve"> · </w:t>
-      </w:r>
-      <w:hyperlink r:id="rId154">
-        <w:r>
-          <w:rPr>
-            <w:lang w:val="es_ES" w:bidi="es_ES"/>
-          </w:rPr>
-          <w:rPr>
-            <w:color w:val="0000EE"/>
-            <w:u w:val="single"/>
-          </w:rPr>
-          <w:t>LUK 12:22</w:t>
-        </w:r>
-      </w:hyperlink>
-      <w:r>
-        <w:rPr>
-          <w:lang w:val="es_ES" w:bidi="es_ES"/>
-        </w:rPr>
-        <w:t xml:space="preserve"> · </w:t>
-      </w:r>
-      <w:hyperlink r:id="rId155">
-        <w:r>
-          <w:rPr>
-            <w:lang w:val="es_ES" w:bidi="es_ES"/>
-          </w:rPr>
-          <w:rPr>
-            <w:color w:val="0000EE"/>
-            <w:u w:val="single"/>
-          </w:rPr>
-          <w:t>LUK 12:23</w:t>
-        </w:r>
-      </w:hyperlink>
-      <w:r>
-        <w:rPr>
-          <w:lang w:val="es_ES" w:bidi="es_ES"/>
-        </w:rPr>
-        <w:t xml:space="preserve"> · </w:t>
-      </w:r>
-      <w:hyperlink r:id="rId156">
-        <w:r>
-          <w:rPr>
-            <w:lang w:val="es_ES" w:bidi="es_ES"/>
-          </w:rPr>
-          <w:rPr>
-            <w:color w:val="0000EE"/>
-            <w:u w:val="single"/>
-          </w:rPr>
-          <w:t>LUK 14:26</w:t>
-        </w:r>
-      </w:hyperlink>
-      <w:r>
-        <w:rPr>
-          <w:lang w:val="es_ES" w:bidi="es_ES"/>
-        </w:rPr>
-        <w:t xml:space="preserve"> · </w:t>
-      </w:r>
-      <w:hyperlink r:id="rId157">
-        <w:r>
-          <w:rPr>
-            <w:lang w:val="es_ES" w:bidi="es_ES"/>
-          </w:rPr>
-          <w:rPr>
-            <w:color w:val="0000EE"/>
-            <w:u w:val="single"/>
-          </w:rPr>
-          <w:t>JHN 12:25</w:t>
-        </w:r>
-      </w:hyperlink>
-      <w:r>
-        <w:rPr>
-          <w:lang w:val="es_ES" w:bidi="es_ES"/>
-        </w:rPr>
-        <w:t xml:space="preserve"> · </w:t>
-      </w:r>
-      <w:hyperlink r:id="rId157">
-        <w:r>
-          <w:rPr>
-            <w:lang w:val="es_ES" w:bidi="es_ES"/>
-          </w:rPr>
-          <w:rPr>
-            <w:color w:val="0000EE"/>
-            <w:u w:val="single"/>
-          </w:rPr>
-          <w:t>JHN 12:25</w:t>
-        </w:r>
-      </w:hyperlink>
-      <w:r>
-        <w:rPr>
-          <w:lang w:val="es_ES" w:bidi="es_ES"/>
-        </w:rPr>
-        <w:t xml:space="preserve"> · </w:t>
-      </w:r>
-      <w:hyperlink r:id="rId158">
-        <w:r>
-          <w:rPr>
-            <w:lang w:val="es_ES" w:bidi="es_ES"/>
-          </w:rPr>
-          <w:rPr>
-            <w:color w:val="0000EE"/>
-            <w:u w:val="single"/>
-          </w:rPr>
-          <w:t>ACT 20:10</w:t>
-        </w:r>
-      </w:hyperlink>
-      <w:r>
-        <w:rPr>
-          <w:lang w:val="es_ES" w:bidi="es_ES"/>
-        </w:rPr>
-        <w:t xml:space="preserve"> · </w:t>
-      </w:r>
-      <w:hyperlink r:id="rId159">
-        <w:r>
-          <w:rPr>
-            <w:lang w:val="es_ES" w:bidi="es_ES"/>
-          </w:rPr>
-          <w:rPr>
-            <w:color w:val="0000EE"/>
-            <w:u w:val="single"/>
-          </w:rPr>
-          <w:t>ACT 20:24</w:t>
-        </w:r>
-      </w:hyperlink>
-      <w:r>
-        <w:rPr>
-          <w:lang w:val="es_ES" w:bidi="es_ES"/>
-        </w:rPr>
-        <w:t xml:space="preserve"> · </w:t>
-      </w:r>
-      <w:hyperlink r:id="rId160">
-        <w:r>
-          <w:rPr>
-            <w:lang w:val="es_ES" w:bidi="es_ES"/>
-          </w:rPr>
-          <w:rPr>
-            <w:color w:val="0000EE"/>
-            <w:u w:val="single"/>
-          </w:rPr>
-          <w:t>ACT 27:10</w:t>
-        </w:r>
-      </w:hyperlink>
-      <w:r>
-        <w:rPr>
-          <w:lang w:val="es_ES" w:bidi="es_ES"/>
-        </w:rPr>
-        <w:t xml:space="preserve"> · </w:t>
-      </w:r>
-      <w:hyperlink r:id="rId161">
-        <w:r>
-          <w:rPr>
-            <w:lang w:val="es_ES" w:bidi="es_ES"/>
-          </w:rPr>
-          <w:rPr>
-            <w:color w:val="0000EE"/>
-            <w:u w:val="single"/>
-          </w:rPr>
-          <w:t>ACT 27:22</w:t>
-        </w:r>
-      </w:hyperlink>
-      <w:r>
-        <w:rPr>
-          <w:lang w:val="es_ES" w:bidi="es_ES"/>
-        </w:rPr>
-        <w:t xml:space="preserve"> · </w:t>
-      </w:r>
-      <w:hyperlink r:id="rId140">
-        <w:r>
-          <w:rPr>
-            <w:lang w:val="es_ES" w:bidi="es_ES"/>
-          </w:rPr>
-          <w:rPr>
-            <w:color w:val="0000EE"/>
-            <w:u w:val="single"/>
-          </w:rPr>
-          <w:t>ROM 11:3</w:t>
-        </w:r>
-      </w:hyperlink>
-      <w:r>
-        <w:rPr>
-          <w:lang w:val="es_ES" w:bidi="es_ES"/>
-        </w:rPr>
-        <w:t xml:space="preserve"> · </w:t>
-      </w:r>
-      <w:hyperlink r:id="rId162">
-        <w:r>
-          <w:rPr>
-            <w:lang w:val="es_ES" w:bidi="es_ES"/>
-          </w:rPr>
-          <w:rPr>
-            <w:color w:val="0000EE"/>
-            <w:u w:val="single"/>
-          </w:rPr>
-          <w:t>ROM 16:4</w:t>
-        </w:r>
-      </w:hyperlink>
-      <w:r>
-        <w:rPr>
-          <w:lang w:val="es_ES" w:bidi="es_ES"/>
-        </w:rPr>
-        <w:t xml:space="preserve"> · </w:t>
-      </w:r>
-      <w:hyperlink r:id="rId163">
-        <w:r>
-          <w:rPr>
-            <w:lang w:val="es_ES" w:bidi="es_ES"/>
-          </w:rPr>
-          <w:rPr>
-            <w:color w:val="0000EE"/>
-            <w:u w:val="single"/>
-          </w:rPr>
-          <w:t>2CO 1:23</w:t>
-        </w:r>
-      </w:hyperlink>
-      <w:r>
-        <w:rPr>
-          <w:lang w:val="es_ES" w:bidi="es_ES"/>
-        </w:rPr>
-        <w:t xml:space="preserve"> · </w:t>
-      </w:r>
-      <w:hyperlink r:id="rId164">
-        <w:r>
-          <w:rPr>
-            <w:lang w:val="es_ES" w:bidi="es_ES"/>
-          </w:rPr>
-          <w:rPr>
-            <w:color w:val="0000EE"/>
-            <w:u w:val="single"/>
-          </w:rPr>
-          <w:t>PHP 2:30</w:t>
-        </w:r>
-      </w:hyperlink>
-      <w:r>
-        <w:rPr>
-          <w:lang w:val="es_ES" w:bidi="es_ES"/>
-        </w:rPr>
-        <w:t xml:space="preserve"> · </w:t>
-      </w:r>
-      <w:hyperlink r:id="rId116">
-        <w:r>
-          <w:rPr>
-            <w:lang w:val="es_ES" w:bidi="es_ES"/>
-          </w:rPr>
-          <w:rPr>
-            <w:color w:val="0000EE"/>
-            <w:u w:val="single"/>
-          </w:rPr>
-          <w:t>1TH 5:23</w:t>
-        </w:r>
-      </w:hyperlink>
-      <w:r>
-        <w:rPr>
-          <w:lang w:val="es_ES" w:bidi="es_ES"/>
-        </w:rPr>
-        <w:t xml:space="preserve"> · </w:t>
-      </w:r>
-      <w:hyperlink r:id="rId115">
-        <w:r>
-          <w:rPr>
-            <w:lang w:val="es_ES" w:bidi="es_ES"/>
-          </w:rPr>
-          <w:rPr>
-            <w:color w:val="0000EE"/>
-            <w:u w:val="single"/>
-          </w:rPr>
-          <w:t>HEB 4:12</w:t>
-        </w:r>
-      </w:hyperlink>
-      <w:r>
-        <w:rPr>
-          <w:lang w:val="es_ES" w:bidi="es_ES"/>
-        </w:rPr>
-        <w:t xml:space="preserve"> · </w:t>
-      </w:r>
-      <w:hyperlink r:id="rId165">
-        <w:r>
-          <w:rPr>
-            <w:lang w:val="es_ES" w:bidi="es_ES"/>
-          </w:rPr>
-          <w:rPr>
-            <w:color w:val="0000EE"/>
-            <w:u w:val="single"/>
-          </w:rPr>
-          <w:t>HEB 6:19</w:t>
-        </w:r>
-      </w:hyperlink>
-      <w:r>
-        <w:rPr>
-          <w:lang w:val="es_ES" w:bidi="es_ES"/>
-        </w:rPr>
-        <w:t xml:space="preserve"> · </w:t>
-      </w:r>
-      <w:hyperlink r:id="rId166">
-        <w:r>
-          <w:rPr>
-            <w:lang w:val="es_ES" w:bidi="es_ES"/>
-          </w:rPr>
-          <w:rPr>
-            <w:color w:val="0000EE"/>
-            <w:u w:val="single"/>
-          </w:rPr>
-          <w:t>HEB 13:17</w:t>
-        </w:r>
-      </w:hyperlink>
-      <w:r>
-        <w:rPr>
-          <w:lang w:val="es_ES" w:bidi="es_ES"/>
-        </w:rPr>
-        <w:t xml:space="preserve"> · </w:t>
-      </w:r>
-      <w:hyperlink r:id="rId167">
-        <w:r>
-          <w:rPr>
-            <w:lang w:val="es_ES" w:bidi="es_ES"/>
-          </w:rPr>
-          <w:rPr>
-            <w:color w:val="0000EE"/>
-            <w:u w:val="single"/>
-          </w:rPr>
-          <w:t>JAS 1:21</w:t>
-        </w:r>
-      </w:hyperlink>
-      <w:r>
-        <w:rPr>
-          <w:lang w:val="es_ES" w:bidi="es_ES"/>
-        </w:rPr>
-        <w:t xml:space="preserve"> · </w:t>
-      </w:r>
-      <w:hyperlink r:id="rId168">
-        <w:r>
-          <w:rPr>
-            <w:lang w:val="es_ES" w:bidi="es_ES"/>
-          </w:rPr>
-          <w:rPr>
-            <w:color w:val="0000EE"/>
-            <w:u w:val="single"/>
-          </w:rPr>
-          <w:t>REV 8:9</w:t>
-        </w:r>
-      </w:hyperlink>
-      <w:r>
-        <w:rPr>
-          <w:lang w:val="es_ES" w:bidi="es_ES"/>
-        </w:rPr>
-        <w:t xml:space="preserve"> · </w:t>
-      </w:r>
-      <w:hyperlink r:id="rId169">
-        <w:r>
-          <w:rPr>
-            <w:lang w:val="es_ES" w:bidi="es_ES"/>
-          </w:rPr>
-          <w:rPr>
-            <w:color w:val="0000EE"/>
-            <w:u w:val="single"/>
-          </w:rPr>
-          <w:t>REV 12:11</w:t>
-        </w:r>
-      </w:hyperlink>
+      <w:r>
+        <w:rPr>
+          <w:lang w:val="es_ES" w:bidi="es_ES"/>
+        </w:rPr>
+        <w:t>MAT 2:20</w:t>
+      </w:r>
+      <w:r>
+        <w:rPr>
+          <w:lang w:val="es_ES" w:bidi="es_ES"/>
+        </w:rPr>
+        <w:t xml:space="preserve"> · </w:t>
+      </w:r>
+      <w:r>
+        <w:rPr>
+          <w:lang w:val="es_ES" w:bidi="es_ES"/>
+        </w:rPr>
+        <w:t>MAT 6:25</w:t>
+      </w:r>
+      <w:r>
+        <w:rPr>
+          <w:lang w:val="es_ES" w:bidi="es_ES"/>
+        </w:rPr>
+        <w:t xml:space="preserve"> · </w:t>
+      </w:r>
+      <w:r>
+        <w:rPr>
+          <w:lang w:val="es_ES" w:bidi="es_ES"/>
+        </w:rPr>
+        <w:t>MAT 6:25</w:t>
+      </w:r>
+      <w:r>
+        <w:rPr>
+          <w:lang w:val="es_ES" w:bidi="es_ES"/>
+        </w:rPr>
+        <w:t xml:space="preserve"> · </w:t>
+      </w:r>
+      <w:r>
+        <w:rPr>
+          <w:lang w:val="es_ES" w:bidi="es_ES"/>
+        </w:rPr>
+        <w:t>MAT 10:39</w:t>
+      </w:r>
+      <w:r>
+        <w:rPr>
+          <w:lang w:val="es_ES" w:bidi="es_ES"/>
+        </w:rPr>
+        <w:t xml:space="preserve"> · </w:t>
+      </w:r>
+      <w:r>
+        <w:rPr>
+          <w:lang w:val="es_ES" w:bidi="es_ES"/>
+        </w:rPr>
+        <w:t>MAT 10:39</w:t>
+      </w:r>
+      <w:r>
+        <w:rPr>
+          <w:lang w:val="es_ES" w:bidi="es_ES"/>
+        </w:rPr>
+        <w:t xml:space="preserve"> · </w:t>
+      </w:r>
+      <w:r>
+        <w:rPr>
+          <w:lang w:val="es_ES" w:bidi="es_ES"/>
+        </w:rPr>
+        <w:t>MAT 16:25</w:t>
+      </w:r>
+      <w:r>
+        <w:rPr>
+          <w:lang w:val="es_ES" w:bidi="es_ES"/>
+        </w:rPr>
+        <w:t xml:space="preserve"> · </w:t>
+      </w:r>
+      <w:r>
+        <w:rPr>
+          <w:lang w:val="es_ES" w:bidi="es_ES"/>
+        </w:rPr>
+        <w:t>MAT 16:25</w:t>
+      </w:r>
+      <w:r>
+        <w:rPr>
+          <w:lang w:val="es_ES" w:bidi="es_ES"/>
+        </w:rPr>
+        <w:t xml:space="preserve"> · </w:t>
+      </w:r>
+      <w:r>
+        <w:rPr>
+          <w:lang w:val="es_ES" w:bidi="es_ES"/>
+        </w:rPr>
+        <w:t>MAT 16:26</w:t>
+      </w:r>
+      <w:r>
+        <w:rPr>
+          <w:lang w:val="es_ES" w:bidi="es_ES"/>
+        </w:rPr>
+        <w:t xml:space="preserve"> · </w:t>
+      </w:r>
+      <w:r>
+        <w:rPr>
+          <w:lang w:val="es_ES" w:bidi="es_ES"/>
+        </w:rPr>
+        <w:t>MAT 16:26</w:t>
+      </w:r>
+      <w:r>
+        <w:rPr>
+          <w:lang w:val="es_ES" w:bidi="es_ES"/>
+        </w:rPr>
+        <w:t xml:space="preserve"> · </w:t>
+      </w:r>
+      <w:r>
+        <w:rPr>
+          <w:lang w:val="es_ES" w:bidi="es_ES"/>
+        </w:rPr>
+        <w:t>MAT 20:28</w:t>
+      </w:r>
+      <w:r>
+        <w:rPr>
+          <w:lang w:val="es_ES" w:bidi="es_ES"/>
+        </w:rPr>
+        <w:t xml:space="preserve"> · </w:t>
+      </w:r>
+      <w:r>
+        <w:rPr>
+          <w:lang w:val="es_ES" w:bidi="es_ES"/>
+        </w:rPr>
+        <w:t>MRK 3:4</w:t>
+      </w:r>
+      <w:r>
+        <w:rPr>
+          <w:lang w:val="es_ES" w:bidi="es_ES"/>
+        </w:rPr>
+        <w:t xml:space="preserve"> · </w:t>
+      </w:r>
+      <w:r>
+        <w:rPr>
+          <w:lang w:val="es_ES" w:bidi="es_ES"/>
+        </w:rPr>
+        <w:t>MRK 8:35</w:t>
+      </w:r>
+      <w:r>
+        <w:rPr>
+          <w:lang w:val="es_ES" w:bidi="es_ES"/>
+        </w:rPr>
+        <w:t xml:space="preserve"> · </w:t>
+      </w:r>
+      <w:r>
+        <w:rPr>
+          <w:lang w:val="es_ES" w:bidi="es_ES"/>
+        </w:rPr>
+        <w:t>MRK 8:35</w:t>
+      </w:r>
+      <w:r>
+        <w:rPr>
+          <w:lang w:val="es_ES" w:bidi="es_ES"/>
+        </w:rPr>
+        <w:t xml:space="preserve"> · </w:t>
+      </w:r>
+      <w:r>
+        <w:rPr>
+          <w:lang w:val="es_ES" w:bidi="es_ES"/>
+        </w:rPr>
+        <w:t>MRK 8:36</w:t>
+      </w:r>
+      <w:r>
+        <w:rPr>
+          <w:lang w:val="es_ES" w:bidi="es_ES"/>
+        </w:rPr>
+        <w:t xml:space="preserve"> · </w:t>
+      </w:r>
+      <w:r>
+        <w:rPr>
+          <w:lang w:val="es_ES" w:bidi="es_ES"/>
+        </w:rPr>
+        <w:t>MRK 8:37</w:t>
+      </w:r>
+      <w:r>
+        <w:rPr>
+          <w:lang w:val="es_ES" w:bidi="es_ES"/>
+        </w:rPr>
+        <w:t xml:space="preserve"> · </w:t>
+      </w:r>
+      <w:r>
+        <w:rPr>
+          <w:lang w:val="es_ES" w:bidi="es_ES"/>
+        </w:rPr>
+        <w:t>MRK 10:45</w:t>
+      </w:r>
+      <w:r>
+        <w:rPr>
+          <w:lang w:val="es_ES" w:bidi="es_ES"/>
+        </w:rPr>
+        <w:t xml:space="preserve"> · </w:t>
+      </w:r>
+      <w:r>
+        <w:rPr>
+          <w:lang w:val="es_ES" w:bidi="es_ES"/>
+        </w:rPr>
+        <w:t>LUK 9:24</w:t>
+      </w:r>
+      <w:r>
+        <w:rPr>
+          <w:lang w:val="es_ES" w:bidi="es_ES"/>
+        </w:rPr>
+        <w:t xml:space="preserve"> · </w:t>
+      </w:r>
+      <w:r>
+        <w:rPr>
+          <w:lang w:val="es_ES" w:bidi="es_ES"/>
+        </w:rPr>
+        <w:t>LUK 9:24</w:t>
+      </w:r>
+      <w:r>
+        <w:rPr>
+          <w:lang w:val="es_ES" w:bidi="es_ES"/>
+        </w:rPr>
+        <w:t xml:space="preserve"> · </w:t>
+      </w:r>
+      <w:r>
+        <w:rPr>
+          <w:lang w:val="es_ES" w:bidi="es_ES"/>
+        </w:rPr>
+        <w:t>LUK 12:20</w:t>
+      </w:r>
+      <w:r>
+        <w:rPr>
+          <w:lang w:val="es_ES" w:bidi="es_ES"/>
+        </w:rPr>
+        <w:t xml:space="preserve"> · </w:t>
+      </w:r>
+      <w:r>
+        <w:rPr>
+          <w:lang w:val="es_ES" w:bidi="es_ES"/>
+        </w:rPr>
+        <w:t>LUK 12:22</w:t>
+      </w:r>
+      <w:r>
+        <w:rPr>
+          <w:lang w:val="es_ES" w:bidi="es_ES"/>
+        </w:rPr>
+        <w:t xml:space="preserve"> · </w:t>
+      </w:r>
+      <w:r>
+        <w:rPr>
+          <w:lang w:val="es_ES" w:bidi="es_ES"/>
+        </w:rPr>
+        <w:t>LUK 12:23</w:t>
+      </w:r>
+      <w:r>
+        <w:rPr>
+          <w:lang w:val="es_ES" w:bidi="es_ES"/>
+        </w:rPr>
+        <w:t xml:space="preserve"> · </w:t>
+      </w:r>
+      <w:r>
+        <w:rPr>
+          <w:lang w:val="es_ES" w:bidi="es_ES"/>
+        </w:rPr>
+        <w:t>LUK 14:26</w:t>
+      </w:r>
+      <w:r>
+        <w:rPr>
+          <w:lang w:val="es_ES" w:bidi="es_ES"/>
+        </w:rPr>
+        <w:t xml:space="preserve"> · </w:t>
+      </w:r>
+      <w:r>
+        <w:rPr>
+          <w:lang w:val="es_ES" w:bidi="es_ES"/>
+        </w:rPr>
+        <w:t>JHN 12:25</w:t>
+      </w:r>
+      <w:r>
+        <w:rPr>
+          <w:lang w:val="es_ES" w:bidi="es_ES"/>
+        </w:rPr>
+        <w:t xml:space="preserve"> · </w:t>
+      </w:r>
+      <w:r>
+        <w:rPr>
+          <w:lang w:val="es_ES" w:bidi="es_ES"/>
+        </w:rPr>
+        <w:t>JHN 12:25</w:t>
+      </w:r>
+      <w:r>
+        <w:rPr>
+          <w:lang w:val="es_ES" w:bidi="es_ES"/>
+        </w:rPr>
+        <w:t xml:space="preserve"> · </w:t>
+      </w:r>
+      <w:r>
+        <w:rPr>
+          <w:lang w:val="es_ES" w:bidi="es_ES"/>
+        </w:rPr>
+        <w:t>ACT 20:10</w:t>
+      </w:r>
+      <w:r>
+        <w:rPr>
+          <w:lang w:val="es_ES" w:bidi="es_ES"/>
+        </w:rPr>
+        <w:t xml:space="preserve"> · </w:t>
+      </w:r>
+      <w:r>
+        <w:rPr>
+          <w:lang w:val="es_ES" w:bidi="es_ES"/>
+        </w:rPr>
+        <w:t>ACT 20:24</w:t>
+      </w:r>
+      <w:r>
+        <w:rPr>
+          <w:lang w:val="es_ES" w:bidi="es_ES"/>
+        </w:rPr>
+        <w:t xml:space="preserve"> · </w:t>
+      </w:r>
+      <w:r>
+        <w:rPr>
+          <w:lang w:val="es_ES" w:bidi="es_ES"/>
+        </w:rPr>
+        <w:t>ACT 27:10</w:t>
+      </w:r>
+      <w:r>
+        <w:rPr>
+          <w:lang w:val="es_ES" w:bidi="es_ES"/>
+        </w:rPr>
+        <w:t xml:space="preserve"> · </w:t>
+      </w:r>
+      <w:r>
+        <w:rPr>
+          <w:lang w:val="es_ES" w:bidi="es_ES"/>
+        </w:rPr>
+        <w:t>ACT 27:22</w:t>
+      </w:r>
+      <w:r>
+        <w:rPr>
+          <w:lang w:val="es_ES" w:bidi="es_ES"/>
+        </w:rPr>
+        <w:t xml:space="preserve"> · </w:t>
+      </w:r>
+      <w:r>
+        <w:rPr>
+          <w:lang w:val="es_ES" w:bidi="es_ES"/>
+        </w:rPr>
+        <w:t>ROM 11:3</w:t>
+      </w:r>
+      <w:r>
+        <w:rPr>
+          <w:lang w:val="es_ES" w:bidi="es_ES"/>
+        </w:rPr>
+        <w:t xml:space="preserve"> · </w:t>
+      </w:r>
+      <w:r>
+        <w:rPr>
+          <w:lang w:val="es_ES" w:bidi="es_ES"/>
+        </w:rPr>
+        <w:t>ROM 16:4</w:t>
+      </w:r>
+      <w:r>
+        <w:rPr>
+          <w:lang w:val="es_ES" w:bidi="es_ES"/>
+        </w:rPr>
+        <w:t xml:space="preserve"> · </w:t>
+      </w:r>
+      <w:r>
+        <w:rPr>
+          <w:lang w:val="es_ES" w:bidi="es_ES"/>
+        </w:rPr>
+        <w:t>2CO 1:23</w:t>
+      </w:r>
+      <w:r>
+        <w:rPr>
+          <w:lang w:val="es_ES" w:bidi="es_ES"/>
+        </w:rPr>
+        <w:t xml:space="preserve"> · </w:t>
+      </w:r>
+      <w:r>
+        <w:rPr>
+          <w:lang w:val="es_ES" w:bidi="es_ES"/>
+        </w:rPr>
+        <w:t>PHP 2:30</w:t>
+      </w:r>
+      <w:r>
+        <w:rPr>
+          <w:lang w:val="es_ES" w:bidi="es_ES"/>
+        </w:rPr>
+        <w:t xml:space="preserve"> · </w:t>
+      </w:r>
+      <w:r>
+        <w:rPr>
+          <w:lang w:val="es_ES" w:bidi="es_ES"/>
+        </w:rPr>
+        <w:t>1TH 5:23</w:t>
+      </w:r>
+      <w:r>
+        <w:rPr>
+          <w:lang w:val="es_ES" w:bidi="es_ES"/>
+        </w:rPr>
+        <w:t xml:space="preserve"> · </w:t>
+      </w:r>
+      <w:r>
+        <w:rPr>
+          <w:lang w:val="es_ES" w:bidi="es_ES"/>
+        </w:rPr>
+        <w:t>HEB 4:12</w:t>
+      </w:r>
+      <w:r>
+        <w:rPr>
+          <w:lang w:val="es_ES" w:bidi="es_ES"/>
+        </w:rPr>
+        <w:t xml:space="preserve"> · </w:t>
+      </w:r>
+      <w:r>
+        <w:rPr>
+          <w:lang w:val="es_ES" w:bidi="es_ES"/>
+        </w:rPr>
+        <w:t>HEB 6:19</w:t>
+      </w:r>
+      <w:r>
+        <w:rPr>
+          <w:lang w:val="es_ES" w:bidi="es_ES"/>
+        </w:rPr>
+        <w:t xml:space="preserve"> · </w:t>
+      </w:r>
+      <w:r>
+        <w:rPr>
+          <w:lang w:val="es_ES" w:bidi="es_ES"/>
+        </w:rPr>
+        <w:t>HEB 13:17</w:t>
+      </w:r>
+      <w:r>
+        <w:rPr>
+          <w:lang w:val="es_ES" w:bidi="es_ES"/>
+        </w:rPr>
+        <w:t xml:space="preserve"> · </w:t>
+      </w:r>
+      <w:r>
+        <w:rPr>
+          <w:lang w:val="es_ES" w:bidi="es_ES"/>
+        </w:rPr>
+        <w:t>JAS 1:21</w:t>
+      </w:r>
+      <w:r>
+        <w:rPr>
+          <w:lang w:val="es_ES" w:bidi="es_ES"/>
+        </w:rPr>
+        <w:t xml:space="preserve"> · </w:t>
+      </w:r>
+      <w:r>
+        <w:rPr>
+          <w:lang w:val="es_ES" w:bidi="es_ES"/>
+        </w:rPr>
+        <w:t>REV 8:9</w:t>
+      </w:r>
+      <w:r>
+        <w:rPr>
+          <w:lang w:val="es_ES" w:bidi="es_ES"/>
+        </w:rPr>
+        <w:t xml:space="preserve"> · </w:t>
+      </w:r>
+      <w:r>
+        <w:rPr>
+          <w:lang w:val="es_ES" w:bidi="es_ES"/>
+        </w:rPr>
+        <w:t>REV 12:11</w:t>
+      </w:r>
     </w:p>
     <w:p>
       <w:pPr/>
@@ -9703,7 +8575,7 @@
         </w:rPr>
         <w:t xml:space="preserve">[a] 'ser interior, mente', </w:t>
       </w:r>
-      <w:hyperlink r:id="rId170">
+      <w:hyperlink r:id="rId28">
         <w:r>
           <w:rPr>
             <w:lang w:val="es_ES" w:bidi="es_ES"/>
@@ -9736,342 +8608,228 @@
           <w:lang w:val="es_ES" w:bidi="es_ES"/>
         </w:rPr>
       </w:r>
-      <w:hyperlink r:id="rId171">
-        <w:r>
-          <w:rPr>
-            <w:lang w:val="es_ES" w:bidi="es_ES"/>
-          </w:rPr>
-          <w:rPr>
-            <w:color w:val="0000EE"/>
-            <w:u w:val="single"/>
-          </w:rPr>
-          <w:t>LUK 6:9</w:t>
-        </w:r>
-      </w:hyperlink>
-      <w:r>
-        <w:rPr>
-          <w:lang w:val="es_ES" w:bidi="es_ES"/>
-        </w:rPr>
-        <w:t xml:space="preserve"> · </w:t>
-      </w:r>
-      <w:hyperlink r:id="rId172">
-        <w:r>
-          <w:rPr>
-            <w:lang w:val="es_ES" w:bidi="es_ES"/>
-          </w:rPr>
-          <w:rPr>
-            <w:color w:val="0000EE"/>
-            <w:u w:val="single"/>
-          </w:rPr>
-          <w:t>JHN 10:24</w:t>
-        </w:r>
-      </w:hyperlink>
-      <w:r>
-        <w:rPr>
-          <w:lang w:val="es_ES" w:bidi="es_ES"/>
-        </w:rPr>
-        <w:t xml:space="preserve"> · </w:t>
-      </w:r>
-      <w:hyperlink r:id="rId173">
-        <w:r>
-          <w:rPr>
-            <w:lang w:val="es_ES" w:bidi="es_ES"/>
-          </w:rPr>
-          <w:rPr>
-            <w:color w:val="0000EE"/>
-            <w:u w:val="single"/>
-          </w:rPr>
-          <w:t>ACT 2:41</w:t>
-        </w:r>
-      </w:hyperlink>
-      <w:r>
-        <w:rPr>
-          <w:lang w:val="es_ES" w:bidi="es_ES"/>
-        </w:rPr>
-        <w:t xml:space="preserve"> · </w:t>
-      </w:r>
-      <w:hyperlink r:id="rId174">
-        <w:r>
-          <w:rPr>
-            <w:lang w:val="es_ES" w:bidi="es_ES"/>
-          </w:rPr>
-          <w:rPr>
-            <w:color w:val="0000EE"/>
-            <w:u w:val="single"/>
-          </w:rPr>
-          <w:t>ACT 2:43</w:t>
-        </w:r>
-      </w:hyperlink>
-      <w:r>
-        <w:rPr>
-          <w:lang w:val="es_ES" w:bidi="es_ES"/>
-        </w:rPr>
-        <w:t xml:space="preserve"> · </w:t>
-      </w:r>
-      <w:hyperlink r:id="rId175">
-        <w:r>
-          <w:rPr>
-            <w:lang w:val="es_ES" w:bidi="es_ES"/>
-          </w:rPr>
-          <w:rPr>
-            <w:color w:val="0000EE"/>
-            <w:u w:val="single"/>
-          </w:rPr>
-          <w:t>ACT 3:23</w:t>
-        </w:r>
-      </w:hyperlink>
-      <w:r>
-        <w:rPr>
-          <w:lang w:val="es_ES" w:bidi="es_ES"/>
-        </w:rPr>
-        <w:t xml:space="preserve"> · </w:t>
-      </w:r>
-      <w:hyperlink r:id="rId176">
-        <w:r>
-          <w:rPr>
-            <w:lang w:val="es_ES" w:bidi="es_ES"/>
-          </w:rPr>
-          <w:rPr>
-            <w:color w:val="0000EE"/>
-            <w:u w:val="single"/>
-          </w:rPr>
-          <w:t>ACT 7:14</w:t>
-        </w:r>
-      </w:hyperlink>
-      <w:r>
-        <w:rPr>
-          <w:lang w:val="es_ES" w:bidi="es_ES"/>
-        </w:rPr>
-        <w:t xml:space="preserve"> · </w:t>
-      </w:r>
-      <w:hyperlink r:id="rId177">
-        <w:r>
-          <w:rPr>
-            <w:lang w:val="es_ES" w:bidi="es_ES"/>
-          </w:rPr>
-          <w:rPr>
-            <w:color w:val="0000EE"/>
-            <w:u w:val="single"/>
-          </w:rPr>
-          <w:t>ACT 27:37</w:t>
-        </w:r>
-      </w:hyperlink>
-      <w:r>
-        <w:rPr>
-          <w:lang w:val="es_ES" w:bidi="es_ES"/>
-        </w:rPr>
-        <w:t xml:space="preserve"> · </w:t>
-      </w:r>
-      <w:hyperlink r:id="rId178">
-        <w:r>
-          <w:rPr>
-            <w:lang w:val="es_ES" w:bidi="es_ES"/>
-          </w:rPr>
-          <w:rPr>
-            <w:color w:val="0000EE"/>
-            <w:u w:val="single"/>
-          </w:rPr>
-          <w:t>ROM 2:9</w:t>
-        </w:r>
-      </w:hyperlink>
-      <w:r>
-        <w:rPr>
-          <w:lang w:val="es_ES" w:bidi="es_ES"/>
-        </w:rPr>
-        <w:t xml:space="preserve"> · </w:t>
-      </w:r>
-      <w:hyperlink r:id="rId179">
-        <w:r>
-          <w:rPr>
-            <w:lang w:val="es_ES" w:bidi="es_ES"/>
-          </w:rPr>
-          <w:rPr>
-            <w:color w:val="0000EE"/>
-            <w:u w:val="single"/>
-          </w:rPr>
-          <w:t>ROM 13:1</w:t>
-        </w:r>
-      </w:hyperlink>
-      <w:r>
-        <w:rPr>
-          <w:lang w:val="es_ES" w:bidi="es_ES"/>
-        </w:rPr>
-        <w:t xml:space="preserve"> · </w:t>
-      </w:r>
-      <w:hyperlink r:id="rId180">
-        <w:r>
-          <w:rPr>
-            <w:lang w:val="es_ES" w:bidi="es_ES"/>
-          </w:rPr>
-          <w:rPr>
-            <w:color w:val="0000EE"/>
-            <w:u w:val="single"/>
-          </w:rPr>
-          <w:t>1CO 15:45</w:t>
-        </w:r>
-      </w:hyperlink>
-      <w:r>
-        <w:rPr>
-          <w:lang w:val="es_ES" w:bidi="es_ES"/>
-        </w:rPr>
-        <w:t xml:space="preserve"> · </w:t>
-      </w:r>
-      <w:hyperlink r:id="rId181">
-        <w:r>
-          <w:rPr>
-            <w:lang w:val="es_ES" w:bidi="es_ES"/>
-          </w:rPr>
-          <w:rPr>
-            <w:color w:val="0000EE"/>
-            <w:u w:val="single"/>
-          </w:rPr>
-          <w:t>1TH 2:8</w:t>
-        </w:r>
-      </w:hyperlink>
-      <w:r>
-        <w:rPr>
-          <w:lang w:val="es_ES" w:bidi="es_ES"/>
-        </w:rPr>
-        <w:t xml:space="preserve"> · </w:t>
-      </w:r>
-      <w:hyperlink r:id="rId182">
-        <w:r>
-          <w:rPr>
-            <w:lang w:val="es_ES" w:bidi="es_ES"/>
-          </w:rPr>
-          <w:rPr>
-            <w:color w:val="0000EE"/>
-            <w:u w:val="single"/>
-          </w:rPr>
-          <w:t>HEB 10:38</w:t>
-        </w:r>
-      </w:hyperlink>
-      <w:r>
-        <w:rPr>
-          <w:lang w:val="es_ES" w:bidi="es_ES"/>
-        </w:rPr>
-        <w:t xml:space="preserve"> · </w:t>
-      </w:r>
-      <w:hyperlink r:id="rId183">
-        <w:r>
-          <w:rPr>
-            <w:lang w:val="es_ES" w:bidi="es_ES"/>
-          </w:rPr>
-          <w:rPr>
-            <w:color w:val="0000EE"/>
-            <w:u w:val="single"/>
-          </w:rPr>
-          <w:t>JAS 5:20</w:t>
-        </w:r>
-      </w:hyperlink>
-      <w:r>
-        <w:rPr>
-          <w:lang w:val="es_ES" w:bidi="es_ES"/>
-        </w:rPr>
-        <w:t xml:space="preserve"> · </w:t>
-      </w:r>
-      <w:hyperlink r:id="rId184">
-        <w:r>
-          <w:rPr>
-            <w:lang w:val="es_ES" w:bidi="es_ES"/>
-          </w:rPr>
-          <w:rPr>
-            <w:color w:val="0000EE"/>
-            <w:u w:val="single"/>
-          </w:rPr>
-          <w:t>1PE 1:9</w:t>
-        </w:r>
-      </w:hyperlink>
-      <w:r>
-        <w:rPr>
-          <w:lang w:val="es_ES" w:bidi="es_ES"/>
-        </w:rPr>
-        <w:t xml:space="preserve"> · </w:t>
-      </w:r>
-      <w:hyperlink r:id="rId185">
-        <w:r>
-          <w:rPr>
-            <w:lang w:val="es_ES" w:bidi="es_ES"/>
-          </w:rPr>
-          <w:rPr>
-            <w:color w:val="0000EE"/>
-            <w:u w:val="single"/>
-          </w:rPr>
-          <w:t>1PE 1:22</w:t>
-        </w:r>
-      </w:hyperlink>
-      <w:r>
-        <w:rPr>
-          <w:lang w:val="es_ES" w:bidi="es_ES"/>
-        </w:rPr>
-        <w:t xml:space="preserve"> · </w:t>
-      </w:r>
-      <w:hyperlink r:id="rId186">
-        <w:r>
-          <w:rPr>
-            <w:lang w:val="es_ES" w:bidi="es_ES"/>
-          </w:rPr>
-          <w:rPr>
-            <w:color w:val="0000EE"/>
-            <w:u w:val="single"/>
-          </w:rPr>
-          <w:t>1PE 3:20</w:t>
-        </w:r>
-      </w:hyperlink>
-      <w:r>
-        <w:rPr>
-          <w:lang w:val="es_ES" w:bidi="es_ES"/>
-        </w:rPr>
-        <w:t xml:space="preserve"> · </w:t>
-      </w:r>
-      <w:hyperlink r:id="rId187">
-        <w:r>
-          <w:rPr>
-            <w:lang w:val="es_ES" w:bidi="es_ES"/>
-          </w:rPr>
-          <w:rPr>
-            <w:color w:val="0000EE"/>
-            <w:u w:val="single"/>
-          </w:rPr>
-          <w:t>1PE 4:19</w:t>
-        </w:r>
-      </w:hyperlink>
-      <w:r>
-        <w:rPr>
-          <w:lang w:val="es_ES" w:bidi="es_ES"/>
-        </w:rPr>
-        <w:t xml:space="preserve"> · </w:t>
-      </w:r>
-      <w:hyperlink r:id="rId188">
-        <w:r>
-          <w:rPr>
-            <w:lang w:val="es_ES" w:bidi="es_ES"/>
-          </w:rPr>
-          <w:rPr>
-            <w:color w:val="0000EE"/>
-            <w:u w:val="single"/>
-          </w:rPr>
-          <w:t>2PE 2:14</w:t>
-        </w:r>
-      </w:hyperlink>
-      <w:r>
-        <w:rPr>
-          <w:lang w:val="es_ES" w:bidi="es_ES"/>
-        </w:rPr>
-        <w:t xml:space="preserve"> · </w:t>
-      </w:r>
-      <w:hyperlink r:id="rId189">
-        <w:r>
-          <w:rPr>
-            <w:lang w:val="es_ES" w:bidi="es_ES"/>
-          </w:rPr>
-          <w:rPr>
-            <w:color w:val="0000EE"/>
-            <w:u w:val="single"/>
-          </w:rPr>
-          <w:t>REV 18:13</w:t>
-        </w:r>
-      </w:hyperlink>
+      <w:r>
+        <w:rPr>
+          <w:lang w:val="es_ES" w:bidi="es_ES"/>
+        </w:rPr>
+        <w:t>LUK 6:9</w:t>
+      </w:r>
+      <w:r>
+        <w:rPr>
+          <w:lang w:val="es_ES" w:bidi="es_ES"/>
+        </w:rPr>
+        <w:t xml:space="preserve"> · </w:t>
+      </w:r>
+      <w:r>
+        <w:rPr>
+          <w:lang w:val="es_ES" w:bidi="es_ES"/>
+        </w:rPr>
+        <w:t>JHN 10:24</w:t>
+      </w:r>
+      <w:r>
+        <w:rPr>
+          <w:lang w:val="es_ES" w:bidi="es_ES"/>
+        </w:rPr>
+        <w:t xml:space="preserve"> · </w:t>
+      </w:r>
+      <w:r>
+        <w:rPr>
+          <w:lang w:val="es_ES" w:bidi="es_ES"/>
+        </w:rPr>
+        <w:t>ACT 2:41</w:t>
+      </w:r>
+      <w:r>
+        <w:rPr>
+          <w:lang w:val="es_ES" w:bidi="es_ES"/>
+        </w:rPr>
+        <w:t xml:space="preserve"> · </w:t>
+      </w:r>
+      <w:r>
+        <w:rPr>
+          <w:lang w:val="es_ES" w:bidi="es_ES"/>
+        </w:rPr>
+        <w:t>ACT 2:43</w:t>
+      </w:r>
+      <w:r>
+        <w:rPr>
+          <w:lang w:val="es_ES" w:bidi="es_ES"/>
+        </w:rPr>
+        <w:t xml:space="preserve"> · </w:t>
+      </w:r>
+      <w:r>
+        <w:rPr>
+          <w:lang w:val="es_ES" w:bidi="es_ES"/>
+        </w:rPr>
+        <w:t>ACT 3:23</w:t>
+      </w:r>
+      <w:r>
+        <w:rPr>
+          <w:lang w:val="es_ES" w:bidi="es_ES"/>
+        </w:rPr>
+        <w:t xml:space="preserve"> · </w:t>
+      </w:r>
+      <w:r>
+        <w:rPr>
+          <w:lang w:val="es_ES" w:bidi="es_ES"/>
+        </w:rPr>
+        <w:t>ACT 7:14</w:t>
+      </w:r>
+      <w:r>
+        <w:rPr>
+          <w:lang w:val="es_ES" w:bidi="es_ES"/>
+        </w:rPr>
+        <w:t xml:space="preserve"> · </w:t>
+      </w:r>
+      <w:r>
+        <w:rPr>
+          <w:lang w:val="es_ES" w:bidi="es_ES"/>
+        </w:rPr>
+        <w:t>ACT 27:37</w:t>
+      </w:r>
+      <w:r>
+        <w:rPr>
+          <w:lang w:val="es_ES" w:bidi="es_ES"/>
+        </w:rPr>
+        <w:t xml:space="preserve"> · </w:t>
+      </w:r>
+      <w:r>
+        <w:rPr>
+          <w:lang w:val="es_ES" w:bidi="es_ES"/>
+        </w:rPr>
+        <w:t>ROM 2:9</w:t>
+      </w:r>
+      <w:r>
+        <w:rPr>
+          <w:lang w:val="es_ES" w:bidi="es_ES"/>
+        </w:rPr>
+        <w:t xml:space="preserve"> · </w:t>
+      </w:r>
+      <w:r>
+        <w:rPr>
+          <w:lang w:val="es_ES" w:bidi="es_ES"/>
+        </w:rPr>
+        <w:t>ROM 13:1</w:t>
+      </w:r>
+      <w:r>
+        <w:rPr>
+          <w:lang w:val="es_ES" w:bidi="es_ES"/>
+        </w:rPr>
+        <w:t xml:space="preserve"> · </w:t>
+      </w:r>
+      <w:r>
+        <w:rPr>
+          <w:lang w:val="es_ES" w:bidi="es_ES"/>
+        </w:rPr>
+        <w:t>1CO 15:45</w:t>
+      </w:r>
+      <w:r>
+        <w:rPr>
+          <w:lang w:val="es_ES" w:bidi="es_ES"/>
+        </w:rPr>
+        <w:t xml:space="preserve"> · </w:t>
+      </w:r>
+      <w:r>
+        <w:rPr>
+          <w:lang w:val="es_ES" w:bidi="es_ES"/>
+        </w:rPr>
+        <w:t>1TH 2:8</w:t>
+      </w:r>
+      <w:r>
+        <w:rPr>
+          <w:lang w:val="es_ES" w:bidi="es_ES"/>
+        </w:rPr>
+        <w:t xml:space="preserve"> · </w:t>
+      </w:r>
+      <w:r>
+        <w:rPr>
+          <w:lang w:val="es_ES" w:bidi="es_ES"/>
+        </w:rPr>
+        <w:t>HEB 10:38</w:t>
+      </w:r>
+      <w:r>
+        <w:rPr>
+          <w:lang w:val="es_ES" w:bidi="es_ES"/>
+        </w:rPr>
+        <w:t xml:space="preserve"> · </w:t>
+      </w:r>
+      <w:r>
+        <w:rPr>
+          <w:lang w:val="es_ES" w:bidi="es_ES"/>
+        </w:rPr>
+        <w:t>JAS 5:20</w:t>
+      </w:r>
+      <w:r>
+        <w:rPr>
+          <w:lang w:val="es_ES" w:bidi="es_ES"/>
+        </w:rPr>
+        <w:t xml:space="preserve"> · </w:t>
+      </w:r>
+      <w:r>
+        <w:rPr>
+          <w:lang w:val="es_ES" w:bidi="es_ES"/>
+        </w:rPr>
+        <w:t>1PE 1:9</w:t>
+      </w:r>
+      <w:r>
+        <w:rPr>
+          <w:lang w:val="es_ES" w:bidi="es_ES"/>
+        </w:rPr>
+        <w:t xml:space="preserve"> · </w:t>
+      </w:r>
+      <w:r>
+        <w:rPr>
+          <w:lang w:val="es_ES" w:bidi="es_ES"/>
+        </w:rPr>
+        <w:t>1PE 1:22</w:t>
+      </w:r>
+      <w:r>
+        <w:rPr>
+          <w:lang w:val="es_ES" w:bidi="es_ES"/>
+        </w:rPr>
+        <w:t xml:space="preserve"> · </w:t>
+      </w:r>
+      <w:r>
+        <w:rPr>
+          <w:lang w:val="es_ES" w:bidi="es_ES"/>
+        </w:rPr>
+        <w:t>1PE 3:20</w:t>
+      </w:r>
+      <w:r>
+        <w:rPr>
+          <w:lang w:val="es_ES" w:bidi="es_ES"/>
+        </w:rPr>
+        <w:t xml:space="preserve"> · </w:t>
+      </w:r>
+      <w:r>
+        <w:rPr>
+          <w:lang w:val="es_ES" w:bidi="es_ES"/>
+        </w:rPr>
+        <w:t>1PE 4:19</w:t>
+      </w:r>
+      <w:r>
+        <w:rPr>
+          <w:lang w:val="es_ES" w:bidi="es_ES"/>
+        </w:rPr>
+        <w:t xml:space="preserve"> · </w:t>
+      </w:r>
+      <w:r>
+        <w:rPr>
+          <w:lang w:val="es_ES" w:bidi="es_ES"/>
+        </w:rPr>
+        <w:t>2PE 2:14</w:t>
+      </w:r>
+      <w:r>
+        <w:rPr>
+          <w:lang w:val="es_ES" w:bidi="es_ES"/>
+        </w:rPr>
+        <w:t xml:space="preserve"> · </w:t>
+      </w:r>
+      <w:r>
+        <w:rPr>
+          <w:lang w:val="es_ES" w:bidi="es_ES"/>
+        </w:rPr>
+        <w:t>REV 18:13</w:t>
+      </w:r>
     </w:p>
     <w:p>
       <w:pPr/>
@@ -10175,18 +8933,12 @@
         </w:rPr>
         <w:t xml:space="preserve">Aunque la frase ψυχὴ ζωῆς es genérica en su significado, su referencia específica en </w:t>
       </w:r>
-      <w:hyperlink r:id="rId190">
-        <w:r>
-          <w:rPr>
-            <w:lang w:val="es_ES" w:bidi="es_ES"/>
-          </w:rPr>
-          <w:rPr>
-            <w:color w:val="0000EE"/>
-            <w:u w:val="single"/>
-          </w:rPr>
-          <w:t>REV 16:3</w:t>
-        </w:r>
-      </w:hyperlink>
+      <w:r>
+        <w:rPr>
+          <w:lang w:val="es_ES" w:bidi="es_ES"/>
+        </w:rPr>
+        <w:t>REV 16:3</w:t>
+      </w:r>
       <w:r>
         <w:rPr>
           <w:lang w:val="es_ES" w:bidi="es_ES"/>
@@ -10201,18 +8953,12 @@
           <w:lang w:val="es_ES" w:bidi="es_ES"/>
         </w:rPr>
       </w:r>
-      <w:hyperlink r:id="rId190">
-        <w:r>
-          <w:rPr>
-            <w:lang w:val="es_ES" w:bidi="es_ES"/>
-          </w:rPr>
-          <w:rPr>
-            <w:color w:val="0000EE"/>
-            <w:u w:val="single"/>
-          </w:rPr>
-          <w:t>REV 16:3</w:t>
-        </w:r>
-      </w:hyperlink>
+      <w:r>
+        <w:rPr>
+          <w:lang w:val="es_ES" w:bidi="es_ES"/>
+        </w:rPr>
+        <w:t>REV 16:3</w:t>
+      </w:r>
     </w:p>
     <w:p>
       <w:pPr/>
@@ -10324,18 +9070,12 @@
           <w:lang w:val="es_ES" w:bidi="es_ES"/>
         </w:rPr>
       </w:r>
-      <w:hyperlink r:id="rId191">
-        <w:r>
-          <w:rPr>
-            <w:lang w:val="es_ES" w:bidi="es_ES"/>
-          </w:rPr>
-          <w:rPr>
-            <w:color w:val="0000EE"/>
-            <w:u w:val="single"/>
-          </w:rPr>
-          <w:t>2PE 2:8</w:t>
-        </w:r>
-      </w:hyperlink>
+      <w:r>
+        <w:rPr>
+          <w:lang w:val="es_ES" w:bidi="es_ES"/>
+        </w:rPr>
+        <w:t>2PE 2:8</w:t>
+      </w:r>
     </w:p>
     <w:p>
       <w:pPr/>
@@ -10447,18 +9187,12 @@
           <w:lang w:val="es_ES" w:bidi="es_ES"/>
         </w:rPr>
       </w:r>
-      <w:hyperlink r:id="rId192">
-        <w:r>
-          <w:rPr>
-            <w:lang w:val="es_ES" w:bidi="es_ES"/>
-          </w:rPr>
-          <w:rPr>
-            <w:color w:val="0000EE"/>
-            <w:u w:val="single"/>
-          </w:rPr>
-          <w:t>ACT 14:2</w:t>
-        </w:r>
-      </w:hyperlink>
+      <w:r>
+        <w:rPr>
+          <w:lang w:val="es_ES" w:bidi="es_ES"/>
+        </w:rPr>
+        <w:t>ACT 14:2</w:t>
+      </w:r>
     </w:p>
     <w:p>
       <w:pPr/>
@@ -10570,18 +9304,12 @@
           <w:lang w:val="es_ES" w:bidi="es_ES"/>
         </w:rPr>
       </w:r>
-      <w:hyperlink r:id="rId108">
-        <w:r>
-          <w:rPr>
-            <w:lang w:val="es_ES" w:bidi="es_ES"/>
-          </w:rPr>
-          <w:rPr>
-            <w:color w:val="0000EE"/>
-            <w:u w:val="single"/>
-          </w:rPr>
-          <w:t>HEB 12:3</w:t>
-        </w:r>
-      </w:hyperlink>
+      <w:r>
+        <w:rPr>
+          <w:lang w:val="es_ES" w:bidi="es_ES"/>
+        </w:rPr>
+        <w:t>HEB 12:3</w:t>
+      </w:r>
     </w:p>
     <w:p>
       <w:pPr/>
@@ -10693,18 +9421,12 @@
           <w:lang w:val="es_ES" w:bidi="es_ES"/>
         </w:rPr>
       </w:r>
-      <w:hyperlink r:id="rId193">
-        <w:r>
-          <w:rPr>
-            <w:lang w:val="es_ES" w:bidi="es_ES"/>
-          </w:rPr>
-          <w:rPr>
-            <w:color w:val="0000EE"/>
-            <w:u w:val="single"/>
-          </w:rPr>
-          <w:t>LUK 21:19</w:t>
-        </w:r>
-      </w:hyperlink>
+      <w:r>
+        <w:rPr>
+          <w:lang w:val="es_ES" w:bidi="es_ES"/>
+        </w:rPr>
+        <w:t>LUK 21:19</w:t>
+      </w:r>
     </w:p>
     <w:p>
       <w:pPr/>
@@ -10828,18 +9550,12 @@
           <w:lang w:val="es_ES" w:bidi="es_ES"/>
         </w:rPr>
       </w:r>
-      <w:hyperlink r:id="rId194">
-        <w:r>
-          <w:rPr>
-            <w:lang w:val="es_ES" w:bidi="es_ES"/>
-          </w:rPr>
-          <w:rPr>
-            <w:color w:val="0000EE"/>
-            <w:u w:val="single"/>
-          </w:rPr>
-          <w:t>ACT 15:26</w:t>
-        </w:r>
-      </w:hyperlink>
+      <w:r>
+        <w:rPr>
+          <w:lang w:val="es_ES" w:bidi="es_ES"/>
+        </w:rPr>
+        <w:t>ACT 15:26</w:t>
+      </w:r>
     </w:p>
     <w:p>
       <w:pPr/>
@@ -10951,18 +9667,12 @@
           <w:lang w:val="es_ES" w:bidi="es_ES"/>
         </w:rPr>
       </w:r>
-      <w:hyperlink r:id="rId195">
-        <w:r>
-          <w:rPr>
-            <w:lang w:val="es_ES" w:bidi="es_ES"/>
-          </w:rPr>
-          <w:rPr>
-            <w:color w:val="0000EE"/>
-            <w:u w:val="single"/>
-          </w:rPr>
-          <w:t>LUK 17:33</w:t>
-        </w:r>
-      </w:hyperlink>
+      <w:r>
+        <w:rPr>
+          <w:lang w:val="es_ES" w:bidi="es_ES"/>
+        </w:rPr>
+        <w:t>LUK 17:33</w:t>
+      </w:r>
     </w:p>
     <w:p>
       <w:pPr/>
@@ -11074,18 +9784,12 @@
           <w:lang w:val="es_ES" w:bidi="es_ES"/>
         </w:rPr>
       </w:r>
-      <w:hyperlink r:id="rId196">
-        <w:r>
-          <w:rPr>
-            <w:lang w:val="es_ES" w:bidi="es_ES"/>
-          </w:rPr>
-          <w:rPr>
-            <w:color w:val="0000EE"/>
-            <w:u w:val="single"/>
-          </w:rPr>
-          <w:t>LUK 2:35</w:t>
-        </w:r>
-      </w:hyperlink>
+      <w:r>
+        <w:rPr>
+          <w:lang w:val="es_ES" w:bidi="es_ES"/>
+        </w:rPr>
+        <w:t>LUK 2:35</w:t>
+      </w:r>
     </w:p>
     <w:p>
       <w:pPr/>
@@ -11197,144 +9901,96 @@
           <w:lang w:val="es_ES" w:bidi="es_ES"/>
         </w:rPr>
       </w:r>
-      <w:hyperlink r:id="rId197">
-        <w:r>
-          <w:rPr>
-            <w:lang w:val="es_ES" w:bidi="es_ES"/>
-          </w:rPr>
-          <w:rPr>
-            <w:color w:val="0000EE"/>
-            <w:u w:val="single"/>
-          </w:rPr>
-          <w:t>JHN 10:11</w:t>
-        </w:r>
-      </w:hyperlink>
-      <w:r>
-        <w:rPr>
-          <w:lang w:val="es_ES" w:bidi="es_ES"/>
-        </w:rPr>
-        <w:t xml:space="preserve"> · </w:t>
-      </w:r>
-      <w:hyperlink r:id="rId198">
-        <w:r>
-          <w:rPr>
-            <w:lang w:val="es_ES" w:bidi="es_ES"/>
-          </w:rPr>
-          <w:rPr>
-            <w:color w:val="0000EE"/>
-            <w:u w:val="single"/>
-          </w:rPr>
-          <w:t>JHN 10:15</w:t>
-        </w:r>
-      </w:hyperlink>
-      <w:r>
-        <w:rPr>
-          <w:lang w:val="es_ES" w:bidi="es_ES"/>
-        </w:rPr>
-        <w:t xml:space="preserve"> · </w:t>
-      </w:r>
-      <w:hyperlink r:id="rId199">
-        <w:r>
-          <w:rPr>
-            <w:lang w:val="es_ES" w:bidi="es_ES"/>
-          </w:rPr>
-          <w:rPr>
-            <w:color w:val="0000EE"/>
-            <w:u w:val="single"/>
-          </w:rPr>
-          <w:t>JHN 10:17</w:t>
-        </w:r>
-      </w:hyperlink>
-      <w:r>
-        <w:rPr>
-          <w:lang w:val="es_ES" w:bidi="es_ES"/>
-        </w:rPr>
-        <w:t xml:space="preserve"> · </w:t>
-      </w:r>
-      <w:hyperlink r:id="rId200">
-        <w:r>
-          <w:rPr>
-            <w:lang w:val="es_ES" w:bidi="es_ES"/>
-          </w:rPr>
-          <w:rPr>
-            <w:color w:val="0000EE"/>
-            <w:u w:val="single"/>
-          </w:rPr>
-          <w:t>JHN 13:37</w:t>
-        </w:r>
-      </w:hyperlink>
-      <w:r>
-        <w:rPr>
-          <w:lang w:val="es_ES" w:bidi="es_ES"/>
-        </w:rPr>
-        <w:t xml:space="preserve"> · </w:t>
-      </w:r>
-      <w:hyperlink r:id="rId201">
-        <w:r>
-          <w:rPr>
-            <w:lang w:val="es_ES" w:bidi="es_ES"/>
-          </w:rPr>
-          <w:rPr>
-            <w:color w:val="0000EE"/>
-            <w:u w:val="single"/>
-          </w:rPr>
-          <w:t>JHN 13:38</w:t>
-        </w:r>
-      </w:hyperlink>
-      <w:r>
-        <w:rPr>
-          <w:lang w:val="es_ES" w:bidi="es_ES"/>
-        </w:rPr>
-        <w:t xml:space="preserve"> · </w:t>
-      </w:r>
-      <w:hyperlink r:id="rId202">
-        <w:r>
-          <w:rPr>
-            <w:lang w:val="es_ES" w:bidi="es_ES"/>
-          </w:rPr>
-          <w:rPr>
-            <w:color w:val="0000EE"/>
-            <w:u w:val="single"/>
-          </w:rPr>
-          <w:t>JHN 15:13</w:t>
-        </w:r>
-      </w:hyperlink>
-      <w:r>
-        <w:rPr>
-          <w:lang w:val="es_ES" w:bidi="es_ES"/>
-        </w:rPr>
-        <w:t xml:space="preserve"> · </w:t>
-      </w:r>
-      <w:hyperlink r:id="rId203">
-        <w:r>
-          <w:rPr>
-            <w:lang w:val="es_ES" w:bidi="es_ES"/>
-          </w:rPr>
-          <w:rPr>
-            <w:color w:val="0000EE"/>
-            <w:u w:val="single"/>
-          </w:rPr>
-          <w:t>1JN 3:16</w:t>
-        </w:r>
-      </w:hyperlink>
-      <w:r>
-        <w:rPr>
-          <w:lang w:val="es_ES" w:bidi="es_ES"/>
-        </w:rPr>
-        <w:t xml:space="preserve"> · </w:t>
-      </w:r>
-      <w:hyperlink r:id="rId203">
-        <w:r>
-          <w:rPr>
-            <w:lang w:val="es_ES" w:bidi="es_ES"/>
-          </w:rPr>
-          <w:rPr>
-            <w:color w:val="0000EE"/>
-            <w:u w:val="single"/>
-          </w:rPr>
-          <w:t>1JN 3:16</w:t>
-        </w:r>
-      </w:hyperlink>
+      <w:r>
+        <w:rPr>
+          <w:lang w:val="es_ES" w:bidi="es_ES"/>
+        </w:rPr>
+        <w:t>JHN 10:11</w:t>
+      </w:r>
+      <w:r>
+        <w:rPr>
+          <w:lang w:val="es_ES" w:bidi="es_ES"/>
+        </w:rPr>
+        <w:t xml:space="preserve"> · </w:t>
+      </w:r>
+      <w:r>
+        <w:rPr>
+          <w:lang w:val="es_ES" w:bidi="es_ES"/>
+        </w:rPr>
+        <w:t>JHN 10:15</w:t>
+      </w:r>
+      <w:r>
+        <w:rPr>
+          <w:lang w:val="es_ES" w:bidi="es_ES"/>
+        </w:rPr>
+        <w:t xml:space="preserve"> · </w:t>
+      </w:r>
+      <w:r>
+        <w:rPr>
+          <w:lang w:val="es_ES" w:bidi="es_ES"/>
+        </w:rPr>
+        <w:t>JHN 10:17</w:t>
+      </w:r>
+      <w:r>
+        <w:rPr>
+          <w:lang w:val="es_ES" w:bidi="es_ES"/>
+        </w:rPr>
+        <w:t xml:space="preserve"> · </w:t>
+      </w:r>
+      <w:r>
+        <w:rPr>
+          <w:lang w:val="es_ES" w:bidi="es_ES"/>
+        </w:rPr>
+        <w:t>JHN 13:37</w:t>
+      </w:r>
+      <w:r>
+        <w:rPr>
+          <w:lang w:val="es_ES" w:bidi="es_ES"/>
+        </w:rPr>
+        <w:t xml:space="preserve"> · </w:t>
+      </w:r>
+      <w:r>
+        <w:rPr>
+          <w:lang w:val="es_ES" w:bidi="es_ES"/>
+        </w:rPr>
+        <w:t>JHN 13:38</w:t>
+      </w:r>
+      <w:r>
+        <w:rPr>
+          <w:lang w:val="es_ES" w:bidi="es_ES"/>
+        </w:rPr>
+        <w:t xml:space="preserve"> · </w:t>
+      </w:r>
+      <w:r>
+        <w:rPr>
+          <w:lang w:val="es_ES" w:bidi="es_ES"/>
+        </w:rPr>
+        <w:t>JHN 15:13</w:t>
+      </w:r>
+      <w:r>
+        <w:rPr>
+          <w:lang w:val="es_ES" w:bidi="es_ES"/>
+        </w:rPr>
+        <w:t xml:space="preserve"> · </w:t>
+      </w:r>
+      <w:r>
+        <w:rPr>
+          <w:lang w:val="es_ES" w:bidi="es_ES"/>
+        </w:rPr>
+        <w:t>1JN 3:16</w:t>
+      </w:r>
+      <w:r>
+        <w:rPr>
+          <w:lang w:val="es_ES" w:bidi="es_ES"/>
+        </w:rPr>
+        <w:t xml:space="preserve"> · </w:t>
+      </w:r>
+      <w:r>
+        <w:rPr>
+          <w:lang w:val="es_ES" w:bidi="es_ES"/>
+        </w:rPr>
+        <w:t>1JN 3:16</w:t>
+      </w:r>
     </w:p>
     <w:p>
       <w:pPr/>
@@ -11375,18 +10031,12 @@
         </w:rPr>
         <w:t xml:space="preserve"> A pesar de que el término griego ψυχή es usualmente traducido usando la glosa 'alma', el equivalente más aproppiado en español es 'corazón'. En S:</w:t>
       </w:r>
-      <w:hyperlink r:id="rId191">
-        <w:r>
-          <w:rPr>
-            <w:lang w:val="es_ES" w:bidi="es_ES"/>
-          </w:rPr>
-          <w:rPr>
-            <w:color w:val="0000EE"/>
-            <w:u w:val="single"/>
-          </w:rPr>
-          <w:t>2PE 2:8</w:t>
-        </w:r>
-      </w:hyperlink>
+      <w:r>
+        <w:rPr>
+          <w:lang w:val="es_ES" w:bidi="es_ES"/>
+        </w:rPr>
+        <w:t>2PE 2:8</w:t>
+      </w:r>
       <w:r>
         <w:rPr>
           <w:lang w:val="es_ES" w:bidi="es_ES"/>
@@ -11602,18 +10252,12 @@
         </w:rPr>
         <w:t xml:space="preserve">En algunos idiomas, sin embargo, es imposible traducir σπείρεται en </w:t>
       </w:r>
-      <w:hyperlink r:id="rId204">
-        <w:r>
-          <w:rPr>
-            <w:lang w:val="es_ES" w:bidi="es_ES"/>
-          </w:rPr>
-          <w:rPr>
-            <w:color w:val="0000EE"/>
-            <w:u w:val="single"/>
-          </w:rPr>
-          <w:t>1CO 15:44</w:t>
-        </w:r>
-      </w:hyperlink>
+      <w:r>
+        <w:rPr>
+          <w:lang w:val="es_ES" w:bidi="es_ES"/>
+        </w:rPr>
+        <w:t>1CO 15:44</w:t>
+      </w:r>
       <w:r>
         <w:rPr>
           <w:lang w:val="es_ES" w:bidi="es_ES"/>
@@ -11628,54 +10272,36 @@
           <w:lang w:val="es_ES" w:bidi="es_ES"/>
         </w:rPr>
       </w:r>
-      <w:hyperlink r:id="rId204">
-        <w:r>
-          <w:rPr>
-            <w:lang w:val="es_ES" w:bidi="es_ES"/>
-          </w:rPr>
-          <w:rPr>
-            <w:color w:val="0000EE"/>
-            <w:u w:val="single"/>
-          </w:rPr>
-          <w:t>1CO 15:44</w:t>
-        </w:r>
-      </w:hyperlink>
-      <w:r>
-        <w:rPr>
-          <w:lang w:val="es_ES" w:bidi="es_ES"/>
-        </w:rPr>
-        <w:t xml:space="preserve"> · </w:t>
-      </w:r>
-      <w:hyperlink r:id="rId204">
-        <w:r>
-          <w:rPr>
-            <w:lang w:val="es_ES" w:bidi="es_ES"/>
-          </w:rPr>
-          <w:rPr>
-            <w:color w:val="0000EE"/>
-            <w:u w:val="single"/>
-          </w:rPr>
-          <w:t>1CO 15:44</w:t>
-        </w:r>
-      </w:hyperlink>
-      <w:r>
-        <w:rPr>
-          <w:lang w:val="es_ES" w:bidi="es_ES"/>
-        </w:rPr>
-        <w:t xml:space="preserve"> · </w:t>
-      </w:r>
-      <w:hyperlink r:id="rId205">
-        <w:r>
-          <w:rPr>
-            <w:lang w:val="es_ES" w:bidi="es_ES"/>
-          </w:rPr>
-          <w:rPr>
-            <w:color w:val="0000EE"/>
-            <w:u w:val="single"/>
-          </w:rPr>
-          <w:t>1CO 15:46</w:t>
-        </w:r>
-      </w:hyperlink>
+      <w:r>
+        <w:rPr>
+          <w:lang w:val="es_ES" w:bidi="es_ES"/>
+        </w:rPr>
+        <w:t>1CO 15:44</w:t>
+      </w:r>
+      <w:r>
+        <w:rPr>
+          <w:lang w:val="es_ES" w:bidi="es_ES"/>
+        </w:rPr>
+        <w:t xml:space="preserve"> · </w:t>
+      </w:r>
+      <w:r>
+        <w:rPr>
+          <w:lang w:val="es_ES" w:bidi="es_ES"/>
+        </w:rPr>
+        <w:t>1CO 15:44</w:t>
+      </w:r>
+      <w:r>
+        <w:rPr>
+          <w:lang w:val="es_ES" w:bidi="es_ES"/>
+        </w:rPr>
+        <w:t xml:space="preserve"> · </w:t>
+      </w:r>
+      <w:r>
+        <w:rPr>
+          <w:lang w:val="es_ES" w:bidi="es_ES"/>
+        </w:rPr>
+        <w:t>1CO 15:46</w:t>
+      </w:r>
     </w:p>
     <w:p>
       <w:pPr/>
@@ -11776,7 +10402,7 @@
         </w:rPr>
         <w:t xml:space="preserve">[c] 'natural, humano', </w:t>
       </w:r>
-      <w:hyperlink r:id="rId206">
+      <w:hyperlink r:id="rId29">
         <w:r>
           <w:rPr>
             <w:lang w:val="es_ES" w:bidi="es_ES"/>
@@ -11806,25 +10432,19 @@
         </w:rPr>
         <w:t xml:space="preserve">Para otra interpretación de ψυχικός en </w:t>
       </w:r>
-      <w:hyperlink r:id="rId207">
-        <w:r>
-          <w:rPr>
-            <w:lang w:val="es_ES" w:bidi="es_ES"/>
-          </w:rPr>
-          <w:rPr>
-            <w:color w:val="0000EE"/>
-            <w:u w:val="single"/>
-          </w:rPr>
-          <w:t>1CO 2:14</w:t>
-        </w:r>
-      </w:hyperlink>
+      <w:r>
+        <w:rPr>
+          <w:lang w:val="es_ES" w:bidi="es_ES"/>
+        </w:rPr>
+        <w:t>1CO 2:14</w:t>
+      </w:r>
       <w:r>
         <w:rPr>
           <w:lang w:val="es_ES" w:bidi="es_ES"/>
         </w:rPr>
         <w:t xml:space="preserve">, ver </w:t>
       </w:r>
-      <w:hyperlink r:id="rId208">
+      <w:hyperlink r:id="rId30">
         <w:r>
           <w:rPr>
             <w:lang w:val="es_ES" w:bidi="es_ES"/>
@@ -11850,18 +10470,12 @@
           <w:lang w:val="es_ES" w:bidi="es_ES"/>
         </w:rPr>
       </w:r>
-      <w:hyperlink r:id="rId207">
-        <w:r>
-          <w:rPr>
-            <w:lang w:val="es_ES" w:bidi="es_ES"/>
-          </w:rPr>
-          <w:rPr>
-            <w:color w:val="0000EE"/>
-            <w:u w:val="single"/>
-          </w:rPr>
-          <w:t>1CO 2:14</w:t>
-        </w:r>
-      </w:hyperlink>
+      <w:r>
+        <w:rPr>
+          <w:lang w:val="es_ES" w:bidi="es_ES"/>
+        </w:rPr>
+        <w:t>1CO 2:14</w:t>
+      </w:r>
     </w:p>
     <w:p>
       <w:pPr/>
@@ -11962,7 +10576,7 @@
         </w:rPr>
         <w:t xml:space="preserve">[a] 'el ser interno', </w:t>
       </w:r>
-      <w:hyperlink r:id="rId170">
+      <w:hyperlink r:id="rId28">
         <w:r>
           <w:rPr>
             <w:lang w:val="es_ES" w:bidi="es_ES"/>
@@ -11992,25 +10606,19 @@
         </w:rPr>
         <w:t xml:space="preserve">En algunos idiomas el equivalente de 'no espiritual' es simplemente 'alguien que no está guiado por el Espíritu de Dios' o 'alguien que no vive de acuerdo al Espíritu de Dios'. Para otra interpretación de ψυχικός en </w:t>
       </w:r>
-      <w:hyperlink r:id="rId207">
-        <w:r>
-          <w:rPr>
-            <w:lang w:val="es_ES" w:bidi="es_ES"/>
-          </w:rPr>
-          <w:rPr>
-            <w:color w:val="0000EE"/>
-            <w:u w:val="single"/>
-          </w:rPr>
-          <w:t>1CO 2:14</w:t>
-        </w:r>
-      </w:hyperlink>
+      <w:r>
+        <w:rPr>
+          <w:lang w:val="es_ES" w:bidi="es_ES"/>
+        </w:rPr>
+        <w:t>1CO 2:14</w:t>
+      </w:r>
       <w:r>
         <w:rPr>
           <w:lang w:val="es_ES" w:bidi="es_ES"/>
         </w:rPr>
         <w:t xml:space="preserve">, ver </w:t>
       </w:r>
-      <w:hyperlink r:id="rId209">
+      <w:hyperlink r:id="rId31">
         <w:r>
           <w:rPr>
             <w:lang w:val="es_ES" w:bidi="es_ES"/>
@@ -12036,54 +10644,36 @@
           <w:lang w:val="es_ES" w:bidi="es_ES"/>
         </w:rPr>
       </w:r>
-      <w:hyperlink r:id="rId207">
-        <w:r>
-          <w:rPr>
-            <w:lang w:val="es_ES" w:bidi="es_ES"/>
-          </w:rPr>
-          <w:rPr>
-            <w:color w:val="0000EE"/>
-            <w:u w:val="single"/>
-          </w:rPr>
-          <w:t>1CO 2:14</w:t>
-        </w:r>
-      </w:hyperlink>
-      <w:r>
-        <w:rPr>
-          <w:lang w:val="es_ES" w:bidi="es_ES"/>
-        </w:rPr>
-        <w:t xml:space="preserve"> · </w:t>
-      </w:r>
-      <w:hyperlink r:id="rId210">
-        <w:r>
-          <w:rPr>
-            <w:lang w:val="es_ES" w:bidi="es_ES"/>
-          </w:rPr>
-          <w:rPr>
-            <w:color w:val="0000EE"/>
-            <w:u w:val="single"/>
-          </w:rPr>
-          <w:t>JAS 3:15</w:t>
-        </w:r>
-      </w:hyperlink>
-      <w:r>
-        <w:rPr>
-          <w:lang w:val="es_ES" w:bidi="es_ES"/>
-        </w:rPr>
-        <w:t xml:space="preserve"> · </w:t>
-      </w:r>
-      <w:hyperlink r:id="rId211">
-        <w:r>
-          <w:rPr>
-            <w:lang w:val="es_ES" w:bidi="es_ES"/>
-          </w:rPr>
-          <w:rPr>
-            <w:color w:val="0000EE"/>
-            <w:u w:val="single"/>
-          </w:rPr>
-          <w:t>JUD 1:19</w:t>
-        </w:r>
-      </w:hyperlink>
+      <w:r>
+        <w:rPr>
+          <w:lang w:val="es_ES" w:bidi="es_ES"/>
+        </w:rPr>
+        <w:t>1CO 2:14</w:t>
+      </w:r>
+      <w:r>
+        <w:rPr>
+          <w:lang w:val="es_ES" w:bidi="es_ES"/>
+        </w:rPr>
+        <w:t xml:space="preserve"> · </w:t>
+      </w:r>
+      <w:r>
+        <w:rPr>
+          <w:lang w:val="es_ES" w:bidi="es_ES"/>
+        </w:rPr>
+        <w:t>JAS 3:15</w:t>
+      </w:r>
+      <w:r>
+        <w:rPr>
+          <w:lang w:val="es_ES" w:bidi="es_ES"/>
+        </w:rPr>
+        <w:t xml:space="preserve"> · </w:t>
+      </w:r>
+      <w:r>
+        <w:rPr>
+          <w:lang w:val="es_ES" w:bidi="es_ES"/>
+        </w:rPr>
+        <w:t>JUD 1:19</w:t>
+      </w:r>
       <w:r>
         <w:rPr>
           <w:lang w:val="es_ES" w:bidi="es_ES"/>
@@ -12277,54 +10867,36 @@
           <w:lang w:val="es_ES" w:bidi="es_ES"/>
         </w:rPr>
       </w:r>
-      <w:hyperlink r:id="rId212">
-        <w:r>
-          <w:rPr>
-            <w:lang w:val="es_ES" w:bidi="es_ES"/>
-          </w:rPr>
-          <w:rPr>
-            <w:color w:val="0000EE"/>
-            <w:u w:val="single"/>
-          </w:rPr>
-          <w:t>JHN 18:18</w:t>
-        </w:r>
-      </w:hyperlink>
-      <w:r>
-        <w:rPr>
-          <w:lang w:val="es_ES" w:bidi="es_ES"/>
-        </w:rPr>
-        <w:t xml:space="preserve"> · </w:t>
-      </w:r>
-      <w:hyperlink r:id="rId213">
-        <w:r>
-          <w:rPr>
-            <w:lang w:val="es_ES" w:bidi="es_ES"/>
-          </w:rPr>
-          <w:rPr>
-            <w:color w:val="0000EE"/>
-            <w:u w:val="single"/>
-          </w:rPr>
-          <w:t>ACT 28:2</w:t>
-        </w:r>
-      </w:hyperlink>
-      <w:r>
-        <w:rPr>
-          <w:lang w:val="es_ES" w:bidi="es_ES"/>
-        </w:rPr>
-        <w:t xml:space="preserve"> · </w:t>
-      </w:r>
-      <w:hyperlink r:id="rId214">
-        <w:r>
-          <w:rPr>
-            <w:lang w:val="es_ES" w:bidi="es_ES"/>
-          </w:rPr>
-          <w:rPr>
-            <w:color w:val="0000EE"/>
-            <w:u w:val="single"/>
-          </w:rPr>
-          <w:t>2CO 11:27</w:t>
-        </w:r>
-      </w:hyperlink>
+      <w:r>
+        <w:rPr>
+          <w:lang w:val="es_ES" w:bidi="es_ES"/>
+        </w:rPr>
+        <w:t>JHN 18:18</w:t>
+      </w:r>
+      <w:r>
+        <w:rPr>
+          <w:lang w:val="es_ES" w:bidi="es_ES"/>
+        </w:rPr>
+        <w:t xml:space="preserve"> · </w:t>
+      </w:r>
+      <w:r>
+        <w:rPr>
+          <w:lang w:val="es_ES" w:bidi="es_ES"/>
+        </w:rPr>
+        <w:t>ACT 28:2</w:t>
+      </w:r>
+      <w:r>
+        <w:rPr>
+          <w:lang w:val="es_ES" w:bidi="es_ES"/>
+        </w:rPr>
+        <w:t xml:space="preserve"> · </w:t>
+      </w:r>
+      <w:r>
+        <w:rPr>
+          <w:lang w:val="es_ES" w:bidi="es_ES"/>
+        </w:rPr>
+        <w:t>2CO 11:27</w:t>
+      </w:r>
       <w:r>
         <w:rPr>
           <w:lang w:val="es_ES" w:bidi="es_ES"/>
@@ -12518,72 +11090,48 @@
           <w:lang w:val="es_ES" w:bidi="es_ES"/>
         </w:rPr>
       </w:r>
-      <w:hyperlink r:id="rId215">
-        <w:r>
-          <w:rPr>
-            <w:lang w:val="es_ES" w:bidi="es_ES"/>
-          </w:rPr>
-          <w:rPr>
-            <w:color w:val="0000EE"/>
-            <w:u w:val="single"/>
-          </w:rPr>
-          <w:t>MAT 10:42</w:t>
-        </w:r>
-      </w:hyperlink>
-      <w:r>
-        <w:rPr>
-          <w:lang w:val="es_ES" w:bidi="es_ES"/>
-        </w:rPr>
-        <w:t xml:space="preserve"> · </w:t>
-      </w:r>
-      <w:hyperlink r:id="rId216">
-        <w:r>
-          <w:rPr>
-            <w:lang w:val="es_ES" w:bidi="es_ES"/>
-          </w:rPr>
-          <w:rPr>
-            <w:color w:val="0000EE"/>
-            <w:u w:val="single"/>
-          </w:rPr>
-          <w:t>REV 3:15</w:t>
-        </w:r>
-      </w:hyperlink>
-      <w:r>
-        <w:rPr>
-          <w:lang w:val="es_ES" w:bidi="es_ES"/>
-        </w:rPr>
-        <w:t xml:space="preserve"> · </w:t>
-      </w:r>
-      <w:hyperlink r:id="rId216">
-        <w:r>
-          <w:rPr>
-            <w:lang w:val="es_ES" w:bidi="es_ES"/>
-          </w:rPr>
-          <w:rPr>
-            <w:color w:val="0000EE"/>
-            <w:u w:val="single"/>
-          </w:rPr>
-          <w:t>REV 3:15</w:t>
-        </w:r>
-      </w:hyperlink>
-      <w:r>
-        <w:rPr>
-          <w:lang w:val="es_ES" w:bidi="es_ES"/>
-        </w:rPr>
-        <w:t xml:space="preserve"> · </w:t>
-      </w:r>
-      <w:hyperlink r:id="rId217">
-        <w:r>
-          <w:rPr>
-            <w:lang w:val="es_ES" w:bidi="es_ES"/>
-          </w:rPr>
-          <w:rPr>
-            <w:color w:val="0000EE"/>
-            <w:u w:val="single"/>
-          </w:rPr>
-          <w:t>REV 3:16</w:t>
-        </w:r>
-      </w:hyperlink>
+      <w:r>
+        <w:rPr>
+          <w:lang w:val="es_ES" w:bidi="es_ES"/>
+        </w:rPr>
+        <w:t>MAT 10:42</w:t>
+      </w:r>
+      <w:r>
+        <w:rPr>
+          <w:lang w:val="es_ES" w:bidi="es_ES"/>
+        </w:rPr>
+        <w:t xml:space="preserve"> · </w:t>
+      </w:r>
+      <w:r>
+        <w:rPr>
+          <w:lang w:val="es_ES" w:bidi="es_ES"/>
+        </w:rPr>
+        <w:t>REV 3:15</w:t>
+      </w:r>
+      <w:r>
+        <w:rPr>
+          <w:lang w:val="es_ES" w:bidi="es_ES"/>
+        </w:rPr>
+        <w:t xml:space="preserve"> · </w:t>
+      </w:r>
+      <w:r>
+        <w:rPr>
+          <w:lang w:val="es_ES" w:bidi="es_ES"/>
+        </w:rPr>
+        <w:t>REV 3:15</w:t>
+      </w:r>
+      <w:r>
+        <w:rPr>
+          <w:lang w:val="es_ES" w:bidi="es_ES"/>
+        </w:rPr>
+        <w:t xml:space="preserve"> · </w:t>
+      </w:r>
+      <w:r>
+        <w:rPr>
+          <w:lang w:val="es_ES" w:bidi="es_ES"/>
+        </w:rPr>
+        <w:t>REV 3:16</w:t>
+      </w:r>
       <w:r>
         <w:rPr>
           <w:lang w:val="es_ES" w:bidi="es_ES"/>
@@ -12951,18 +11499,12 @@
           <w:lang w:val="es_ES" w:bidi="es_ES"/>
         </w:rPr>
       </w:r>
-      <w:hyperlink r:id="rId218">
-        <w:r>
-          <w:rPr>
-            <w:lang w:val="es_ES" w:bidi="es_ES"/>
-          </w:rPr>
-          <w:rPr>
-            <w:color w:val="0000EE"/>
-            <w:u w:val="single"/>
-          </w:rPr>
-          <w:t>MAT 24:12</w:t>
-        </w:r>
-      </w:hyperlink>
+      <w:r>
+        <w:rPr>
+          <w:lang w:val="es_ES" w:bidi="es_ES"/>
+        </w:rPr>
+        <w:t>MAT 24:12</w:t>
+      </w:r>
       <w:r>
         <w:rPr>
           <w:lang w:val="es_ES" w:bidi="es_ES"/>
@@ -13156,18 +11698,12 @@
           <w:lang w:val="es_ES" w:bidi="es_ES"/>
         </w:rPr>
       </w:r>
-      <w:hyperlink r:id="rId219">
-        <w:r>
-          <w:rPr>
-            <w:lang w:val="es_ES" w:bidi="es_ES"/>
-          </w:rPr>
-          <w:rPr>
-            <w:color w:val="0000EE"/>
-            <w:u w:val="single"/>
-          </w:rPr>
-          <w:t>ROM 12:20</w:t>
-        </w:r>
-      </w:hyperlink>
+      <w:r>
+        <w:rPr>
+          <w:lang w:val="es_ES" w:bidi="es_ES"/>
+        </w:rPr>
+        <w:t>ROM 12:20</w:t>
+      </w:r>
     </w:p>
     <w:p>
       <w:pPr/>
@@ -13256,7 +11792,7 @@
         </w:rPr>
         <w:t xml:space="preserve">[a] 'alimentar, dar de comer', </w:t>
       </w:r>
-      <w:hyperlink r:id="rId220">
+      <w:hyperlink r:id="rId32">
         <w:r>
           <w:rPr>
             <w:lang w:val="es_ES" w:bidi="es_ES"/>
@@ -13282,18 +11818,12 @@
           <w:lang w:val="es_ES" w:bidi="es_ES"/>
         </w:rPr>
       </w:r>
-      <w:hyperlink r:id="rId221">
-        <w:r>
-          <w:rPr>
-            <w:lang w:val="es_ES" w:bidi="es_ES"/>
-          </w:rPr>
-          <w:rPr>
-            <w:color w:val="0000EE"/>
-            <w:u w:val="single"/>
-          </w:rPr>
-          <w:t>1CO 13:3</w:t>
-        </w:r>
-      </w:hyperlink>
+      <w:r>
+        <w:rPr>
+          <w:lang w:val="es_ES" w:bidi="es_ES"/>
+        </w:rPr>
+        <w:t>1CO 13:3</w:t>
+      </w:r>
       <w:r>
         <w:rPr>
           <w:lang w:val="es_ES" w:bidi="es_ES"/>
@@ -13503,18 +12033,12 @@
         </w:rPr>
         <w:t xml:space="preserve">En </w:t>
       </w:r>
-      <w:hyperlink r:id="rId222">
-        <w:r>
-          <w:rPr>
-            <w:lang w:val="es_ES" w:bidi="es_ES"/>
-          </w:rPr>
-          <w:rPr>
-            <w:color w:val="0000EE"/>
-            <w:u w:val="single"/>
-          </w:rPr>
-          <w:t>JHN 13:26</w:t>
-        </w:r>
-      </w:hyperlink>
+      <w:r>
+        <w:rPr>
+          <w:lang w:val="es_ES" w:bidi="es_ES"/>
+        </w:rPr>
+        <w:t>JHN 13:26</w:t>
+      </w:r>
       <w:r>
         <w:rPr>
           <w:lang w:val="es_ES" w:bidi="es_ES"/>
@@ -13529,72 +12053,48 @@
           <w:lang w:val="es_ES" w:bidi="es_ES"/>
         </w:rPr>
       </w:r>
-      <w:hyperlink r:id="rId222">
-        <w:r>
-          <w:rPr>
-            <w:lang w:val="es_ES" w:bidi="es_ES"/>
-          </w:rPr>
-          <w:rPr>
-            <w:color w:val="0000EE"/>
-            <w:u w:val="single"/>
-          </w:rPr>
-          <w:t>JHN 13:26</w:t>
-        </w:r>
-      </w:hyperlink>
-      <w:r>
-        <w:rPr>
-          <w:lang w:val="es_ES" w:bidi="es_ES"/>
-        </w:rPr>
-        <w:t xml:space="preserve"> · </w:t>
-      </w:r>
-      <w:hyperlink r:id="rId222">
-        <w:r>
-          <w:rPr>
-            <w:lang w:val="es_ES" w:bidi="es_ES"/>
-          </w:rPr>
-          <w:rPr>
-            <w:color w:val="0000EE"/>
-            <w:u w:val="single"/>
-          </w:rPr>
-          <w:t>JHN 13:26</w:t>
-        </w:r>
-      </w:hyperlink>
-      <w:r>
-        <w:rPr>
-          <w:lang w:val="es_ES" w:bidi="es_ES"/>
-        </w:rPr>
-        <w:t xml:space="preserve"> · </w:t>
-      </w:r>
-      <w:hyperlink r:id="rId223">
-        <w:r>
-          <w:rPr>
-            <w:lang w:val="es_ES" w:bidi="es_ES"/>
-          </w:rPr>
-          <w:rPr>
-            <w:color w:val="0000EE"/>
-            <w:u w:val="single"/>
-          </w:rPr>
-          <w:t>JHN 13:27</w:t>
-        </w:r>
-      </w:hyperlink>
-      <w:r>
-        <w:rPr>
-          <w:lang w:val="es_ES" w:bidi="es_ES"/>
-        </w:rPr>
-        <w:t xml:space="preserve"> · </w:t>
-      </w:r>
-      <w:hyperlink r:id="rId224">
-        <w:r>
-          <w:rPr>
-            <w:lang w:val="es_ES" w:bidi="es_ES"/>
-          </w:rPr>
-          <w:rPr>
-            <w:color w:val="0000EE"/>
-            <w:u w:val="single"/>
-          </w:rPr>
-          <w:t>JHN 13:30</w:t>
-        </w:r>
-      </w:hyperlink>
+      <w:r>
+        <w:rPr>
+          <w:lang w:val="es_ES" w:bidi="es_ES"/>
+        </w:rPr>
+        <w:t>JHN 13:26</w:t>
+      </w:r>
+      <w:r>
+        <w:rPr>
+          <w:lang w:val="es_ES" w:bidi="es_ES"/>
+        </w:rPr>
+        <w:t xml:space="preserve"> · </w:t>
+      </w:r>
+      <w:r>
+        <w:rPr>
+          <w:lang w:val="es_ES" w:bidi="es_ES"/>
+        </w:rPr>
+        <w:t>JHN 13:26</w:t>
+      </w:r>
+      <w:r>
+        <w:rPr>
+          <w:lang w:val="es_ES" w:bidi="es_ES"/>
+        </w:rPr>
+        <w:t xml:space="preserve"> · </w:t>
+      </w:r>
+      <w:r>
+        <w:rPr>
+          <w:lang w:val="es_ES" w:bidi="es_ES"/>
+        </w:rPr>
+        <w:t>JHN 13:27</w:t>
+      </w:r>
+      <w:r>
+        <w:rPr>
+          <w:lang w:val="es_ES" w:bidi="es_ES"/>
+        </w:rPr>
+        <w:t xml:space="preserve"> · </w:t>
+      </w:r>
+      <w:r>
+        <w:rPr>
+          <w:lang w:val="es_ES" w:bidi="es_ES"/>
+        </w:rPr>
+        <w:t>JHN 13:30</w:t>
+      </w:r>
       <w:r>
         <w:rPr>
           <w:lang w:val="es_ES" w:bidi="es_ES"/>
@@ -13896,18 +12396,12 @@
           <w:lang w:val="es_ES" w:bidi="es_ES"/>
         </w:rPr>
       </w:r>
-      <w:hyperlink r:id="rId225">
-        <w:r>
-          <w:rPr>
-            <w:lang w:val="es_ES" w:bidi="es_ES"/>
-          </w:rPr>
-          <w:rPr>
-            <w:color w:val="0000EE"/>
-            <w:u w:val="single"/>
-          </w:rPr>
-          <w:t>LUK 6:1</w:t>
-        </w:r>
-      </w:hyperlink>
+      <w:r>
+        <w:rPr>
+          <w:lang w:val="es_ES" w:bidi="es_ES"/>
+        </w:rPr>
+        <w:t>LUK 6:1</w:t>
+      </w:r>
       <w:r>
         <w:rPr>
           <w:lang w:val="es_ES" w:bidi="es_ES"/>
